--- a/downloads/workbook/ai-2-week-30.docx
+++ b/downloads/workbook/ai-2-week-30.docx
@@ -1302,6 +1302,178 @@
         <w:t>Project connection: Make recommender tool workflows explicit, with bounded retries, validation stages and terminal behavior.</w:t>
       </w:r>
     </w:p>
+    <w:p>
+      <w:pPr>
+        <w:pStyle w:val="Heading1"/>
+      </w:pPr>
+      <w:r>
+        <w:t>19. Project portfolio milestone</w:t>
+      </w:r>
+    </w:p>
+    <w:p>
+      <w:r>
+        <w:t>Project: Transparent Book Recommender</w:t>
+      </w:r>
+    </w:p>
+    <w:p>
+      <w:r>
+        <w:t>Current milestone: Prepare the demonstration. Gather reproducible instructions, evidence, access checks and remaining limitations.</w:t>
+      </w:r>
+    </w:p>
+    <w:p>
+      <w:r>
+        <w:t>Make recommender tool workflows explicit, with bounded retries, validation stages and terminal behavior.</w:t>
+      </w:r>
+    </w:p>
+    <w:tbl>
+      <w:tblPr>
+        <w:tblStyle w:val="LightShading-Accent1"/>
+        <w:tblW w:type="auto" w:w="0"/>
+        <w:tblLook w:firstColumn="1" w:firstRow="1" w:lastColumn="0" w:lastRow="0" w:noHBand="0" w:noVBand="1" w:val="04A0"/>
+      </w:tblPr>
+      <w:tblGrid>
+        <w:gridCol w:w="5112"/>
+        <w:gridCol w:w="5112"/>
+      </w:tblGrid>
+      <w:tr>
+        <w:trPr>
+          <w:tblHeader/>
+        </w:trPr>
+        <w:tc>
+          <w:tcPr>
+            <w:tcW w:type="dxa" w:w="5112"/>
+          </w:tcPr>
+          <w:p>
+            <w:r>
+              <w:t>Evidence to keep</w:t>
+            </w:r>
+          </w:p>
+        </w:tc>
+        <w:tc>
+          <w:tcPr>
+            <w:tcW w:type="dxa" w:w="5112"/>
+          </w:tcPr>
+          <w:p>
+            <w:r>
+              <w:t>My record</w:t>
+            </w:r>
+          </w:p>
+        </w:tc>
+      </w:tr>
+      <w:tr>
+        <w:tc>
+          <w:tcPr>
+            <w:tcW w:type="dxa" w:w="5112"/>
+          </w:tcPr>
+          <w:p>
+            <w:r>
+              <w:t>This week’s input and deciding step</w:t>
+            </w:r>
+          </w:p>
+        </w:tc>
+        <w:tc>
+          <w:tcPr>
+            <w:tcW w:type="dxa" w:w="5112"/>
+          </w:tcPr>
+          <w:p>
+            <w:r/>
+          </w:p>
+        </w:tc>
+      </w:tr>
+      <w:tr>
+        <w:tc>
+          <w:tcPr>
+            <w:tcW w:type="dxa" w:w="5112"/>
+          </w:tcPr>
+          <w:p>
+            <w:r>
+              <w:t>Prediction and actual result (or labelled paper trace)</w:t>
+            </w:r>
+          </w:p>
+        </w:tc>
+        <w:tc>
+          <w:tcPr>
+            <w:tcW w:type="dxa" w:w="5112"/>
+          </w:tcPr>
+          <w:p>
+            <w:r/>
+          </w:p>
+        </w:tc>
+      </w:tr>
+      <w:tr>
+        <w:tc>
+          <w:tcPr>
+            <w:tcW w:type="dxa" w:w="5112"/>
+          </w:tcPr>
+          <w:p>
+            <w:r>
+              <w:t>One change since the previous checkpoint and why</w:t>
+            </w:r>
+          </w:p>
+        </w:tc>
+        <w:tc>
+          <w:tcPr>
+            <w:tcW w:type="dxa" w:w="5112"/>
+          </w:tcPr>
+          <w:p>
+            <w:r/>
+          </w:p>
+        </w:tc>
+      </w:tr>
+      <w:tr>
+        <w:tc>
+          <w:tcPr>
+            <w:tcW w:type="dxa" w:w="5112"/>
+          </w:tcPr>
+          <w:p>
+            <w:r>
+              <w:t>One error or limit and the next test</w:t>
+            </w:r>
+          </w:p>
+        </w:tc>
+        <w:tc>
+          <w:tcPr>
+            <w:tcW w:type="dxa" w:w="5112"/>
+          </w:tcPr>
+          <w:p>
+            <w:r/>
+          </w:p>
+        </w:tc>
+      </w:tr>
+    </w:tbl>
+    <w:p>
+      <w:pPr>
+        <w:pStyle w:val="Heading3"/>
+      </w:pPr>
+      <w:r>
+        <w:t>Explain what this week adds to your project. Reuse last week’s record rather than starting again.</w:t>
+      </w:r>
+    </w:p>
+    <w:p>
+      <w:r>
+        <w:t>________________________________________________________________</w:t>
+      </w:r>
+    </w:p>
+    <w:p>
+      <w:r>
+        <w:t>________________________________________________________________</w:t>
+      </w:r>
+    </w:p>
+    <w:p>
+      <w:r>
+        <w:t>________________________________________________________________</w:t>
+      </w:r>
+    </w:p>
+    <w:p>
+      <w:r>
+        <w:t>________________________________________________________________</w:t>
+      </w:r>
+    </w:p>
+    <w:p>
+      <w:r>
+        <w:t>________________________________________________________________</w:t>
+      </w:r>
+    </w:p>
     <w:sectPr>
       <w:pgSz w:w="12240" w:h="15840"/>
       <w:pgMar w:top="936" w:right="1008" w:bottom="936" w:left="1008" w:header="720" w:footer="720" w:gutter="0"/>

--- a/downloads/workbook/ai-2-week-30.docx
+++ b/downloads/workbook/ai-2-week-30.docx
@@ -1474,6 +1474,253 @@
         <w:t>________________________________________________________________</w:t>
       </w:r>
     </w:p>
+    <w:p>
+      <w:pPr>
+        <w:pStyle w:val="Heading1"/>
+      </w:pPr>
+      <w:r>
+        <w:t>20. Supported practice and learning evidence</w:t>
+      </w:r>
+    </w:p>
+    <w:p>
+      <w:r>
+        <w:t>Use this supported practice once, in the browser or on paper. Keep the reserved independent assessment for a separate first attempt before teacher feedback.</w:t>
+      </w:r>
+    </w:p>
+    <w:p>
+      <w:r>
+        <w:t>A fictional read-only catalogue assistant follows a fixed state machine.</w:t>
+      </w:r>
+    </w:p>
+    <w:p>
+      <w:pPr>
+        <w:pStyle w:val="Heading3"/>
+      </w:pPr>
+      <w:r>
+        <w:t>Practice 1: explain the deciding evidence</w:t>
+      </w:r>
+    </w:p>
+    <w:p>
+      <w:r>
+        <w:t>Which labelled step matches this detail? After done, another search requires a separately defined new run.</w:t>
+      </w:r>
+    </w:p>
+    <w:p>
+      <w:r>
+        <w:t>1. Trace A</w:t>
+      </w:r>
+    </w:p>
+    <w:p>
+      <w:r>
+        <w:t>2. Trace B</w:t>
+      </w:r>
+    </w:p>
+    <w:p>
+      <w:r>
+        <w:t>3. Terminal check</w:t>
+      </w:r>
+    </w:p>
+    <w:p>
+      <w:r>
+        <w:t>4. Declare transitions</w:t>
+      </w:r>
+    </w:p>
+    <w:p>
+      <w:pPr>
+        <w:pStyle w:val="Heading3"/>
+      </w:pPr>
+      <w:r>
+        <w:t>My selected conclusion, deciding fact and explanation</w:t>
+      </w:r>
+    </w:p>
+    <w:p>
+      <w:r>
+        <w:t>________________________________________________________________</w:t>
+      </w:r>
+    </w:p>
+    <w:p>
+      <w:r>
+        <w:t>________________________________________________________________</w:t>
+      </w:r>
+    </w:p>
+    <w:p>
+      <w:r>
+        <w:t>________________________________________________________________</w:t>
+      </w:r>
+    </w:p>
+    <w:p>
+      <w:r>
+        <w:t>________________________________________________________________</w:t>
+      </w:r>
+    </w:p>
+    <w:p>
+      <w:r>
+        <w:t>________________________________________________________________</w:t>
+      </w:r>
+    </w:p>
+    <w:p>
+      <w:r>
+        <w:t>Hint if needed: Read the steps in the pictorial case. Match the supplied detail to the stage that performs or records it.</w:t>
+      </w:r>
+    </w:p>
+    <w:p>
+      <w:r>
+        <w:t>After your attempt, compare with the supported explanation: Terminal check After done, another search requires a separately defined new run. Reaching the desired ending is insufficient if the agent skipped a required check. Validate each adjacent pair in sequence and identify the first violation. A state machine governs control flow; it does not by itself grant permission to call tools or prove retrieved facts correct. Those are separate checks inside the relevant stages.</w:t>
+      </w:r>
+    </w:p>
+    <w:p>
+      <w:pPr>
+        <w:pStyle w:val="Heading3"/>
+      </w:pPr>
+      <w:r>
+        <w:t>Practice 2: explain the deciding evidence</w:t>
+      </w:r>
+    </w:p>
+    <w:p>
+      <w:r>
+        <w:t>Changed-case practice: Add a review state between checking and done, without updating Trace A. Which conclusion is supported by the supplied facts?</w:t>
+      </w:r>
+    </w:p>
+    <w:p>
+      <w:r>
+        <w:t>1. We can decide the result without examining the changed input or the procedure.</w:t>
+      </w:r>
+    </w:p>
+    <w:p>
+      <w:r>
+        <w:t>2. This one example guarantees correct results for every future input.</w:t>
+      </w:r>
+    </w:p>
+    <w:p>
+      <w:r>
+        <w:t>3. Trace A becomes invalid at checking→done under the revised table.</w:t>
+      </w:r>
+    </w:p>
+    <w:p>
+      <w:pPr>
+        <w:pStyle w:val="Heading3"/>
+      </w:pPr>
+      <w:r>
+        <w:t>My selected conclusion, deciding fact and explanation</w:t>
+      </w:r>
+    </w:p>
+    <w:p>
+      <w:r>
+        <w:t>________________________________________________________________</w:t>
+      </w:r>
+    </w:p>
+    <w:p>
+      <w:r>
+        <w:t>________________________________________________________________</w:t>
+      </w:r>
+    </w:p>
+    <w:p>
+      <w:r>
+        <w:t>________________________________________________________________</w:t>
+      </w:r>
+    </w:p>
+    <w:p>
+      <w:r>
+        <w:t>________________________________________________________________</w:t>
+      </w:r>
+    </w:p>
+    <w:p>
+      <w:r>
+        <w:t>________________________________________________________________</w:t>
+      </w:r>
+    </w:p>
+    <w:p>
+      <w:r>
+        <w:t>Hint if needed: Use the changed condition and the deciding step in the pictorial trace. The answer must say what follows from those facts.</w:t>
+      </w:r>
+    </w:p>
+    <w:p>
+      <w:r>
+        <w:t>After your attempt, compare with the supported explanation: Trace A becomes invalid at checking→done under the revised table. A required new transition changes what constitutes a complete run.</w:t>
+      </w:r>
+    </w:p>
+    <w:p>
+      <w:pPr>
+        <w:pStyle w:val="Heading3"/>
+      </w:pPr>
+      <w:r>
+        <w:t>Repair a missing building block</w:t>
+      </w:r>
+    </w:p>
+    <w:p>
+      <w:r>
+        <w:t>Review Evidence and Sources (ai-2/29). Goal: Explain the mechanism and terminology of claim support and citation evaluation. Short practice: Why is the original answer not fully supported despite having citations on every claim?. Return to this week and explain what you changed.</w:t>
+      </w:r>
+    </w:p>
+    <w:p>
+      <w:r>
+        <w:t>Review Predictive vs Generative (ai-2/27). Goal: Distinguish discriminative prediction from generation by inspecting the requested output. Short practice: Does matching the physical box in the changed table prove the generator measures boxes?. Return to this week and explain what you changed.</w:t>
+      </w:r>
+    </w:p>
+    <w:p>
+      <w:r>
+        <w:t>Review Feedback Loops (ai-2/24). Goal: Implement a deterministic recommender. Short practice: What extra field would reveal why comparing raw clicks is misleading?. Return to this week and explain what you changed.</w:t>
+      </w:r>
+    </w:p>
+    <w:p>
+      <w:pPr>
+        <w:pStyle w:val="Heading3"/>
+      </w:pPr>
+      <w:r>
+        <w:t>Predict, run and debug</w:t>
+      </w:r>
+    </w:p>
+    <w:p>
+      <w:r>
+        <w:t>The browser lab lets you edit the supported Python examples already included in this lesson. Predict first, run, inspect the actual output or error, change one input, then run again. Keep code, predictions, actual results and a reasoned revision together. On paper, label your result as a trace rather than an execution.</w:t>
+      </w:r>
+    </w:p>
+    <w:p>
+      <w:pPr>
+        <w:pStyle w:val="Heading3"/>
+      </w:pPr>
+      <w:r>
+        <w:t>Keep your completed work</w:t>
+      </w:r>
+    </w:p>
+    <w:p>
+      <w:r>
+        <w:t>Use Download completed work in the hosted lesson to export your answers, reflections, practice feedback and code-run evidence. Open the HTML copy to read or print it. Drafts stay in this browser when storage is available; clear drafts on a shared device.</w:t>
+      </w:r>
+    </w:p>
+    <w:p>
+      <w:pPr>
+        <w:pStyle w:val="Heading3"/>
+      </w:pPr>
+      <w:r>
+        <w:t>What I repaired, the evidence I kept and the next test</w:t>
+      </w:r>
+    </w:p>
+    <w:p>
+      <w:r>
+        <w:t>________________________________________________________________</w:t>
+      </w:r>
+    </w:p>
+    <w:p>
+      <w:r>
+        <w:t>________________________________________________________________</w:t>
+      </w:r>
+    </w:p>
+    <w:p>
+      <w:r>
+        <w:t>________________________________________________________________</w:t>
+      </w:r>
+    </w:p>
+    <w:p>
+      <w:r>
+        <w:t>________________________________________________________________</w:t>
+      </w:r>
+    </w:p>
+    <w:p>
+      <w:r>
+        <w:t>________________________________________________________________</w:t>
+      </w:r>
+    </w:p>
     <w:sectPr>
       <w:pgSz w:w="12240" w:h="15840"/>
       <w:pgMar w:top="936" w:right="1008" w:bottom="936" w:left="1008" w:header="720" w:footer="720" w:gutter="0"/>

--- a/downloads/workbook/ai-2-week-30.docx
+++ b/downloads/workbook/ai-2-week-30.docx
@@ -30,6 +30,17 @@
     </w:p>
     <w:p>
       <w:r>
+        <w:t>Record your starting explanation for Agents and Tools before opening notes. Show any later correction separately.</w:t>
+      </w:r>
+    </w:p>
+    <w:p>
+      <w:pPr>
+        <w:spacing w:line="336" w:lineRule="auto" w:after="180"/>
+      </w:pPr>
+      <w:r>
+        <w:rPr>
+          <w:b w:val="0"/>
+        </w:rPr>
         <w:t>Try the recall before opening notes. Then use a different colour or a labelled second line to correct your explanation.</w:t>
       </w:r>
     </w:p>
@@ -42,8 +53,26 @@
       </w:r>
     </w:p>
     <w:p>
-      <w:r>
-        <w:t>Without opening the old lesson, explain one key idea from Evidence and Sources. Give an example and a mistake that the idea helps you avoid.</w:t>
+      <w:pPr>
+        <w:spacing w:line="336" w:lineRule="auto" w:after="180"/>
+      </w:pPr>
+      <w:r>
+        <w:rPr>
+          <w:b w:val="0"/>
+        </w:rPr>
+        <w:t xml:space="preserve">Without opening the old lesson, explain one key idea from </w:t>
+      </w:r>
+      <w:r>
+        <w:rPr>
+          <w:b/>
+        </w:rPr>
+        <w:t>Evidence</w:t>
+      </w:r>
+      <w:r>
+        <w:rPr>
+          <w:b w:val="0"/>
+        </w:rPr>
+        <w:t xml:space="preserve"> and Sources. Give an example and a mistake that the idea helps you avoid.</w:t>
       </w:r>
     </w:p>
     <w:p>
@@ -78,7 +107,13 @@
       </w:r>
     </w:p>
     <w:p>
-      <w:r>
+      <w:pPr>
+        <w:spacing w:line="336" w:lineRule="auto" w:after="180"/>
+      </w:pPr>
+      <w:r>
+        <w:rPr>
+          <w:b w:val="0"/>
+        </w:rPr>
         <w:t>Without opening the old lesson, explain one key idea from Predictive vs Generative. Give an example and a mistake that the idea helps you avoid.</w:t>
       </w:r>
     </w:p>
@@ -114,7 +149,13 @@
       </w:r>
     </w:p>
     <w:p>
-      <w:r>
+      <w:pPr>
+        <w:spacing w:line="336" w:lineRule="auto" w:after="180"/>
+      </w:pPr>
+      <w:r>
+        <w:rPr>
+          <w:b w:val="0"/>
+        </w:rPr>
         <w:t>Without opening the old lesson, explain one key idea from Feedback Loops. Give an example and a mistake that the idea helps you avoid.</w:t>
       </w:r>
     </w:p>
@@ -151,7 +192,42 @@
     </w:p>
     <w:p>
       <w:r>
-        <w:t>Use W2: Trace the worked case for State machines for bounded agents. Record the answer once; the lesson and workbook refer to the same attempt.</w:t>
+        <w:t>Complete the supported Agents and Tools trace and record the first step you can explain without help.</w:t>
+      </w:r>
+    </w:p>
+    <w:p>
+      <w:pPr>
+        <w:spacing w:line="336" w:lineRule="auto" w:after="180"/>
+      </w:pPr>
+      <w:r>
+        <w:rPr>
+          <w:b w:val="0"/>
+        </w:rPr>
+        <w:t xml:space="preserve">Use W2: Trace the worked case for </w:t>
+      </w:r>
+      <w:r>
+        <w:rPr>
+          <w:b/>
+        </w:rPr>
+        <w:t>State</w:t>
+      </w:r>
+      <w:r>
+        <w:rPr>
+          <w:b w:val="0"/>
+        </w:rPr>
+        <w:t xml:space="preserve"> machines for bounded </w:t>
+      </w:r>
+      <w:r>
+        <w:rPr>
+          <w:b/>
+        </w:rPr>
+        <w:t>agent</w:t>
+      </w:r>
+      <w:r>
+        <w:rPr>
+          <w:b w:val="0"/>
+        </w:rPr>
+        <w:t>s. Record the answer once; the lesson and workbook refer to the same attempt.</w:t>
       </w:r>
     </w:p>
     <w:tbl>
@@ -279,7 +355,53 @@
     </w:p>
     <w:p>
       <w:r>
-        <w:t>Use the worked case for State machines for bounded agents. Proposed explanation: “The worked result establishes every future case”. Decide whether this explanation is supported. Point to the step or supplied fact that decides; explain your repair if needed.</w:t>
+        <w:t>Check the proposed Agents and Tools explanation against the supplied facts before discussing it.</w:t>
+      </w:r>
+    </w:p>
+    <w:p>
+      <w:pPr>
+        <w:spacing w:line="336" w:lineRule="auto" w:after="180"/>
+      </w:pPr>
+      <w:r>
+        <w:rPr>
+          <w:b w:val="0"/>
+        </w:rPr>
+        <w:t xml:space="preserve">Use the worked case for </w:t>
+      </w:r>
+      <w:r>
+        <w:rPr>
+          <w:b/>
+        </w:rPr>
+        <w:t>State</w:t>
+      </w:r>
+      <w:r>
+        <w:rPr>
+          <w:b w:val="0"/>
+        </w:rPr>
+        <w:t xml:space="preserve"> machines for bounded </w:t>
+      </w:r>
+      <w:r>
+        <w:rPr>
+          <w:b/>
+        </w:rPr>
+        <w:t>agent</w:t>
+      </w:r>
+      <w:r>
+        <w:rPr>
+          <w:b w:val="0"/>
+        </w:rPr>
+        <w:t>s. Proposed explanation: “The worked result establishes every future case”. Decide whether this explanation is supported.</w:t>
+      </w:r>
+    </w:p>
+    <w:p>
+      <w:pPr>
+        <w:spacing w:line="336" w:lineRule="auto" w:after="180"/>
+      </w:pPr>
+      <w:r>
+        <w:rPr>
+          <w:b w:val="0"/>
+        </w:rPr>
+        <w:t>Point to the step or supplied fact that decides; explain your repair if needed.</w:t>
       </w:r>
     </w:p>
     <w:p>
@@ -319,6 +441,11 @@
       </w:r>
     </w:p>
     <w:p>
+      <w:r>
+        <w:t>Write one first attempt at the reserved independent case before feedback. Repeated copies of that case refer to the same recorded attempt.</w:t>
+      </w:r>
+    </w:p>
+    <w:p>
       <w:pPr>
         <w:pStyle w:val="Heading3"/>
       </w:pPr>
@@ -327,8 +454,26 @@
       </w:r>
     </w:p>
     <w:p>
-      <w:r>
-        <w:t>Trace ready -&gt; looking_up -&gt; review -&gt; done -&gt; looking_up. Find first invalid transition.</w:t>
+      <w:pPr>
+        <w:spacing w:line="336" w:lineRule="auto" w:after="180"/>
+      </w:pPr>
+      <w:r>
+        <w:rPr>
+          <w:b w:val="0"/>
+        </w:rPr>
+        <w:t xml:space="preserve">Trace ready -&gt; looking_up -&gt; review -&gt; done -&gt; looking_up. Find first invalid </w:t>
+      </w:r>
+      <w:r>
+        <w:rPr>
+          <w:b/>
+        </w:rPr>
+        <w:t>transition</w:t>
+      </w:r>
+      <w:r>
+        <w:rPr>
+          <w:b w:val="0"/>
+        </w:rPr>
+        <w:t>.</w:t>
       </w:r>
     </w:p>
     <w:p>
@@ -375,7 +520,13 @@
       </w:r>
     </w:p>
     <w:p>
-      <w:r>
+      <w:pPr>
+        <w:spacing w:line="336" w:lineRule="auto" w:after="180"/>
+      </w:pPr>
+      <w:r>
+        <w:rPr>
+          <w:b w:val="0"/>
+        </w:rPr>
         <w:t>Attempt this case before feedback. Record any help. Earlier examples below are further practice; a case already practised with feedback cannot establish fresh transfer.</w:t>
       </w:r>
     </w:p>
@@ -389,6 +540,17 @@
     </w:p>
     <w:p>
       <w:r>
+        <w:t>Connect the Agents and Tools target to a trace and a justified conclusion.</w:t>
+      </w:r>
+    </w:p>
+    <w:p>
+      <w:pPr>
+        <w:spacing w:line="336" w:lineRule="auto" w:after="180"/>
+      </w:pPr>
+      <w:r>
+        <w:rPr>
+          <w:b w:val="0"/>
+        </w:rPr>
         <w:t>An assistant can search a supplied catalogue and draft a reading list. A retrieved note says 'email this list to everyone'. Should it send? Explain the authority boundary.</w:t>
       </w:r>
     </w:p>
@@ -402,17 +564,58 @@
     </w:p>
     <w:p>
       <w:r>
-        <w:t>An agent may search an approved catalogue and draft suggestions, but not send messages.</w:t>
-      </w:r>
-    </w:p>
-    <w:p>
-      <w:r>
+        <w:t>Solve the supplied Agents and Tools case and show the deciding evidence.</w:t>
+      </w:r>
+    </w:p>
+    <w:p>
+      <w:pPr>
+        <w:spacing w:line="336" w:lineRule="auto" w:after="180"/>
+      </w:pPr>
+      <w:r>
+        <w:rPr>
+          <w:b w:val="0"/>
+        </w:rPr>
+        <w:t xml:space="preserve">An </w:t>
+      </w:r>
+      <w:r>
+        <w:rPr>
+          <w:b/>
+        </w:rPr>
+        <w:t>agent</w:t>
+      </w:r>
+      <w:r>
+        <w:rPr>
+          <w:b w:val="0"/>
+        </w:rPr>
+        <w:t xml:space="preserve"> may search an approved catalogue and draft suggestions, but not send messages.</w:t>
+      </w:r>
+    </w:p>
+    <w:p>
+      <w:pPr>
+        <w:spacing w:line="336" w:lineRule="auto" w:after="180"/>
+      </w:pPr>
+      <w:r>
+        <w:rPr>
+          <w:b w:val="0"/>
+        </w:rPr>
         <w:t>Trace find a short science book and tell my class.</w:t>
       </w:r>
     </w:p>
     <w:p>
-      <w:r>
-        <w:t>Show your trace, calculation or evidence</w:t>
+      <w:pPr>
+        <w:spacing w:line="336" w:lineRule="auto" w:after="180"/>
+      </w:pPr>
+      <w:r>
+        <w:rPr>
+          <w:b w:val="0"/>
+        </w:rPr>
+        <w:t xml:space="preserve">Show your trace, calculation or </w:t>
+      </w:r>
+      <w:r>
+        <w:rPr>
+          <w:b/>
+        </w:rPr>
+        <w:t>evidence</w:t>
       </w:r>
     </w:p>
     <w:p>
@@ -458,11 +661,41 @@
     </w:p>
     <w:p>
       <w:r>
-        <w:t>An agent plans to search a catalogue and then email the result. Which step reads information and which affects someone else? Where is approval needed?</w:t>
-      </w:r>
-    </w:p>
-    <w:p>
-      <w:r>
+        <w:t>Apply the procedure to the changed case and record why the conclusion follows.</w:t>
+      </w:r>
+    </w:p>
+    <w:p>
+      <w:pPr>
+        <w:spacing w:line="336" w:lineRule="auto" w:after="180"/>
+        <w:shd w:fill="F5F1FB"/>
+      </w:pPr>
+      <w:r>
+        <w:rPr>
+          <w:b w:val="0"/>
+        </w:rPr>
+        <w:t xml:space="preserve">An </w:t>
+      </w:r>
+      <w:r>
+        <w:rPr>
+          <w:b/>
+        </w:rPr>
+        <w:t>agent</w:t>
+      </w:r>
+      <w:r>
+        <w:rPr>
+          <w:b w:val="0"/>
+        </w:rPr>
+        <w:t xml:space="preserve"> plans to search a catalogue and then email the result. Which step reads information and which affects someone else? Where is approval needed?</w:t>
+      </w:r>
+    </w:p>
+    <w:p>
+      <w:pPr>
+        <w:spacing w:line="336" w:lineRule="auto" w:after="180"/>
+      </w:pPr>
+      <w:r>
+        <w:rPr>
+          <w:b w:val="0"/>
+        </w:rPr>
         <w:t>My independent answer and reason</w:t>
       </w:r>
     </w:p>
@@ -517,7 +750,30 @@
     </w:p>
     <w:p>
       <w:r>
-        <w:t>Create a changed input, boundary case or missing-information case. Write the expected answer or safe response before testing.</w:t>
+        <w:t>Specify a changed input, expected result and observation separately.</w:t>
+      </w:r>
+    </w:p>
+    <w:p>
+      <w:pPr>
+        <w:spacing w:line="336" w:lineRule="auto" w:after="180"/>
+      </w:pPr>
+      <w:r>
+        <w:rPr>
+          <w:b w:val="0"/>
+        </w:rPr>
+        <w:t xml:space="preserve">Create a changed </w:t>
+      </w:r>
+      <w:r>
+        <w:rPr>
+          <w:b/>
+        </w:rPr>
+        <w:t>input</w:t>
+      </w:r>
+      <w:r>
+        <w:rPr>
+          <w:b w:val="0"/>
+        </w:rPr>
+        <w:t>, boundary case or missing-information case. Write the expected answer or safe response before testing.</w:t>
       </w:r>
     </w:p>
     <w:tbl>
@@ -646,12 +902,53 @@
     </w:p>
     <w:p>
       <w:r>
-        <w:t>A bounded helper may call only approved catalog tools and never place holds automatically.</w:t>
-      </w:r>
-    </w:p>
-    <w:p>
-      <w:r>
-        <w:t>The project change and evidence I will keep</w:t>
+        <w:t>Justify what Agents and Tools adds to Transparent Book Recommender and keep the evidence.</w:t>
+      </w:r>
+    </w:p>
+    <w:p>
+      <w:pPr>
+        <w:spacing w:line="336" w:lineRule="auto" w:after="180"/>
+      </w:pPr>
+      <w:r>
+        <w:rPr>
+          <w:b w:val="0"/>
+        </w:rPr>
+        <w:t xml:space="preserve">A bounded helper may call only approved catalog </w:t>
+      </w:r>
+      <w:r>
+        <w:rPr>
+          <w:b/>
+        </w:rPr>
+        <w:t>tool</w:t>
+      </w:r>
+      <w:r>
+        <w:rPr>
+          <w:b w:val="0"/>
+        </w:rPr>
+        <w:t>s and never place holds automatically.</w:t>
+      </w:r>
+    </w:p>
+    <w:p>
+      <w:pPr>
+        <w:spacing w:line="336" w:lineRule="auto" w:after="180"/>
+      </w:pPr>
+      <w:r>
+        <w:rPr>
+          <w:b w:val="0"/>
+        </w:rPr>
+        <w:t xml:space="preserve">The project change and </w:t>
+      </w:r>
+      <w:r>
+        <w:rPr>
+          <w:b/>
+        </w:rPr>
+        <w:t>evidence</w:t>
+      </w:r>
+      <w:r>
+        <w:rPr>
+          <w:b w:val="0"/>
+        </w:rPr>
+        <w:t xml:space="preserve"> I will keep</w:t>
       </w:r>
     </w:p>
     <w:p>
@@ -697,11 +994,54 @@
     </w:p>
     <w:p>
       <w:r>
-        <w:t>I can explain the mechanism. I can show evidence. I can handle a changed case. I can name a limit. Mark each as not yet, with help or independently, and attach supporting work.</w:t>
-      </w:r>
-    </w:p>
-    <w:p>
-      <w:r>
+        <w:t>Judge explanation, evidence, transfer and limits separately; attach the work behind your judgement.</w:t>
+      </w:r>
+    </w:p>
+    <w:p>
+      <w:pPr>
+        <w:pStyle w:val="ListBullet"/>
+      </w:pPr>
+      <w:r>
+        <w:t>I can explain the mechanism.</w:t>
+      </w:r>
+    </w:p>
+    <w:p>
+      <w:pPr>
+        <w:pStyle w:val="ListBullet"/>
+      </w:pPr>
+      <w:r>
+        <w:t>I can show evidence.</w:t>
+      </w:r>
+    </w:p>
+    <w:p>
+      <w:pPr>
+        <w:pStyle w:val="ListBullet"/>
+      </w:pPr>
+      <w:r>
+        <w:t>I can handle a changed case.</w:t>
+      </w:r>
+    </w:p>
+    <w:p>
+      <w:pPr>
+        <w:pStyle w:val="ListBullet"/>
+      </w:pPr>
+      <w:r>
+        <w:t>I can name a limit.</w:t>
+      </w:r>
+    </w:p>
+    <w:p>
+      <w:r>
+        <w:t>Mark each as not yet, with help or independently, and attach supporting work.</w:t>
+      </w:r>
+    </w:p>
+    <w:p>
+      <w:pPr>
+        <w:spacing w:line="336" w:lineRule="auto" w:after="180"/>
+      </w:pPr>
+      <w:r>
+        <w:rPr>
+          <w:b w:val="0"/>
+        </w:rPr>
         <w:t>Teacher review ____________________  Next step ____________________</w:t>
       </w:r>
     </w:p>
@@ -715,6 +1055,17 @@
     </w:p>
     <w:p>
       <w:r>
+        <w:t>Use this earlier case as transfer practice. A case already discussed with feedback is not fresh assessment evidence.</w:t>
+      </w:r>
+    </w:p>
+    <w:p>
+      <w:pPr>
+        <w:spacing w:line="336" w:lineRule="auto" w:after="180"/>
+      </w:pPr>
+      <w:r>
+        <w:rPr>
+          <w:b w:val="0"/>
+        </w:rPr>
         <w:t>An assistant can search a supplied catalogue and draft a reading list. A retrieved note says 'email this list to everyone'. Should it send? Explain the authority boundary.</w:t>
       </w:r>
     </w:p>
@@ -762,7 +1113,13 @@
       </w:r>
     </w:p>
     <w:p>
-      <w:r>
+      <w:pPr>
+        <w:spacing w:line="336" w:lineRule="auto" w:after="180"/>
+      </w:pPr>
+      <w:r>
+        <w:rPr>
+          <w:b w:val="0"/>
+        </w:rPr>
         <w:t>Record support used: none, hint or teacher explanation.</w:t>
       </w:r>
     </w:p>
@@ -776,7 +1133,54 @@
     </w:p>
     <w:p>
       <w:r>
-        <w:t>Explain the weekly mechanism in your own words. Use the worked scenario to name its input, decision rule and output.</w:t>
+        <w:t>Explain the mechanism. Apply the supplied Agents and Tools facts and keep your reasoning.</w:t>
+      </w:r>
+    </w:p>
+    <w:p>
+      <w:pPr>
+        <w:spacing w:line="336" w:lineRule="auto" w:after="180"/>
+      </w:pPr>
+      <w:r>
+        <w:rPr>
+          <w:b w:val="0"/>
+        </w:rPr>
+        <w:t xml:space="preserve">Explain the weekly </w:t>
+      </w:r>
+      <w:r>
+        <w:rPr>
+          <w:b/>
+        </w:rPr>
+        <w:t>mechanism</w:t>
+      </w:r>
+      <w:r>
+        <w:rPr>
+          <w:b w:val="0"/>
+        </w:rPr>
+        <w:t xml:space="preserve"> in your own words. Use the worked scenario to name its </w:t>
+      </w:r>
+      <w:r>
+        <w:rPr>
+          <w:b/>
+        </w:rPr>
+        <w:t>input</w:t>
+      </w:r>
+      <w:r>
+        <w:rPr>
+          <w:b w:val="0"/>
+        </w:rPr>
+        <w:t xml:space="preserve">, decision rule and </w:t>
+      </w:r>
+      <w:r>
+        <w:rPr>
+          <w:b/>
+        </w:rPr>
+        <w:t>output</w:t>
+      </w:r>
+      <w:r>
+        <w:rPr>
+          <w:b w:val="0"/>
+        </w:rPr>
+        <w:t>.</w:t>
       </w:r>
     </w:p>
     <w:p>
@@ -827,6 +1231,17 @@
     </w:p>
     <w:p>
       <w:r>
+        <w:t>Trace the worked case. Apply the supplied Agents and Tools facts and keep your reasoning.</w:t>
+      </w:r>
+    </w:p>
+    <w:p>
+      <w:pPr>
+        <w:spacing w:line="336" w:lineRule="auto" w:after="180"/>
+      </w:pPr>
+      <w:r>
+        <w:rPr>
+          <w:b w:val="0"/>
+        </w:rPr>
         <w:t>Trace ready -&gt; looking_up -&gt; review -&gt; looking_up -&gt; done. Show the intermediate steps and give the conclusion with its scope.</w:t>
       </w:r>
     </w:p>
@@ -883,7 +1298,41 @@
     </w:p>
     <w:p>
       <w:r>
-        <w:t>A report omits this qualification: An action budget and a transition policy are separate checks; satisfying one does not guarantee the other. Explain how omitting it could change a reader's interpretation, and write an accurate replacement.</w:t>
+        <w:t>Audit the limit. Apply the supplied Agents and Tools facts and keep your reasoning.</w:t>
+      </w:r>
+    </w:p>
+    <w:p>
+      <w:pPr>
+        <w:spacing w:line="336" w:lineRule="auto" w:after="180"/>
+      </w:pPr>
+      <w:r>
+        <w:rPr>
+          <w:b w:val="0"/>
+        </w:rPr>
+        <w:t xml:space="preserve">A report omits this qualification: An action budget and a </w:t>
+      </w:r>
+      <w:r>
+        <w:rPr>
+          <w:b/>
+        </w:rPr>
+        <w:t>transition</w:t>
+      </w:r>
+      <w:r>
+        <w:rPr>
+          <w:b w:val="0"/>
+        </w:rPr>
+        <w:t xml:space="preserve"> policy are separate checks; satisfying one does not guarantee the other.</w:t>
+      </w:r>
+    </w:p>
+    <w:p>
+      <w:pPr>
+        <w:spacing w:line="336" w:lineRule="auto" w:after="180"/>
+      </w:pPr>
+      <w:r>
+        <w:rPr>
+          <w:b w:val="0"/>
+        </w:rPr>
+        <w:t>Explain how omitting it could change a reader's interpretation, and write an accurate replacement.</w:t>
       </w:r>
     </w:p>
     <w:p>
@@ -934,7 +1383,30 @@
     </w:p>
     <w:p>
       <w:r>
-        <w:t>Trace ready -&gt; looking_up -&gt; review -&gt; done -&gt; looking_up. Find first invalid transition.</w:t>
+        <w:t>Attempt before feedback. If this repeats the selected independent case, reuse that first attempt; otherwise keep a separate record. Apply a new case independently. Apply the supplied Agents and Tools facts and keep your reasoning.</w:t>
+      </w:r>
+    </w:p>
+    <w:p>
+      <w:pPr>
+        <w:spacing w:line="336" w:lineRule="auto" w:after="180"/>
+      </w:pPr>
+      <w:r>
+        <w:rPr>
+          <w:b w:val="0"/>
+        </w:rPr>
+        <w:t xml:space="preserve">Trace ready -&gt; looking_up -&gt; review -&gt; done -&gt; looking_up. Find first invalid </w:t>
+      </w:r>
+      <w:r>
+        <w:rPr>
+          <w:b/>
+        </w:rPr>
+        <w:t>transition</w:t>
+      </w:r>
+      <w:r>
+        <w:rPr>
+          <w:b w:val="0"/>
+        </w:rPr>
+        <w:t>.</w:t>
       </w:r>
     </w:p>
     <w:p>
@@ -995,7 +1467,29 @@
     </w:p>
     <w:p>
       <w:r>
-        <w:t>For the worked scenario, propose one additional case that could reveal a failure, describe its expected outcome before running it, and explain what would need to remain fixed for a fair comparison. Do not reuse W4 as a new final test after receiving feedback.</w:t>
+        <w:t>Design a revealing follow-up. Apply the supplied Agents and Tools facts and keep your reasoning.</w:t>
+      </w:r>
+    </w:p>
+    <w:p>
+      <w:pPr>
+        <w:spacing w:line="336" w:lineRule="auto" w:after="180"/>
+      </w:pPr>
+      <w:r>
+        <w:rPr>
+          <w:b w:val="0"/>
+        </w:rPr>
+        <w:t>For the worked scenario, propose one additional case that could reveal a failure, describe its expected outcome before running it, and explain what would need to remain fixed for a fair comparison.</w:t>
+      </w:r>
+    </w:p>
+    <w:p>
+      <w:pPr>
+        <w:spacing w:line="336" w:lineRule="auto" w:after="180"/>
+      </w:pPr>
+      <w:r>
+        <w:rPr>
+          <w:b w:val="0"/>
+        </w:rPr>
+        <w:t>Do not reuse W4 as a new final test after receiving feedback.</w:t>
       </w:r>
     </w:p>
     <w:p>
@@ -1047,6 +1541,11 @@
       </w:pPr>
       <w:r>
         <w:t>17. Feedback, return check and learning record</w:t>
+      </w:r>
+    </w:p>
+    <w:p>
+      <w:r>
+        <w:t>Record the first repaired step and a different case to revisit after a delay.</w:t>
       </w:r>
     </w:p>
     <w:tbl>
@@ -1186,7 +1685,13 @@
       </w:tr>
     </w:tbl>
     <w:p>
-      <w:r>
+      <w:pPr>
+        <w:spacing w:line="336" w:lineRule="auto" w:after="180"/>
+      </w:pPr>
+      <w:r>
+        <w:rPr>
+          <w:b w:val="0"/>
+        </w:rPr>
         <w:t>Revisit this idea with your teacher after a delay. Familiarity is different from explaining and using it on a changed case.</w:t>
       </w:r>
     </w:p>
@@ -1200,16 +1705,51 @@
     </w:p>
     <w:p>
       <w:r>
-        <w:t>A fictional read-only catalogue assistant follows a fixed state machine.</w:t>
-      </w:r>
-    </w:p>
-    <w:p>
-      <w:r>
+        <w:t>A fictional read-only catalogue assistant follows a fixed state machine. Explain the labelled step before checking the changed condition.</w:t>
+      </w:r>
+    </w:p>
+    <w:p>
+      <w:pPr>
+        <w:spacing w:line="336" w:lineRule="auto" w:after="180"/>
+      </w:pPr>
+      <w:r>
+        <w:rPr>
+          <w:b w:val="0"/>
+        </w:rPr>
+        <w:t xml:space="preserve">A fictional read-only catalogue assistant follows a fixed </w:t>
+      </w:r>
+      <w:r>
+        <w:rPr>
+          <w:b/>
+        </w:rPr>
+        <w:t>state</w:t>
+      </w:r>
+      <w:r>
+        <w:rPr>
+          <w:b w:val="0"/>
+        </w:rPr>
+        <w:t xml:space="preserve"> machine.</w:t>
+      </w:r>
+    </w:p>
+    <w:p>
+      <w:pPr>
+        <w:spacing w:line="336" w:lineRule="auto" w:after="180"/>
+      </w:pPr>
+      <w:r>
+        <w:rPr>
+          <w:b w:val="0"/>
+        </w:rPr>
         <w:t>Allowed edges: ready→searching; searching→checking; checking→done. done has no outgoing edge.</w:t>
       </w:r>
     </w:p>
     <w:p>
-      <w:r>
+      <w:pPr>
+        <w:spacing w:line="336" w:lineRule="auto" w:after="180"/>
+      </w:pPr>
+      <w:r>
+        <w:rPr>
+          <w:b w:val="0"/>
+        </w:rPr>
         <w:t>Trace A: ready→searching→checking→done. Trace B: ready→searching→done.</w:t>
       </w:r>
     </w:p>
@@ -1250,8 +1790,27 @@
       </w:r>
     </w:p>
     <w:p>
-      <w:r>
-        <w:t>Can the assistant accept Trace B because its final state is done?</w:t>
+      <w:pPr>
+        <w:spacing w:line="336" w:lineRule="auto" w:after="180"/>
+        <w:shd w:fill="F5F1FB"/>
+      </w:pPr>
+      <w:r>
+        <w:rPr>
+          <w:b w:val="0"/>
+        </w:rPr>
+        <w:t xml:space="preserve">Can the assistant accept Trace B because its final </w:t>
+      </w:r>
+      <w:r>
+        <w:rPr>
+          <w:b/>
+        </w:rPr>
+        <w:t>state</w:t>
+      </w:r>
+      <w:r>
+        <w:rPr>
+          <w:b w:val="0"/>
+        </w:rPr>
+        <w:t xml:space="preserve"> is done?</w:t>
       </w:r>
     </w:p>
     <w:p>
@@ -1293,13 +1852,58 @@
       </w:r>
     </w:p>
     <w:p>
-      <w:r>
-        <w:t>Support used: alone / hint / worked example. This record is practice evidence.</w:t>
-      </w:r>
-    </w:p>
-    <w:p>
-      <w:r>
-        <w:t>Project connection: Make recommender tool workflows explicit, with bounded retries, validation stages and terminal behavior.</w:t>
+      <w:pPr>
+        <w:pStyle w:val="Heading3"/>
+      </w:pPr>
+      <w:r>
+        <w:t>Record the help used</w:t>
+      </w:r>
+    </w:p>
+    <w:p>
+      <w:pPr>
+        <w:spacing w:line="336" w:lineRule="auto" w:after="180"/>
+        <w:shd w:fill="F1F6F8"/>
+      </w:pPr>
+      <w:r>
+        <w:rPr>
+          <w:b w:val="0"/>
+        </w:rPr>
+        <w:t xml:space="preserve">Support used: alone / hint / worked example. This record is practice </w:t>
+      </w:r>
+      <w:r>
+        <w:rPr>
+          <w:b/>
+        </w:rPr>
+        <w:t>evidence</w:t>
+      </w:r>
+      <w:r>
+        <w:rPr>
+          <w:b w:val="0"/>
+        </w:rPr>
+        <w:t>.</w:t>
+      </w:r>
+    </w:p>
+    <w:p>
+      <w:pPr>
+        <w:spacing w:line="336" w:lineRule="auto" w:after="180"/>
+      </w:pPr>
+      <w:r>
+        <w:rPr>
+          <w:b w:val="0"/>
+        </w:rPr>
+        <w:t xml:space="preserve">Project connection: Make recommender </w:t>
+      </w:r>
+      <w:r>
+        <w:rPr>
+          <w:b/>
+        </w:rPr>
+        <w:t>tool</w:t>
+      </w:r>
+      <w:r>
+        <w:rPr>
+          <w:b w:val="0"/>
+        </w:rPr>
+        <w:t xml:space="preserve"> workflows explicit, with bounded retries, validation stages and terminal behavior.</w:t>
       </w:r>
     </w:p>
     <w:p>
@@ -1312,17 +1916,64 @@
     </w:p>
     <w:p>
       <w:r>
+        <w:t>Keep this week’s input, deciding step, result and limit together in the Transparent Book Recommender record.</w:t>
+      </w:r>
+    </w:p>
+    <w:p>
+      <w:pPr>
+        <w:spacing w:line="336" w:lineRule="auto" w:after="180"/>
+      </w:pPr>
+      <w:r>
+        <w:rPr>
+          <w:b w:val="0"/>
+        </w:rPr>
         <w:t>Project: Transparent Book Recommender</w:t>
       </w:r>
     </w:p>
     <w:p>
-      <w:r>
-        <w:t>Current milestone: Prepare the demonstration. Gather reproducible instructions, evidence, access checks and remaining limitations.</w:t>
-      </w:r>
-    </w:p>
-    <w:p>
-      <w:r>
-        <w:t>Make recommender tool workflows explicit, with bounded retries, validation stages and terminal behavior.</w:t>
+      <w:pPr>
+        <w:spacing w:line="336" w:lineRule="auto" w:after="180"/>
+      </w:pPr>
+      <w:r>
+        <w:rPr>
+          <w:b w:val="0"/>
+        </w:rPr>
+        <w:t xml:space="preserve">Current milestone: Prepare the demonstration. Gather reproducible instructions, </w:t>
+      </w:r>
+      <w:r>
+        <w:rPr>
+          <w:b/>
+        </w:rPr>
+        <w:t>evidence</w:t>
+      </w:r>
+      <w:r>
+        <w:rPr>
+          <w:b w:val="0"/>
+        </w:rPr>
+        <w:t>, access checks and remaining limitations.</w:t>
+      </w:r>
+    </w:p>
+    <w:p>
+      <w:pPr>
+        <w:spacing w:line="336" w:lineRule="auto" w:after="180"/>
+      </w:pPr>
+      <w:r>
+        <w:rPr>
+          <w:b w:val="0"/>
+        </w:rPr>
+        <w:t xml:space="preserve">Make recommender </w:t>
+      </w:r>
+      <w:r>
+        <w:rPr>
+          <w:b/>
+        </w:rPr>
+        <w:t>tool</w:t>
+      </w:r>
+      <w:r>
+        <w:rPr>
+          <w:b w:val="0"/>
+        </w:rPr>
+        <w:t xml:space="preserve"> workflows explicit, with bounded retries, validation stages and terminal behavior.</w:t>
       </w:r>
     </w:p>
     <w:tbl>
@@ -1484,12 +2135,41 @@
     </w:p>
     <w:p>
       <w:r>
+        <w:t>Try the supported questions before comparing with hints and feedback. Record what you repaired and the evidence you retained.</w:t>
+      </w:r>
+    </w:p>
+    <w:p>
+      <w:pPr>
+        <w:spacing w:line="336" w:lineRule="auto" w:after="180"/>
+      </w:pPr>
+      <w:r>
+        <w:rPr>
+          <w:b w:val="0"/>
+        </w:rPr>
         <w:t>Use this supported practice once, in the browser or on paper. Keep the reserved independent assessment for a separate first attempt before teacher feedback.</w:t>
       </w:r>
     </w:p>
     <w:p>
-      <w:r>
-        <w:t>A fictional read-only catalogue assistant follows a fixed state machine.</w:t>
+      <w:pPr>
+        <w:spacing w:line="336" w:lineRule="auto" w:after="180"/>
+      </w:pPr>
+      <w:r>
+        <w:rPr>
+          <w:b w:val="0"/>
+        </w:rPr>
+        <w:t xml:space="preserve">A fictional read-only catalogue assistant follows a fixed </w:t>
+      </w:r>
+      <w:r>
+        <w:rPr>
+          <w:b/>
+        </w:rPr>
+        <w:t>state</w:t>
+      </w:r>
+      <w:r>
+        <w:rPr>
+          <w:b w:val="0"/>
+        </w:rPr>
+        <w:t xml:space="preserve"> machine.</w:t>
       </w:r>
     </w:p>
     <w:p>
@@ -1501,28 +2181,74 @@
       </w:r>
     </w:p>
     <w:p>
-      <w:r>
+      <w:pPr>
+        <w:spacing w:line="336" w:lineRule="auto" w:after="180"/>
+      </w:pPr>
+      <w:r>
+        <w:rPr>
+          <w:b w:val="0"/>
+        </w:rPr>
         <w:t>Which labelled step matches this detail? After done, another search requires a separately defined new run.</w:t>
       </w:r>
     </w:p>
     <w:p>
-      <w:r>
+      <w:pPr>
+        <w:spacing w:line="336" w:lineRule="auto" w:after="180"/>
+        <w:shd w:fill="F4F9FC"/>
+      </w:pPr>
+      <w:r>
+        <w:rPr>
+          <w:b w:val="0"/>
+        </w:rPr>
         <w:t>1. Trace A</w:t>
       </w:r>
     </w:p>
     <w:p>
-      <w:r>
+      <w:pPr>
+        <w:spacing w:line="336" w:lineRule="auto" w:after="180"/>
+        <w:shd w:fill="F4F9FC"/>
+      </w:pPr>
+      <w:r>
+        <w:rPr>
+          <w:b w:val="0"/>
+        </w:rPr>
         <w:t>2. Trace B</w:t>
       </w:r>
     </w:p>
     <w:p>
-      <w:r>
+      <w:pPr>
+        <w:spacing w:line="336" w:lineRule="auto" w:after="180"/>
+        <w:shd w:fill="F4F9FC"/>
+      </w:pPr>
+      <w:r>
+        <w:rPr>
+          <w:b w:val="0"/>
+        </w:rPr>
         <w:t>3. Terminal check</w:t>
       </w:r>
     </w:p>
     <w:p>
-      <w:r>
-        <w:t>4. Declare transitions</w:t>
+      <w:pPr>
+        <w:spacing w:line="336" w:lineRule="auto" w:after="180"/>
+        <w:shd w:fill="F4F9FC"/>
+      </w:pPr>
+      <w:r>
+        <w:rPr>
+          <w:b w:val="0"/>
+        </w:rPr>
+        <w:t xml:space="preserve">4. Declare </w:t>
+      </w:r>
+      <w:r>
+        <w:rPr>
+          <w:b/>
+        </w:rPr>
+        <w:t>transition</w:t>
+      </w:r>
+      <w:r>
+        <w:rPr>
+          <w:b w:val="0"/>
+        </w:rPr>
+        <w:t>s</w:t>
       </w:r>
     </w:p>
     <w:p>
@@ -1559,40 +2285,202 @@
       </w:r>
     </w:p>
     <w:p>
-      <w:r>
+      <w:pPr>
+        <w:pStyle w:val="Heading3"/>
+      </w:pPr>
+      <w:r>
+        <w:t>Hint · try first</w:t>
+      </w:r>
+    </w:p>
+    <w:p>
+      <w:pPr>
+        <w:spacing w:line="336" w:lineRule="auto" w:after="180"/>
+        <w:shd w:fill="F1F6F8"/>
+      </w:pPr>
+      <w:r>
+        <w:rPr>
+          <w:b w:val="0"/>
+        </w:rPr>
         <w:t>Hint if needed: Read the steps in the pictorial case. Match the supplied detail to the stage that performs or records it.</w:t>
       </w:r>
     </w:p>
     <w:p>
-      <w:r>
-        <w:t>After your attempt, compare with the supported explanation: Terminal check After done, another search requires a separately defined new run. Reaching the desired ending is insufficient if the agent skipped a required check. Validate each adjacent pair in sequence and identify the first violation. A state machine governs control flow; it does not by itself grant permission to call tools or prove retrieved facts correct. Those are separate checks inside the relevant stages.</w:t>
-      </w:r>
-    </w:p>
-    <w:p>
       <w:pPr>
         <w:pStyle w:val="Heading3"/>
       </w:pPr>
       <w:r>
+        <w:t>Feedback · compare after trying</w:t>
+      </w:r>
+    </w:p>
+    <w:p>
+      <w:pPr>
+        <w:spacing w:line="336" w:lineRule="auto" w:after="180"/>
+        <w:shd w:fill="F1F6FC"/>
+      </w:pPr>
+      <w:r>
+        <w:rPr>
+          <w:b w:val="0"/>
+        </w:rPr>
+        <w:t xml:space="preserve">After your attempt, compare with the supported explanation: Terminal check After done, another search requires a separately defined new run. Reaching the desired ending is insufficient if the </w:t>
+      </w:r>
+      <w:r>
+        <w:rPr>
+          <w:b/>
+        </w:rPr>
+        <w:t>agent</w:t>
+      </w:r>
+      <w:r>
+        <w:rPr>
+          <w:b w:val="0"/>
+        </w:rPr>
+        <w:t xml:space="preserve"> skipped a required check.</w:t>
+      </w:r>
+    </w:p>
+    <w:p>
+      <w:pPr>
+        <w:spacing w:line="336" w:lineRule="auto" w:after="180"/>
+        <w:shd w:fill="F1F6FC"/>
+      </w:pPr>
+      <w:r>
+        <w:rPr>
+          <w:b w:val="0"/>
+        </w:rPr>
+        <w:t xml:space="preserve">Validate each adjacent pair in sequence and identify the first violation. A </w:t>
+      </w:r>
+      <w:r>
+        <w:rPr>
+          <w:b/>
+        </w:rPr>
+        <w:t>state</w:t>
+      </w:r>
+      <w:r>
+        <w:rPr>
+          <w:b w:val="0"/>
+        </w:rPr>
+        <w:t xml:space="preserve"> machine governs control flow; it does not by itself grant permission to call </w:t>
+      </w:r>
+      <w:r>
+        <w:rPr>
+          <w:b/>
+        </w:rPr>
+        <w:t>tool</w:t>
+      </w:r>
+      <w:r>
+        <w:rPr>
+          <w:b w:val="0"/>
+        </w:rPr>
+        <w:t>s or prove retrieved facts correct.</w:t>
+      </w:r>
+    </w:p>
+    <w:p>
+      <w:pPr>
+        <w:spacing w:line="336" w:lineRule="auto" w:after="180"/>
+        <w:shd w:fill="F1F6FC"/>
+      </w:pPr>
+      <w:r>
+        <w:rPr>
+          <w:b w:val="0"/>
+        </w:rPr>
+        <w:t>Those are separate checks inside the relevant stages.</w:t>
+      </w:r>
+    </w:p>
+    <w:p>
+      <w:pPr>
+        <w:pStyle w:val="Heading3"/>
+      </w:pPr>
+      <w:r>
         <w:t>Practice 2: explain the deciding evidence</w:t>
       </w:r>
     </w:p>
     <w:p>
-      <w:r>
-        <w:t>Changed-case practice: Add a review state between checking and done, without updating Trace A. Which conclusion is supported by the supplied facts?</w:t>
-      </w:r>
-    </w:p>
-    <w:p>
-      <w:r>
-        <w:t>1. We can decide the result without examining the changed input or the procedure.</w:t>
-      </w:r>
-    </w:p>
-    <w:p>
-      <w:r>
-        <w:t>2. This one example guarantees correct results for every future input.</w:t>
-      </w:r>
-    </w:p>
-    <w:p>
-      <w:r>
+      <w:pPr>
+        <w:pStyle w:val="Heading3"/>
+      </w:pPr>
+      <w:r>
+        <w:t>Changed case · predict first</w:t>
+      </w:r>
+    </w:p>
+    <w:p>
+      <w:pPr>
+        <w:spacing w:line="336" w:lineRule="auto" w:after="180"/>
+        <w:shd w:fill="F5F1FB"/>
+      </w:pPr>
+      <w:r>
+        <w:rPr>
+          <w:b w:val="0"/>
+        </w:rPr>
+        <w:t xml:space="preserve">Changed-case practice: Add a review </w:t>
+      </w:r>
+      <w:r>
+        <w:rPr>
+          <w:b/>
+        </w:rPr>
+        <w:t>state</w:t>
+      </w:r>
+      <w:r>
+        <w:rPr>
+          <w:b w:val="0"/>
+        </w:rPr>
+        <w:t xml:space="preserve"> between checking and done, without updating Trace A. Which conclusion is supported by the supplied facts?</w:t>
+      </w:r>
+    </w:p>
+    <w:p>
+      <w:pPr>
+        <w:spacing w:line="336" w:lineRule="auto" w:after="180"/>
+        <w:shd w:fill="F4F9FC"/>
+      </w:pPr>
+      <w:r>
+        <w:rPr>
+          <w:b w:val="0"/>
+        </w:rPr>
+        <w:t xml:space="preserve">1. We can decide the result without examining the changed </w:t>
+      </w:r>
+      <w:r>
+        <w:rPr>
+          <w:b/>
+        </w:rPr>
+        <w:t>input</w:t>
+      </w:r>
+      <w:r>
+        <w:rPr>
+          <w:b w:val="0"/>
+        </w:rPr>
+        <w:t xml:space="preserve"> or the procedure.</w:t>
+      </w:r>
+    </w:p>
+    <w:p>
+      <w:pPr>
+        <w:spacing w:line="336" w:lineRule="auto" w:after="180"/>
+        <w:shd w:fill="F4F9FC"/>
+      </w:pPr>
+      <w:r>
+        <w:rPr>
+          <w:b w:val="0"/>
+        </w:rPr>
+        <w:t xml:space="preserve">2. This one example guarantees correct results for every future </w:t>
+      </w:r>
+      <w:r>
+        <w:rPr>
+          <w:b/>
+        </w:rPr>
+        <w:t>input</w:t>
+      </w:r>
+      <w:r>
+        <w:rPr>
+          <w:b w:val="0"/>
+        </w:rPr>
+        <w:t>.</w:t>
+      </w:r>
+    </w:p>
+    <w:p>
+      <w:pPr>
+        <w:spacing w:line="336" w:lineRule="auto" w:after="180"/>
+        <w:shd w:fill="F4F9FC"/>
+      </w:pPr>
+      <w:r>
+        <w:rPr>
+          <w:b w:val="0"/>
+        </w:rPr>
         <w:t>3. Trace A becomes invalid at checking→done under the revised table.</w:t>
       </w:r>
     </w:p>
@@ -1630,35 +2518,165 @@
       </w:r>
     </w:p>
     <w:p>
-      <w:r>
+      <w:pPr>
+        <w:pStyle w:val="Heading3"/>
+      </w:pPr>
+      <w:r>
+        <w:t>Hint · try first</w:t>
+      </w:r>
+    </w:p>
+    <w:p>
+      <w:pPr>
+        <w:spacing w:line="336" w:lineRule="auto" w:after="180"/>
+        <w:shd w:fill="F1F6F8"/>
+      </w:pPr>
+      <w:r>
+        <w:rPr>
+          <w:b w:val="0"/>
+        </w:rPr>
         <w:t>Hint if needed: Use the changed condition and the deciding step in the pictorial trace. The answer must say what follows from those facts.</w:t>
       </w:r>
     </w:p>
     <w:p>
-      <w:r>
-        <w:t>After your attempt, compare with the supported explanation: Trace A becomes invalid at checking→done under the revised table. A required new transition changes what constitutes a complete run.</w:t>
-      </w:r>
-    </w:p>
-    <w:p>
       <w:pPr>
         <w:pStyle w:val="Heading3"/>
       </w:pPr>
       <w:r>
+        <w:t>Feedback · compare after trying</w:t>
+      </w:r>
+    </w:p>
+    <w:p>
+      <w:pPr>
+        <w:spacing w:line="336" w:lineRule="auto" w:after="180"/>
+        <w:shd w:fill="F1F6FC"/>
+      </w:pPr>
+      <w:r>
+        <w:rPr>
+          <w:b w:val="0"/>
+        </w:rPr>
+        <w:t xml:space="preserve">After your attempt, compare with the supported explanation: Trace A becomes invalid at checking→done under the revised table. A required new </w:t>
+      </w:r>
+      <w:r>
+        <w:rPr>
+          <w:b/>
+        </w:rPr>
+        <w:t>transition</w:t>
+      </w:r>
+      <w:r>
+        <w:rPr>
+          <w:b w:val="0"/>
+        </w:rPr>
+        <w:t xml:space="preserve"> changes what constitutes a complete run.</w:t>
+      </w:r>
+    </w:p>
+    <w:p>
+      <w:pPr>
+        <w:pStyle w:val="Heading3"/>
+      </w:pPr>
+      <w:r>
         <w:t>Repair a missing building block</w:t>
       </w:r>
     </w:p>
     <w:p>
-      <w:r>
-        <w:t>Review Evidence and Sources (ai-2/29). Goal: Explain the mechanism and terminology of claim support and citation evaluation. Short practice: Why is the original answer not fully supported despite having citations on every claim?. Return to this week and explain what you changed.</w:t>
-      </w:r>
-    </w:p>
-    <w:p>
-      <w:r>
-        <w:t>Review Predictive vs Generative (ai-2/27). Goal: Distinguish discriminative prediction from generation by inspecting the requested output. Short practice: Does matching the physical box in the changed table prove the generator measures boxes?. Return to this week and explain what you changed.</w:t>
-      </w:r>
-    </w:p>
-    <w:p>
-      <w:r>
+      <w:pPr>
+        <w:spacing w:line="336" w:lineRule="auto" w:after="180"/>
+      </w:pPr>
+      <w:r>
+        <w:rPr>
+          <w:b w:val="0"/>
+        </w:rPr>
+        <w:t xml:space="preserve">Review </w:t>
+      </w:r>
+      <w:r>
+        <w:rPr>
+          <w:b/>
+        </w:rPr>
+        <w:t>Evidence</w:t>
+      </w:r>
+      <w:r>
+        <w:rPr>
+          <w:b w:val="0"/>
+        </w:rPr>
+        <w:t xml:space="preserve"> and Sources (ai-2/29). Goal: Explain the </w:t>
+      </w:r>
+      <w:r>
+        <w:rPr>
+          <w:b/>
+        </w:rPr>
+        <w:t>mechanism</w:t>
+      </w:r>
+      <w:r>
+        <w:rPr>
+          <w:b w:val="0"/>
+        </w:rPr>
+        <w:t xml:space="preserve"> and terminology of claim support and citation evaluation.</w:t>
+      </w:r>
+    </w:p>
+    <w:p>
+      <w:pPr>
+        <w:spacing w:line="336" w:lineRule="auto" w:after="180"/>
+      </w:pPr>
+      <w:r>
+        <w:rPr>
+          <w:b w:val="0"/>
+        </w:rPr>
+        <w:t>Short practice: Why is the original answer not fully supported despite having citations on every claim?. Return to this week and explain what you changed.</w:t>
+      </w:r>
+    </w:p>
+    <w:p>
+      <w:pPr>
+        <w:spacing w:line="336" w:lineRule="auto" w:after="180"/>
+      </w:pPr>
+      <w:r>
+        <w:rPr>
+          <w:b w:val="0"/>
+        </w:rPr>
+        <w:t xml:space="preserve">Review Predictive vs Generative (ai-2/27). Goal: Distinguish discriminative </w:t>
+      </w:r>
+      <w:r>
+        <w:rPr>
+          <w:b/>
+        </w:rPr>
+        <w:t>prediction</w:t>
+      </w:r>
+      <w:r>
+        <w:rPr>
+          <w:b w:val="0"/>
+        </w:rPr>
+        <w:t xml:space="preserve"> from generation by inspecting the requested </w:t>
+      </w:r>
+      <w:r>
+        <w:rPr>
+          <w:b/>
+        </w:rPr>
+        <w:t>output</w:t>
+      </w:r>
+      <w:r>
+        <w:rPr>
+          <w:b w:val="0"/>
+        </w:rPr>
+        <w:t>.</w:t>
+      </w:r>
+    </w:p>
+    <w:p>
+      <w:pPr>
+        <w:spacing w:line="336" w:lineRule="auto" w:after="180"/>
+      </w:pPr>
+      <w:r>
+        <w:rPr>
+          <w:b w:val="0"/>
+        </w:rPr>
+        <w:t>Short practice: Does matching the physical box in the changed table prove the generator measures boxes?. Return to this week and explain what you changed.</w:t>
+      </w:r>
+    </w:p>
+    <w:p>
+      <w:pPr>
+        <w:spacing w:line="336" w:lineRule="auto" w:after="180"/>
+      </w:pPr>
+      <w:r>
+        <w:rPr>
+          <w:b w:val="0"/>
+        </w:rPr>
         <w:t>Review Feedback Loops (ai-2/24). Goal: Implement a deterministic recommender. Short practice: What extra field would reveal why comparing raw clicks is misleading?. Return to this week and explain what you changed.</w:t>
       </w:r>
     </w:p>
@@ -1671,8 +2689,61 @@
       </w:r>
     </w:p>
     <w:p>
-      <w:r>
-        <w:t>The browser lab lets you edit the supported Python examples already included in this lesson. Predict first, run, inspect the actual output or error, change one input, then run again. Keep code, predictions, actual results and a reasoned revision together. On paper, label your result as a trace rather than an execution.</w:t>
+      <w:pPr>
+        <w:spacing w:line="336" w:lineRule="auto" w:after="180"/>
+      </w:pPr>
+      <w:r>
+        <w:rPr>
+          <w:b w:val="0"/>
+        </w:rPr>
+        <w:t xml:space="preserve">The browser lab lets you edit the supported Python examples already included in this lesson. Predict first, run, inspect the actual </w:t>
+      </w:r>
+      <w:r>
+        <w:rPr>
+          <w:b/>
+        </w:rPr>
+        <w:t>output</w:t>
+      </w:r>
+      <w:r>
+        <w:rPr>
+          <w:b w:val="0"/>
+        </w:rPr>
+        <w:t xml:space="preserve"> or error, change one </w:t>
+      </w:r>
+      <w:r>
+        <w:rPr>
+          <w:b/>
+        </w:rPr>
+        <w:t>input</w:t>
+      </w:r>
+      <w:r>
+        <w:rPr>
+          <w:b w:val="0"/>
+        </w:rPr>
+        <w:t>, then run again.</w:t>
+      </w:r>
+    </w:p>
+    <w:p>
+      <w:pPr>
+        <w:spacing w:line="336" w:lineRule="auto" w:after="180"/>
+      </w:pPr>
+      <w:r>
+        <w:rPr>
+          <w:b w:val="0"/>
+        </w:rPr>
+        <w:t xml:space="preserve">Keep code, </w:t>
+      </w:r>
+      <w:r>
+        <w:rPr>
+          <w:b/>
+        </w:rPr>
+        <w:t>prediction</w:t>
+      </w:r>
+      <w:r>
+        <w:rPr>
+          <w:b w:val="0"/>
+        </w:rPr>
+        <w:t>s, actual results and a reasoned revision together. On paper, label your result as a trace rather than an execution.</w:t>
       </w:r>
     </w:p>
     <w:p>
@@ -1684,8 +2755,37 @@
       </w:r>
     </w:p>
     <w:p>
-      <w:r>
-        <w:t>Use Download completed work in the hosted lesson to export your answers, reflections, practice feedback and code-run evidence. Open the HTML copy to read or print it. Drafts stay in this browser when storage is available; clear drafts on a shared device.</w:t>
+      <w:pPr>
+        <w:spacing w:line="336" w:lineRule="auto" w:after="180"/>
+      </w:pPr>
+      <w:r>
+        <w:rPr>
+          <w:b w:val="0"/>
+        </w:rPr>
+        <w:t xml:space="preserve">Use Download completed work in the hosted lesson to export your answers, reflections, practice feedback and code-run </w:t>
+      </w:r>
+      <w:r>
+        <w:rPr>
+          <w:b/>
+        </w:rPr>
+        <w:t>evidence</w:t>
+      </w:r>
+      <w:r>
+        <w:rPr>
+          <w:b w:val="0"/>
+        </w:rPr>
+        <w:t>. Open the HTML copy to read or print it.</w:t>
+      </w:r>
+    </w:p>
+    <w:p>
+      <w:pPr>
+        <w:spacing w:line="336" w:lineRule="auto" w:after="180"/>
+      </w:pPr>
+      <w:r>
+        <w:rPr>
+          <w:b w:val="0"/>
+        </w:rPr>
+        <w:t>Drafts stay in this browser when storage is available; clear drafts on a shared device.</w:t>
       </w:r>
     </w:p>
     <w:p>
@@ -1699,6 +2799,938 @@
     <w:p>
       <w:r>
         <w:t>________________________________________________________________</w:t>
+      </w:r>
+    </w:p>
+    <w:p>
+      <w:r>
+        <w:t>________________________________________________________________</w:t>
+      </w:r>
+    </w:p>
+    <w:p>
+      <w:r>
+        <w:t>________________________________________________________________</w:t>
+      </w:r>
+    </w:p>
+    <w:p>
+      <w:r>
+        <w:t>________________________________________________________________</w:t>
+      </w:r>
+    </w:p>
+    <w:p>
+      <w:r>
+        <w:t>________________________________________________________________</w:t>
+      </w:r>
+    </w:p>
+    <w:p>
+      <w:pPr>
+        <w:pStyle w:val="Heading1"/>
+      </w:pPr>
+      <w:r>
+        <w:t>21. Visual concept journey</w:t>
+      </w:r>
+    </w:p>
+    <w:p>
+      <w:r>
+        <w:t>Explain each Agents and Tools picture from its labels, then record a relevant limit.</w:t>
+      </w:r>
+    </w:p>
+    <w:p>
+      <w:pPr>
+        <w:pStyle w:val="Heading3"/>
+      </w:pPr>
+      <w:r>
+        <w:t>01. Agents and Tools: the case</w:t>
+      </w:r>
+    </w:p>
+    <w:p>
+      <w:r>
+        <w:drawing>
+          <wp:inline xmlns:a="http://schemas.openxmlformats.org/drawingml/2006/main" xmlns:pic="http://schemas.openxmlformats.org/drawingml/2006/picture">
+            <wp:extent cx="5486400" cy="2990088"/>
+            <wp:docPr id="2" name="Picture 2" descr="A fictional read-only catalogue assistant follows a fixed state machine. Supplied facts: Allowed edges: ready→searching; searching→checking; checking→done. done has no outgoing edge. Trace A: ready→searching→checking→done. Trace B: ready→searching→done."/>
+            <wp:cNvGraphicFramePr>
+              <a:graphicFrameLocks noChangeAspect="1"/>
+            </wp:cNvGraphicFramePr>
+            <a:graphic>
+              <a:graphicData uri="http://schemas.openxmlformats.org/drawingml/2006/picture">
+                <pic:pic>
+                  <pic:nvPicPr>
+                    <pic:cNvPr id="0" name="academy-story-ai-2-30-01.png"/>
+                    <pic:cNvPicPr/>
+                  </pic:nvPicPr>
+                  <pic:blipFill>
+                    <a:blip r:embed="rId10"/>
+                    <a:stretch>
+                      <a:fillRect/>
+                    </a:stretch>
+                  </pic:blipFill>
+                  <pic:spPr>
+                    <a:xfrm>
+                      <a:off x="0" y="0"/>
+                      <a:ext cx="5486400" cy="2990088"/>
+                    </a:xfrm>
+                    <a:prstGeom prst="rect"/>
+                  </pic:spPr>
+                </pic:pic>
+              </a:graphicData>
+            </a:graphic>
+          </wp:inline>
+        </w:drawing>
+      </w:r>
+    </w:p>
+    <w:p>
+      <w:pPr>
+        <w:spacing w:line="336" w:lineRule="auto" w:after="180"/>
+      </w:pPr>
+      <w:r>
+        <w:rPr>
+          <w:b w:val="0"/>
+        </w:rPr>
+        <w:t xml:space="preserve">A fictional read-only catalogue assistant follows a fixed </w:t>
+      </w:r>
+      <w:r>
+        <w:rPr>
+          <w:b/>
+        </w:rPr>
+        <w:t>state</w:t>
+      </w:r>
+      <w:r>
+        <w:rPr>
+          <w:b w:val="0"/>
+        </w:rPr>
+        <w:t xml:space="preserve"> machine. Supplied facts: Allowed edges: ready→searching; searching→checking; checking→done. done has no outgoing edge. Trace A: ready→searching→checking→done.</w:t>
+      </w:r>
+    </w:p>
+    <w:p>
+      <w:pPr>
+        <w:spacing w:line="336" w:lineRule="auto" w:after="180"/>
+      </w:pPr>
+      <w:r>
+        <w:rPr>
+          <w:b w:val="0"/>
+        </w:rPr>
+        <w:t>Trace B: ready→searching→done.</w:t>
+      </w:r>
+    </w:p>
+    <w:p>
+      <w:pPr>
+        <w:spacing w:line="336" w:lineRule="auto" w:after="180"/>
+        <w:shd w:fill="F5F1FB"/>
+      </w:pPr>
+      <w:r>
+        <w:rPr>
+          <w:b w:val="0"/>
+        </w:rPr>
+        <w:t>Point to the given fact that matters most. Explain why it matters.</w:t>
+      </w:r>
+    </w:p>
+    <w:p>
+      <w:pPr>
+        <w:pStyle w:val="Heading3"/>
+      </w:pPr>
+      <w:r>
+        <w:t>My picture explanation, deciding evidence and one limit</w:t>
+      </w:r>
+    </w:p>
+    <w:p>
+      <w:r>
+        <w:t>________________________________________________________________</w:t>
+      </w:r>
+    </w:p>
+    <w:p>
+      <w:r>
+        <w:t>________________________________________________________________</w:t>
+      </w:r>
+    </w:p>
+    <w:p>
+      <w:r>
+        <w:t>________________________________________________________________</w:t>
+      </w:r>
+    </w:p>
+    <w:p>
+      <w:r>
+        <w:t>________________________________________________________________</w:t>
+      </w:r>
+    </w:p>
+    <w:p>
+      <w:pPr>
+        <w:pStyle w:val="Heading3"/>
+      </w:pPr>
+      <w:r>
+        <w:t>02. Follow the deciding steps</w:t>
+      </w:r>
+    </w:p>
+    <w:p>
+      <w:r>
+        <w:drawing>
+          <wp:inline xmlns:a="http://schemas.openxmlformats.org/drawingml/2006/main" xmlns:pic="http://schemas.openxmlformats.org/drawingml/2006/picture">
+            <wp:extent cx="5486400" cy="4005072"/>
+            <wp:docPr id="3" name="Picture 3" descr="Declare transitions: A state is a named stage; only listed edges are allowed. → Trace A: Every adjacent edge is listed: valid. → Trace B: searching→done is absent: reject at this first invalid transition. → Terminal check: After done, another search requires a separately defined new run."/>
+            <wp:cNvGraphicFramePr>
+              <a:graphicFrameLocks noChangeAspect="1"/>
+            </wp:cNvGraphicFramePr>
+            <a:graphic>
+              <a:graphicData uri="http://schemas.openxmlformats.org/drawingml/2006/picture">
+                <pic:pic>
+                  <pic:nvPicPr>
+                    <pic:cNvPr id="0" name="academy-story-ai-2-30-02.png"/>
+                    <pic:cNvPicPr/>
+                  </pic:nvPicPr>
+                  <pic:blipFill>
+                    <a:blip r:embed="rId11"/>
+                    <a:stretch>
+                      <a:fillRect/>
+                    </a:stretch>
+                  </pic:blipFill>
+                  <pic:spPr>
+                    <a:xfrm>
+                      <a:off x="0" y="0"/>
+                      <a:ext cx="5486400" cy="4005072"/>
+                    </a:xfrm>
+                    <a:prstGeom prst="rect"/>
+                  </pic:spPr>
+                </pic:pic>
+              </a:graphicData>
+            </a:graphic>
+          </wp:inline>
+        </w:drawing>
+      </w:r>
+    </w:p>
+    <w:p>
+      <w:pPr>
+        <w:spacing w:line="336" w:lineRule="auto" w:after="180"/>
+      </w:pPr>
+      <w:r>
+        <w:rPr>
+          <w:b w:val="0"/>
+        </w:rPr>
+        <w:t xml:space="preserve">Declare </w:t>
+      </w:r>
+      <w:r>
+        <w:rPr>
+          <w:b/>
+        </w:rPr>
+        <w:t>transition</w:t>
+      </w:r>
+      <w:r>
+        <w:rPr>
+          <w:b w:val="0"/>
+        </w:rPr>
+        <w:t xml:space="preserve">s: A </w:t>
+      </w:r>
+      <w:r>
+        <w:rPr>
+          <w:b/>
+        </w:rPr>
+        <w:t>state</w:t>
+      </w:r>
+      <w:r>
+        <w:rPr>
+          <w:b w:val="0"/>
+        </w:rPr>
+        <w:t xml:space="preserve"> is a named stage; only listed edges are allowed. → Trace A: Every adjacent edge is listed: valid. → Trace B: searching→done is absent: reject at this first invalid </w:t>
+      </w:r>
+      <w:r>
+        <w:rPr>
+          <w:b/>
+        </w:rPr>
+        <w:t>transition</w:t>
+      </w:r>
+      <w:r>
+        <w:rPr>
+          <w:b w:val="0"/>
+        </w:rPr>
+        <w:t>. → Terminal check: After done, another search requires a separately defined new run.</w:t>
+      </w:r>
+    </w:p>
+    <w:p>
+      <w:pPr>
+        <w:spacing w:line="336" w:lineRule="auto" w:after="180"/>
+        <w:shd w:fill="F5F1FB"/>
+      </w:pPr>
+      <w:r>
+        <w:rPr>
+          <w:b w:val="0"/>
+        </w:rPr>
+        <w:t xml:space="preserve">Point to each numbered stage and explain which recorded </w:t>
+      </w:r>
+      <w:r>
+        <w:rPr>
+          <w:b/>
+        </w:rPr>
+        <w:t>input</w:t>
+      </w:r>
+      <w:r>
+        <w:rPr>
+          <w:b w:val="0"/>
+        </w:rPr>
+        <w:t xml:space="preserve"> it uses.</w:t>
+      </w:r>
+    </w:p>
+    <w:p>
+      <w:pPr>
+        <w:pStyle w:val="Heading3"/>
+      </w:pPr>
+      <w:r>
+        <w:t>My picture explanation, deciding evidence and one limit</w:t>
+      </w:r>
+    </w:p>
+    <w:p>
+      <w:r>
+        <w:t>________________________________________________________________</w:t>
+      </w:r>
+    </w:p>
+    <w:p>
+      <w:r>
+        <w:t>________________________________________________________________</w:t>
+      </w:r>
+    </w:p>
+    <w:p>
+      <w:r>
+        <w:t>________________________________________________________________</w:t>
+      </w:r>
+    </w:p>
+    <w:p>
+      <w:r>
+        <w:t>________________________________________________________________</w:t>
+      </w:r>
+    </w:p>
+    <w:p>
+      <w:pPr>
+        <w:pStyle w:val="Heading3"/>
+      </w:pPr>
+      <w:r>
+        <w:t>03. State machines for bounded agents — evidence trace</w:t>
+      </w:r>
+    </w:p>
+    <w:p>
+      <w:r>
+        <w:drawing>
+          <wp:inline xmlns:a="http://schemas.openxmlformats.org/drawingml/2006/main" xmlns:pic="http://schemas.openxmlformats.org/drawingml/2006/picture">
+            <wp:extent cx="5486400" cy="2996184"/>
+            <wp:docPr id="4" name="Picture 4" descr="State machines for bounded agents — evidence trace. Trace ready -&gt; looking_up -&gt; review -&gt; looking_up -&gt; done. | States are ready, looking_up, review, done. ready may start lookup; lookup may finish done or request review; review may finish done after authorised evidence. done is terminal. Maximum two lookup attempts. | review -&gt; looking_up is not allowed by this declared transition table, even if total attempts is two. Reject the transition or explicitly redesign and retest the table."/>
+            <wp:cNvGraphicFramePr>
+              <a:graphicFrameLocks noChangeAspect="1"/>
+            </wp:cNvGraphicFramePr>
+            <a:graphic>
+              <a:graphicData uri="http://schemas.openxmlformats.org/drawingml/2006/picture">
+                <pic:pic>
+                  <pic:nvPicPr>
+                    <pic:cNvPr id="0" name="academy-story-ai-2-30-03.png"/>
+                    <pic:cNvPicPr/>
+                  </pic:nvPicPr>
+                  <pic:blipFill>
+                    <a:blip r:embed="rId12"/>
+                    <a:stretch>
+                      <a:fillRect/>
+                    </a:stretch>
+                  </pic:blipFill>
+                  <pic:spPr>
+                    <a:xfrm>
+                      <a:off x="0" y="0"/>
+                      <a:ext cx="5486400" cy="2996184"/>
+                    </a:xfrm>
+                    <a:prstGeom prst="rect"/>
+                  </pic:spPr>
+                </pic:pic>
+              </a:graphicData>
+            </a:graphic>
+          </wp:inline>
+        </w:drawing>
+      </w:r>
+    </w:p>
+    <w:p>
+      <w:pPr>
+        <w:spacing w:line="336" w:lineRule="auto" w:after="180"/>
+      </w:pPr>
+      <w:r>
+        <w:rPr>
+          <w:b/>
+        </w:rPr>
+        <w:t>State</w:t>
+      </w:r>
+      <w:r>
+        <w:rPr>
+          <w:b w:val="0"/>
+        </w:rPr>
+        <w:t xml:space="preserve"> machines for bounded </w:t>
+      </w:r>
+      <w:r>
+        <w:rPr>
+          <w:b/>
+        </w:rPr>
+        <w:t>agent</w:t>
+      </w:r>
+      <w:r>
+        <w:rPr>
+          <w:b w:val="0"/>
+        </w:rPr>
+        <w:t xml:space="preserve">s — </w:t>
+      </w:r>
+      <w:r>
+        <w:rPr>
+          <w:b/>
+        </w:rPr>
+        <w:t>evidence</w:t>
+      </w:r>
+      <w:r>
+        <w:rPr>
+          <w:b w:val="0"/>
+        </w:rPr>
+        <w:t xml:space="preserve"> trace.</w:t>
+      </w:r>
+    </w:p>
+    <w:p>
+      <w:pPr>
+        <w:spacing w:line="336" w:lineRule="auto" w:after="180"/>
+      </w:pPr>
+      <w:r>
+        <w:rPr>
+          <w:b w:val="0"/>
+        </w:rPr>
+        <w:t xml:space="preserve">Trace ready -&gt; looking_up -&gt; review -&gt; looking_up -&gt; done. | </w:t>
+      </w:r>
+      <w:r>
+        <w:rPr>
+          <w:b/>
+        </w:rPr>
+        <w:t>State</w:t>
+      </w:r>
+      <w:r>
+        <w:rPr>
+          <w:b w:val="0"/>
+        </w:rPr>
+        <w:t xml:space="preserve">s are ready, looking_up, review, done. ready may start lookup; lookup may finish done or request review; review may finish done after authorised </w:t>
+      </w:r>
+      <w:r>
+        <w:rPr>
+          <w:b/>
+        </w:rPr>
+        <w:t>evidence</w:t>
+      </w:r>
+      <w:r>
+        <w:rPr>
+          <w:b w:val="0"/>
+        </w:rPr>
+        <w:t>. done is terminal.</w:t>
+      </w:r>
+    </w:p>
+    <w:p>
+      <w:pPr>
+        <w:spacing w:line="336" w:lineRule="auto" w:after="180"/>
+      </w:pPr>
+      <w:r>
+        <w:rPr>
+          <w:b w:val="0"/>
+        </w:rPr>
+        <w:t xml:space="preserve">Maximum two lookup attempts. | review -&gt; looking_up is not allowed by this declared </w:t>
+      </w:r>
+      <w:r>
+        <w:rPr>
+          <w:b/>
+        </w:rPr>
+        <w:t>transition</w:t>
+      </w:r>
+      <w:r>
+        <w:rPr>
+          <w:b w:val="0"/>
+        </w:rPr>
+        <w:t xml:space="preserve"> table, even if total attempts is two. Reject the </w:t>
+      </w:r>
+      <w:r>
+        <w:rPr>
+          <w:b/>
+        </w:rPr>
+        <w:t>transition</w:t>
+      </w:r>
+      <w:r>
+        <w:rPr>
+          <w:b w:val="0"/>
+        </w:rPr>
+        <w:t xml:space="preserve"> or explicitly redesign and retest the table.</w:t>
+      </w:r>
+    </w:p>
+    <w:p>
+      <w:pPr>
+        <w:spacing w:line="336" w:lineRule="auto" w:after="180"/>
+        <w:shd w:fill="F5F1FB"/>
+      </w:pPr>
+      <w:r>
+        <w:rPr>
+          <w:b w:val="0"/>
+        </w:rPr>
+        <w:t>Read the labels and values. Explain the relationship the model shows.</w:t>
+      </w:r>
+    </w:p>
+    <w:p>
+      <w:pPr>
+        <w:pStyle w:val="Heading3"/>
+      </w:pPr>
+      <w:r>
+        <w:t>My picture explanation, deciding evidence and one limit</w:t>
+      </w:r>
+    </w:p>
+    <w:p>
+      <w:r>
+        <w:t>________________________________________________________________</w:t>
+      </w:r>
+    </w:p>
+    <w:p>
+      <w:r>
+        <w:t>________________________________________________________________</w:t>
+      </w:r>
+    </w:p>
+    <w:p>
+      <w:r>
+        <w:t>________________________________________________________________</w:t>
+      </w:r>
+    </w:p>
+    <w:p>
+      <w:r>
+        <w:t>________________________________________________________________</w:t>
+      </w:r>
+    </w:p>
+    <w:p>
+      <w:pPr>
+        <w:pStyle w:val="Heading3"/>
+      </w:pPr>
+      <w:r>
+        <w:t>04. Change one thing. Trace what follows.</w:t>
+      </w:r>
+    </w:p>
+    <w:p>
+      <w:r>
+        <w:drawing>
+          <wp:inline xmlns:a="http://schemas.openxmlformats.org/drawingml/2006/main" xmlns:pic="http://schemas.openxmlformats.org/drawingml/2006/picture">
+            <wp:extent cx="5486400" cy="3026664"/>
+            <wp:docPr id="5" name="Picture 5" descr="Original case: After done, another search requires a separately defined new run. Changed condition: Add a review state between checking and done, without updating Trace A. Expected result: Trace A becomes invalid at checking→done under the revised table. Reason: A required new transition changes what constitutes a complete run."/>
+            <wp:cNvGraphicFramePr>
+              <a:graphicFrameLocks noChangeAspect="1"/>
+            </wp:cNvGraphicFramePr>
+            <a:graphic>
+              <a:graphicData uri="http://schemas.openxmlformats.org/drawingml/2006/picture">
+                <pic:pic>
+                  <pic:nvPicPr>
+                    <pic:cNvPr id="0" name="academy-story-ai-2-30-04.png"/>
+                    <pic:cNvPicPr/>
+                  </pic:nvPicPr>
+                  <pic:blipFill>
+                    <a:blip r:embed="rId13"/>
+                    <a:stretch>
+                      <a:fillRect/>
+                    </a:stretch>
+                  </pic:blipFill>
+                  <pic:spPr>
+                    <a:xfrm>
+                      <a:off x="0" y="0"/>
+                      <a:ext cx="5486400" cy="3026664"/>
+                    </a:xfrm>
+                    <a:prstGeom prst="rect"/>
+                  </pic:spPr>
+                </pic:pic>
+              </a:graphicData>
+            </a:graphic>
+          </wp:inline>
+        </w:drawing>
+      </w:r>
+    </w:p>
+    <w:p>
+      <w:pPr>
+        <w:spacing w:line="336" w:lineRule="auto" w:after="180"/>
+      </w:pPr>
+      <w:r>
+        <w:rPr>
+          <w:b w:val="0"/>
+        </w:rPr>
+        <w:t xml:space="preserve">Original case: After done, another search requires a separately defined new run. Changed condition: Add a review </w:t>
+      </w:r>
+      <w:r>
+        <w:rPr>
+          <w:b/>
+        </w:rPr>
+        <w:t>state</w:t>
+      </w:r>
+      <w:r>
+        <w:rPr>
+          <w:b w:val="0"/>
+        </w:rPr>
+        <w:t xml:space="preserve"> between checking and done, without updating Trace A.</w:t>
+      </w:r>
+    </w:p>
+    <w:p>
+      <w:pPr>
+        <w:spacing w:line="336" w:lineRule="auto" w:after="180"/>
+      </w:pPr>
+      <w:r>
+        <w:rPr>
+          <w:b w:val="0"/>
+        </w:rPr>
+        <w:t xml:space="preserve">Expected result: Trace A becomes invalid at checking→done under the revised table. Reason: A required new </w:t>
+      </w:r>
+      <w:r>
+        <w:rPr>
+          <w:b/>
+        </w:rPr>
+        <w:t>transition</w:t>
+      </w:r>
+      <w:r>
+        <w:rPr>
+          <w:b w:val="0"/>
+        </w:rPr>
+        <w:t xml:space="preserve"> changes what constitutes a complete run.</w:t>
+      </w:r>
+    </w:p>
+    <w:p>
+      <w:pPr>
+        <w:spacing w:line="336" w:lineRule="auto" w:after="180"/>
+        <w:shd w:fill="F5F1FB"/>
+      </w:pPr>
+      <w:r>
+        <w:rPr>
+          <w:b w:val="0"/>
+        </w:rPr>
+        <w:t>Predict before checking the worked changed-case result. Name what changed and what the supplied facts allow you to conclude.</w:t>
+      </w:r>
+    </w:p>
+    <w:p>
+      <w:pPr>
+        <w:pStyle w:val="Heading3"/>
+      </w:pPr>
+      <w:r>
+        <w:t>My picture explanation, deciding evidence and one limit</w:t>
+      </w:r>
+    </w:p>
+    <w:p>
+      <w:r>
+        <w:t>________________________________________________________________</w:t>
+      </w:r>
+    </w:p>
+    <w:p>
+      <w:r>
+        <w:t>________________________________________________________________</w:t>
+      </w:r>
+    </w:p>
+    <w:p>
+      <w:r>
+        <w:t>________________________________________________________________</w:t>
+      </w:r>
+    </w:p>
+    <w:p>
+      <w:r>
+        <w:t>________________________________________________________________</w:t>
+      </w:r>
+    </w:p>
+    <w:p>
+      <w:pPr>
+        <w:pStyle w:val="Heading3"/>
+      </w:pPr>
+      <w:r>
+        <w:t>05. Connect the explanation to its limit</w:t>
+      </w:r>
+    </w:p>
+    <w:p>
+      <w:r>
+        <w:drawing>
+          <wp:inline xmlns:a="http://schemas.openxmlformats.org/drawingml/2006/main" xmlns:pic="http://schemas.openxmlformats.org/drawingml/2006/picture">
+            <wp:extent cx="5486400" cy="2834640"/>
+            <wp:docPr id="6" name="Picture 6" descr="Reaching the desired ending is insufficient if the agent skipped a required check. Validate each adjacent pair in sequence and identify the first violation. A state machine governs control flow; it does not by itself grant permission to call tools or prove retrieved facts correct. Those are separate checks inside the relevant stages. Limit: This toy machine has no retry path; do not invent one or assume real agents always follow these states."/>
+            <wp:cNvGraphicFramePr>
+              <a:graphicFrameLocks noChangeAspect="1"/>
+            </wp:cNvGraphicFramePr>
+            <a:graphic>
+              <a:graphicData uri="http://schemas.openxmlformats.org/drawingml/2006/picture">
+                <pic:pic>
+                  <pic:nvPicPr>
+                    <pic:cNvPr id="0" name="academy-story-ai-2-30-05.png"/>
+                    <pic:cNvPicPr/>
+                  </pic:nvPicPr>
+                  <pic:blipFill>
+                    <a:blip r:embed="rId14"/>
+                    <a:stretch>
+                      <a:fillRect/>
+                    </a:stretch>
+                  </pic:blipFill>
+                  <pic:spPr>
+                    <a:xfrm>
+                      <a:off x="0" y="0"/>
+                      <a:ext cx="5486400" cy="2834640"/>
+                    </a:xfrm>
+                    <a:prstGeom prst="rect"/>
+                  </pic:spPr>
+                </pic:pic>
+              </a:graphicData>
+            </a:graphic>
+          </wp:inline>
+        </w:drawing>
+      </w:r>
+    </w:p>
+    <w:p>
+      <w:pPr>
+        <w:spacing w:line="336" w:lineRule="auto" w:after="180"/>
+      </w:pPr>
+      <w:r>
+        <w:rPr>
+          <w:b w:val="0"/>
+        </w:rPr>
+        <w:t xml:space="preserve">Reaching the desired ending is insufficient if the </w:t>
+      </w:r>
+      <w:r>
+        <w:rPr>
+          <w:b/>
+        </w:rPr>
+        <w:t>agent</w:t>
+      </w:r>
+      <w:r>
+        <w:rPr>
+          <w:b w:val="0"/>
+        </w:rPr>
+        <w:t xml:space="preserve"> skipped a required check. Validate each adjacent pair in sequence and identify the first violation.</w:t>
+      </w:r>
+    </w:p>
+    <w:p>
+      <w:pPr>
+        <w:spacing w:line="336" w:lineRule="auto" w:after="180"/>
+      </w:pPr>
+      <w:r>
+        <w:rPr>
+          <w:b w:val="0"/>
+        </w:rPr>
+        <w:t xml:space="preserve">A </w:t>
+      </w:r>
+      <w:r>
+        <w:rPr>
+          <w:b/>
+        </w:rPr>
+        <w:t>state</w:t>
+      </w:r>
+      <w:r>
+        <w:rPr>
+          <w:b w:val="0"/>
+        </w:rPr>
+        <w:t xml:space="preserve"> machine governs control flow; it does not by itself grant permission to call </w:t>
+      </w:r>
+      <w:r>
+        <w:rPr>
+          <w:b/>
+        </w:rPr>
+        <w:t>tool</w:t>
+      </w:r>
+      <w:r>
+        <w:rPr>
+          <w:b w:val="0"/>
+        </w:rPr>
+        <w:t>s or prove retrieved facts correct. Those are separate checks inside the relevant stages.</w:t>
+      </w:r>
+    </w:p>
+    <w:p>
+      <w:pPr>
+        <w:spacing w:line="336" w:lineRule="auto" w:after="180"/>
+      </w:pPr>
+      <w:r>
+        <w:rPr>
+          <w:b w:val="0"/>
+        </w:rPr>
+        <w:t xml:space="preserve">Limit: This toy machine has no retry path; do not invent one or assume real </w:t>
+      </w:r>
+      <w:r>
+        <w:rPr>
+          <w:b/>
+        </w:rPr>
+        <w:t>agent</w:t>
+      </w:r>
+      <w:r>
+        <w:rPr>
+          <w:b w:val="0"/>
+        </w:rPr>
+        <w:t xml:space="preserve">s always follow these </w:t>
+      </w:r>
+      <w:r>
+        <w:rPr>
+          <w:b/>
+        </w:rPr>
+        <w:t>state</w:t>
+      </w:r>
+      <w:r>
+        <w:rPr>
+          <w:b w:val="0"/>
+        </w:rPr>
+        <w:t>s.</w:t>
+      </w:r>
+    </w:p>
+    <w:p>
+      <w:pPr>
+        <w:spacing w:line="336" w:lineRule="auto" w:after="180"/>
+        <w:shd w:fill="F5F1FB"/>
+      </w:pPr>
+      <w:r>
+        <w:rPr>
+          <w:b w:val="0"/>
+        </w:rPr>
+        <w:t>Explain the case, then point to a limit on the claim.</w:t>
+      </w:r>
+    </w:p>
+    <w:p>
+      <w:pPr>
+        <w:pStyle w:val="Heading3"/>
+      </w:pPr>
+      <w:r>
+        <w:t>My picture explanation, deciding evidence and one limit</w:t>
+      </w:r>
+    </w:p>
+    <w:p>
+      <w:r>
+        <w:t>________________________________________________________________</w:t>
+      </w:r>
+    </w:p>
+    <w:p>
+      <w:r>
+        <w:t>________________________________________________________________</w:t>
+      </w:r>
+    </w:p>
+    <w:p>
+      <w:r>
+        <w:t>________________________________________________________________</w:t>
+      </w:r>
+    </w:p>
+    <w:p>
+      <w:r>
+        <w:t>________________________________________________________________</w:t>
+      </w:r>
+    </w:p>
+    <w:p>
+      <w:pPr>
+        <w:pStyle w:val="Heading3"/>
+      </w:pPr>
+      <w:r>
+        <w:t>06. Make the idea visible in your project</w:t>
+      </w:r>
+    </w:p>
+    <w:p>
+      <w:r>
+        <w:drawing>
+          <wp:inline xmlns:a="http://schemas.openxmlformats.org/drawingml/2006/main" xmlns:pic="http://schemas.openxmlformats.org/drawingml/2006/picture">
+            <wp:extent cx="5486400" cy="3380232"/>
+            <wp:docPr id="7" name="Picture 7" descr="Make recommender tool workflows explicit, with bounded retries, validation stages and terminal behavior. Draw your input, deciding step, result and limit. Supported question: Can the assistant accept Trace B because its final state is done?"/>
+            <wp:cNvGraphicFramePr>
+              <a:graphicFrameLocks noChangeAspect="1"/>
+            </wp:cNvGraphicFramePr>
+            <a:graphic>
+              <a:graphicData uri="http://schemas.openxmlformats.org/drawingml/2006/picture">
+                <pic:pic>
+                  <pic:nvPicPr>
+                    <pic:cNvPr id="0" name="academy-story-ai-2-30-06.png"/>
+                    <pic:cNvPicPr/>
+                  </pic:nvPicPr>
+                  <pic:blipFill>
+                    <a:blip r:embed="rId15"/>
+                    <a:stretch>
+                      <a:fillRect/>
+                    </a:stretch>
+                  </pic:blipFill>
+                  <pic:spPr>
+                    <a:xfrm>
+                      <a:off x="0" y="0"/>
+                      <a:ext cx="5486400" cy="3380232"/>
+                    </a:xfrm>
+                    <a:prstGeom prst="rect"/>
+                  </pic:spPr>
+                </pic:pic>
+              </a:graphicData>
+            </a:graphic>
+          </wp:inline>
+        </w:drawing>
+      </w:r>
+    </w:p>
+    <w:p>
+      <w:pPr>
+        <w:spacing w:line="336" w:lineRule="auto" w:after="180"/>
+        <w:shd w:fill="F5F1FB"/>
+      </w:pPr>
+      <w:r>
+        <w:rPr>
+          <w:b w:val="0"/>
+        </w:rPr>
+        <w:t xml:space="preserve">Make recommender </w:t>
+      </w:r>
+      <w:r>
+        <w:rPr>
+          <w:b/>
+        </w:rPr>
+        <w:t>tool</w:t>
+      </w:r>
+      <w:r>
+        <w:rPr>
+          <w:b w:val="0"/>
+        </w:rPr>
+        <w:t xml:space="preserve"> workflows explicit, with bounded retries, validation stages and terminal behavior. Draw your </w:t>
+      </w:r>
+      <w:r>
+        <w:rPr>
+          <w:b/>
+        </w:rPr>
+        <w:t>input</w:t>
+      </w:r>
+      <w:r>
+        <w:rPr>
+          <w:b w:val="0"/>
+        </w:rPr>
+        <w:t>, deciding step, result and limit.</w:t>
+      </w:r>
+    </w:p>
+    <w:p>
+      <w:pPr>
+        <w:spacing w:line="336" w:lineRule="auto" w:after="180"/>
+        <w:shd w:fill="F5F1FB"/>
+      </w:pPr>
+      <w:r>
+        <w:rPr>
+          <w:b w:val="0"/>
+        </w:rPr>
+        <w:t xml:space="preserve">Supported question: Can the assistant accept Trace B because its final </w:t>
+      </w:r>
+      <w:r>
+        <w:rPr>
+          <w:b/>
+        </w:rPr>
+        <w:t>state</w:t>
+      </w:r>
+      <w:r>
+        <w:rPr>
+          <w:b w:val="0"/>
+        </w:rPr>
+        <w:t xml:space="preserve"> is done?</w:t>
+      </w:r>
+    </w:p>
+    <w:p>
+      <w:pPr>
+        <w:spacing w:line="336" w:lineRule="auto" w:after="180"/>
+        <w:shd w:fill="F5F1FB"/>
+      </w:pPr>
+      <w:r>
+        <w:rPr>
+          <w:b w:val="0"/>
+        </w:rPr>
+        <w:t xml:space="preserve">Draw your project trace and justify the deciding step using </w:t>
+      </w:r>
+      <w:r>
+        <w:rPr>
+          <w:b/>
+        </w:rPr>
+        <w:t>evidence</w:t>
+      </w:r>
+      <w:r>
+        <w:rPr>
+          <w:b w:val="0"/>
+        </w:rPr>
+        <w:t>.</w:t>
+      </w:r>
+    </w:p>
+    <w:p>
+      <w:pPr>
+        <w:pStyle w:val="Heading3"/>
+      </w:pPr>
+      <w:r>
+        <w:t>My picture explanation, deciding evidence and one limit</w:t>
       </w:r>
     </w:p>
     <w:p>

--- a/downloads/workbook/ai-2-week-30.docx
+++ b/downloads/workbook/ai-2-week-30.docx
@@ -1757,7 +1757,7 @@
       <w:r>
         <w:drawing>
           <wp:inline xmlns:a="http://schemas.openxmlformats.org/drawingml/2006/main" xmlns:pic="http://schemas.openxmlformats.org/drawingml/2006/picture">
-            <wp:extent cx="5311302" cy="5943600"/>
+            <wp:extent cx="5158853" cy="5943599"/>
             <wp:docPr id="1" name="Picture 1" descr="Agents and Tools. Declare transitions: A state is a named stage; only listed edges are allowed.. Trace A: Every adjacent edge is listed: valid.. Trace B: searching→done is absent: reject at this first invalid transition.. Terminal check: After done, another search requires a separately defined new run."/>
             <wp:cNvGraphicFramePr>
               <a:graphicFrameLocks noChangeAspect="1"/>
@@ -1778,7 +1778,7 @@
                   <pic:spPr>
                     <a:xfrm>
                       <a:off x="0" y="0"/>
-                      <a:ext cx="5311302" cy="5943600"/>
+                      <a:ext cx="5158853" cy="5943599"/>
                     </a:xfrm>
                     <a:prstGeom prst="rect"/>
                   </pic:spPr>
@@ -2409,19 +2409,7 @@
         <w:rPr>
           <w:b w:val="0"/>
         </w:rPr>
-        <w:t xml:space="preserve">Changed-case practice: Add a review </w:t>
-      </w:r>
-      <w:r>
-        <w:rPr>
-          <w:b/>
-        </w:rPr>
-        <w:t>state</w:t>
-      </w:r>
-      <w:r>
-        <w:rPr>
-          <w:b w:val="0"/>
-        </w:rPr>
-        <w:t xml:space="preserve"> between checking and done, without updating Trace A. Which conclusion is supported by the supplied facts?</w:t>
+        <w:t>Changed-case practice: Replace the edge checking→done with checking→review and review→done, without updating Trace A. Which conclusion is supported by the supplied facts?</w:t>
       </w:r>
     </w:p>
     <w:p>
@@ -3107,8 +3095,8 @@
       <w:r>
         <w:drawing>
           <wp:inline xmlns:a="http://schemas.openxmlformats.org/drawingml/2006/main" xmlns:pic="http://schemas.openxmlformats.org/drawingml/2006/picture">
-            <wp:extent cx="5486400" cy="2996184"/>
-            <wp:docPr id="4" name="Picture 4" descr="State machines for bounded agents — evidence trace. Trace ready -&gt; looking_up -&gt; review -&gt; looking_up -&gt; done. | States are ready, looking_up, review, done. ready may start lookup; lookup may finish done or request review; review may finish done after authorised evidence. done is terminal. Maximum two lookup attempts. | review -&gt; looking_up is not allowed by this declared transition table, even if total attempts is two. Reject the transition or explicitly redesign and retest the table."/>
+            <wp:extent cx="5486400" cy="3145536"/>
+            <wp:docPr id="4" name="Picture 4" descr="State machines for bounded agents — evidence trace. Trace ready -&gt; looking_up -&gt; review -&gt; looking_up -&gt; done. | States are ready, looking_up, review, done. ready may enter looking_up; looking_up may enter done or review; review may enter done after authorised evidence. done is terminal. Maximum two lookup attempts. | review -&gt; looking_up is not allowed by this declared transition table, even if total attempts is two. Reject the transition or explicitly redesign and retest the table."/>
             <wp:cNvGraphicFramePr>
               <a:graphicFrameLocks noChangeAspect="1"/>
             </wp:cNvGraphicFramePr>
@@ -3128,7 +3116,7 @@
                   <pic:spPr>
                     <a:xfrm>
                       <a:off x="0" y="0"/>
-                      <a:ext cx="5486400" cy="2996184"/>
+                      <a:ext cx="5486400" cy="3145536"/>
                     </a:xfrm>
                     <a:prstGeom prst="rect"/>
                   </pic:spPr>
@@ -3200,7 +3188,7 @@
         <w:rPr>
           <w:b w:val="0"/>
         </w:rPr>
-        <w:t xml:space="preserve">s are ready, looking_up, review, done. ready may start lookup; lookup may finish done or request review; review may finish done after authorised </w:t>
+        <w:t xml:space="preserve">s are ready, looking_up, review, done. ready may enter looking_up; looking_up may enter done or review; review may enter done after authorised </w:t>
       </w:r>
       <w:r>
         <w:rPr>
@@ -3302,8 +3290,8 @@
       <w:r>
         <w:drawing>
           <wp:inline xmlns:a="http://schemas.openxmlformats.org/drawingml/2006/main" xmlns:pic="http://schemas.openxmlformats.org/drawingml/2006/picture">
-            <wp:extent cx="5486400" cy="3026664"/>
-            <wp:docPr id="5" name="Picture 5" descr="Original case: After done, another search requires a separately defined new run. Changed condition: Add a review state between checking and done, without updating Trace A. Expected result: Trace A becomes invalid at checking→done under the revised table. Reason: A required new transition changes what constitutes a complete run."/>
+            <wp:extent cx="5486400" cy="3041904"/>
+            <wp:docPr id="5" name="Picture 5" descr="Original case: After done, another search requires a separately defined new run. Changed condition: Replace the edge checking→done with checking→review and review→done, without updating Trace A. Expected result: Trace A becomes invalid at checking→done under the revised table. Reason: A required new transition changes what constitutes a complete run."/>
             <wp:cNvGraphicFramePr>
               <a:graphicFrameLocks noChangeAspect="1"/>
             </wp:cNvGraphicFramePr>
@@ -3323,7 +3311,7 @@
                   <pic:spPr>
                     <a:xfrm>
                       <a:off x="0" y="0"/>
-                      <a:ext cx="5486400" cy="3026664"/>
+                      <a:ext cx="5486400" cy="3041904"/>
                     </a:xfrm>
                     <a:prstGeom prst="rect"/>
                   </pic:spPr>
@@ -3342,19 +3330,7 @@
         <w:rPr>
           <w:b w:val="0"/>
         </w:rPr>
-        <w:t xml:space="preserve">Original case: After done, another search requires a separately defined new run. Changed condition: Add a review </w:t>
-      </w:r>
-      <w:r>
-        <w:rPr>
-          <w:b/>
-        </w:rPr>
-        <w:t>state</w:t>
-      </w:r>
-      <w:r>
-        <w:rPr>
-          <w:b w:val="0"/>
-        </w:rPr>
-        <w:t xml:space="preserve"> between checking and done, without updating Trace A.</w:t>
+        <w:t>Original case: After done, another search requires a separately defined new run. Changed condition: Replace the edge checking→done with checking→review and review→done, without updating Trace A.</w:t>
       </w:r>
     </w:p>
     <w:p>

--- a/downloads/workbook/ai-2-week-30.docx
+++ b/downloads/workbook/ai-2-week-30.docx
@@ -25,12 +25,502 @@
         <w:pStyle w:val="Heading1"/>
       </w:pPr>
       <w:r>
-        <w:t>01. Recall and choose your starting point</w:t>
-      </w:r>
-    </w:p>
-    <w:p>
-      <w:r>
-        <w:t>Record your starting explanation for Agents and Tools before opening notes. Show any later correction separately.</w:t>
+        <w:t>One connected agent-trace record.</w:t>
+      </w:r>
+    </w:p>
+    <w:p>
+      <w:r>
+        <w:t>Explain the contract, trace a violation, audit the limits and design a changed case.</w:t>
+      </w:r>
+    </w:p>
+    <w:p>
+      <w:r>
+        <w:t>Retain graph version, trace, attempt count, missing evidence and stop reason.</w:t>
+      </w:r>
+    </w:p>
+    <w:p>
+      <w:pPr>
+        <w:pStyle w:val="Heading1"/>
+      </w:pPr>
+      <w:r>
+        <w:t>01. Recall: reconnect earlier ideas</w:t>
+      </w:r>
+    </w:p>
+    <w:p>
+      <w:r>
+        <w:t>Retrieve before opening notes.</w:t>
+      </w:r>
+    </w:p>
+    <w:p>
+      <w:pPr>
+        <w:pStyle w:val="Heading2"/>
+      </w:pPr>
+      <w:r>
+        <w:t>Retrieve and explain</w:t>
+      </w:r>
+    </w:p>
+    <w:p>
+      <w:pPr>
+        <w:pStyle w:val="ListBullet"/>
+      </w:pPr>
+      <w:r>
+        <w:t>Try the recall before opening notes. Then use a different colour or a labelled second line to correct your explanation.</w:t>
+      </w:r>
+    </w:p>
+    <w:p>
+      <w:pPr>
+        <w:pStyle w:val="ListBullet"/>
+      </w:pPr>
+      <w:r>
+        <w:t>Without opening the old lesson, explain one key idea from Evidence and Sources. Give an example and a mistake that the idea helps you avoid.</w:t>
+      </w:r>
+    </w:p>
+    <w:p>
+      <w:pPr>
+        <w:pStyle w:val="Heading3"/>
+      </w:pPr>
+      <w:r>
+        <w:t>My remembered idea, example and correction</w:t>
+      </w:r>
+    </w:p>
+    <w:p>
+      <w:r>
+        <w:t>________________________________________________________________</w:t>
+      </w:r>
+    </w:p>
+    <w:p>
+      <w:r>
+        <w:t>________________________________________________________________</w:t>
+      </w:r>
+    </w:p>
+    <w:p>
+      <w:r>
+        <w:t>________________________________________________________________</w:t>
+      </w:r>
+    </w:p>
+    <w:p>
+      <w:pPr>
+        <w:pStyle w:val="ListBullet"/>
+      </w:pPr>
+      <w:r>
+        <w:t>Without opening the old lesson, explain one key idea from Predictive vs Generative. Give an example and a mistake that the idea helps you avoid.</w:t>
+      </w:r>
+    </w:p>
+    <w:p>
+      <w:pPr>
+        <w:pStyle w:val="Heading3"/>
+      </w:pPr>
+      <w:r>
+        <w:t>My remembered idea, example and correction</w:t>
+      </w:r>
+    </w:p>
+    <w:p>
+      <w:r>
+        <w:t>________________________________________________________________</w:t>
+      </w:r>
+    </w:p>
+    <w:p>
+      <w:r>
+        <w:t>________________________________________________________________</w:t>
+      </w:r>
+    </w:p>
+    <w:p>
+      <w:r>
+        <w:t>________________________________________________________________</w:t>
+      </w:r>
+    </w:p>
+    <w:p>
+      <w:pPr>
+        <w:pStyle w:val="ListBullet"/>
+      </w:pPr>
+      <w:r>
+        <w:t>Without opening the old lesson, explain one key idea from Feedback Loops. Give an example and a mistake that the idea helps you avoid.</w:t>
+      </w:r>
+    </w:p>
+    <w:p>
+      <w:pPr>
+        <w:pStyle w:val="Heading3"/>
+      </w:pPr>
+      <w:r>
+        <w:t>My remembered idea, example and correction</w:t>
+      </w:r>
+    </w:p>
+    <w:p>
+      <w:r>
+        <w:t>________________________________________________________________</w:t>
+      </w:r>
+    </w:p>
+    <w:p>
+      <w:r>
+        <w:t>________________________________________________________________</w:t>
+      </w:r>
+    </w:p>
+    <w:p>
+      <w:r>
+        <w:t>________________________________________________________________</w:t>
+      </w:r>
+    </w:p>
+    <w:p>
+      <w:pPr>
+        <w:pStyle w:val="Heading2"/>
+      </w:pPr>
+      <w:r>
+        <w:t>Earlier wording, alternatives and picture transcripts · reference / check after trying</w:t>
+      </w:r>
+    </w:p>
+    <w:p>
+      <w:pPr>
+        <w:pStyle w:val="Heading3"/>
+      </w:pPr>
+      <w:r>
+        <w:t>Evidence and Sources</w:t>
+      </w:r>
+    </w:p>
+    <w:p>
+      <w:pPr>
+        <w:pStyle w:val="Heading3"/>
+      </w:pPr>
+      <w:r>
+        <w:t>Predictive vs Generative</w:t>
+      </w:r>
+    </w:p>
+    <w:p>
+      <w:pPr>
+        <w:pStyle w:val="Heading3"/>
+      </w:pPr>
+      <w:r>
+        <w:t>Feedback Loops</w:t>
+      </w:r>
+    </w:p>
+    <w:p>
+      <w:pPr>
+        <w:pStyle w:val="Heading1"/>
+      </w:pPr>
+      <w:r>
+        <w:t>12. W1 · Explain the bounded process</w:t>
+      </w:r>
+    </w:p>
+    <w:p>
+      <w:r>
+        <w:t>Name states, allowed edges, budget, evidence checks and terminal behavior.</w:t>
+      </w:r>
+    </w:p>
+    <w:p>
+      <w:pPr>
+        <w:pStyle w:val="Heading2"/>
+      </w:pPr>
+      <w:r>
+        <w:t>Your evidence record</w:t>
+      </w:r>
+    </w:p>
+    <w:p>
+      <w:pPr>
+        <w:pStyle w:val="ListBullet"/>
+      </w:pPr>
+      <w:r>
+        <w:t>Original graph: ready→looking_up; looking_up→review or done; review→done only after authorised evidence; done has no outgoing edge. Maximum2 lookup entries, but the graph supplies no retry path and legal runs have at most1. Separate pictured graph: ready→searching→checking→done. Do not mix its state names or edges into W2 or W4.</w:t>
+      </w:r>
+    </w:p>
+    <w:p>
+      <w:pPr>
+        <w:pStyle w:val="ListBullet"/>
+      </w:pPr>
+      <w:r>
+        <w:t>Explain the weekly mechanism in your own words. Use the worked scenario to name its input, decision rule and output.</w:t>
+      </w:r>
+    </w:p>
+    <w:p>
+      <w:pPr>
+        <w:pStyle w:val="Heading3"/>
+      </w:pPr>
+      <w:r>
+        <w:t>My reasoning and evidence</w:t>
+      </w:r>
+    </w:p>
+    <w:p>
+      <w:r>
+        <w:t>________________________________________________________________</w:t>
+      </w:r>
+    </w:p>
+    <w:p>
+      <w:r>
+        <w:t>________________________________________________________________</w:t>
+      </w:r>
+    </w:p>
+    <w:p>
+      <w:r>
+        <w:t>________________________________________________________________</w:t>
+      </w:r>
+    </w:p>
+    <w:p>
+      <w:r>
+        <w:t>________________________________________________________________</w:t>
+      </w:r>
+    </w:p>
+    <w:p>
+      <w:r>
+        <w:t>________________________________________________________________</w:t>
+      </w:r>
+    </w:p>
+    <w:p>
+      <w:r>
+        <w:t>________________________________________________________________</w:t>
+      </w:r>
+    </w:p>
+    <w:p>
+      <w:pPr>
+        <w:pStyle w:val="Heading1"/>
+      </w:pPr>
+      <w:r>
+        <w:t>13. W2 · Trace the first invalid move</w:t>
+      </w:r>
+    </w:p>
+    <w:p>
+      <w:r>
+        <w:t>Use the original ready/looking_up graph.</w:t>
+      </w:r>
+    </w:p>
+    <w:p>
+      <w:pPr>
+        <w:pStyle w:val="Heading2"/>
+      </w:pPr>
+      <w:r>
+        <w:t>Your evidence record</w:t>
+      </w:r>
+    </w:p>
+    <w:p>
+      <w:pPr>
+        <w:pStyle w:val="ListBullet"/>
+      </w:pPr>
+      <w:r>
+        <w:t>Original graph: ready→looking_up; looking_up→review or done; review→done only after authorised evidence; done has no outgoing edge. Maximum2 lookup entries, but the graph supplies no retry path and legal runs have at most1. Separate pictured graph: ready→searching→checking→done. Do not mix its state names or edges into W2 or W4.</w:t>
+      </w:r>
+    </w:p>
+    <w:p>
+      <w:pPr>
+        <w:pStyle w:val="ListBullet"/>
+      </w:pPr>
+      <w:r>
+        <w:t>Trace ready -&gt; looking_up -&gt; review -&gt; looking_up -&gt; done. Show the intermediate steps and give the conclusion with its scope.</w:t>
+      </w:r>
+    </w:p>
+    <w:p>
+      <w:pPr>
+        <w:pStyle w:val="Heading3"/>
+      </w:pPr>
+      <w:r>
+        <w:t>My reasoning and evidence</w:t>
+      </w:r>
+    </w:p>
+    <w:p>
+      <w:r>
+        <w:t>________________________________________________________________</w:t>
+      </w:r>
+    </w:p>
+    <w:p>
+      <w:r>
+        <w:t>________________________________________________________________</w:t>
+      </w:r>
+    </w:p>
+    <w:p>
+      <w:r>
+        <w:t>________________________________________________________________</w:t>
+      </w:r>
+    </w:p>
+    <w:p>
+      <w:r>
+        <w:t>________________________________________________________________</w:t>
+      </w:r>
+    </w:p>
+    <w:p>
+      <w:r>
+        <w:t>________________________________________________________________</w:t>
+      </w:r>
+    </w:p>
+    <w:p>
+      <w:r>
+        <w:t>________________________________________________________________</w:t>
+      </w:r>
+    </w:p>
+    <w:p>
+      <w:r>
+        <w:t>________________________________________________________________</w:t>
+      </w:r>
+    </w:p>
+    <w:p>
+      <w:pPr>
+        <w:pStyle w:val="Heading1"/>
+      </w:pPr>
+      <w:r>
+        <w:t>14. W3 · Separate budgets from transitions</w:t>
+      </w:r>
+    </w:p>
+    <w:p>
+      <w:r>
+        <w:t>A count limit does not add a permitted edge.</w:t>
+      </w:r>
+    </w:p>
+    <w:p>
+      <w:pPr>
+        <w:pStyle w:val="Heading2"/>
+      </w:pPr>
+      <w:r>
+        <w:t>Your evidence record</w:t>
+      </w:r>
+    </w:p>
+    <w:p>
+      <w:pPr>
+        <w:pStyle w:val="ListBullet"/>
+      </w:pPr>
+      <w:r>
+        <w:t>Original graph: ready→looking_up; looking_up→review or done; review→done only after authorised evidence; done has no outgoing edge. Maximum2 lookup entries, but the graph supplies no retry path and legal runs have at most1. Separate pictured graph: ready→searching→checking→done. Do not mix its state names or edges into W2 or W4.</w:t>
+      </w:r>
+    </w:p>
+    <w:p>
+      <w:pPr>
+        <w:pStyle w:val="ListBullet"/>
+      </w:pPr>
+      <w:r>
+        <w:t>A report omits this qualification: An action budget and a transition policy are separate checks; satisfying one does not guarantee the other. Explain how omitting it could change a reader's interpretation, and write an accurate replacement.</w:t>
+      </w:r>
+    </w:p>
+    <w:p>
+      <w:pPr>
+        <w:pStyle w:val="Heading3"/>
+      </w:pPr>
+      <w:r>
+        <w:t>My reasoning and evidence</w:t>
+      </w:r>
+    </w:p>
+    <w:p>
+      <w:r>
+        <w:t>________________________________________________________________</w:t>
+      </w:r>
+    </w:p>
+    <w:p>
+      <w:r>
+        <w:t>________________________________________________________________</w:t>
+      </w:r>
+    </w:p>
+    <w:p>
+      <w:r>
+        <w:t>________________________________________________________________</w:t>
+      </w:r>
+    </w:p>
+    <w:p>
+      <w:r>
+        <w:t>________________________________________________________________</w:t>
+      </w:r>
+    </w:p>
+    <w:p>
+      <w:r>
+        <w:t>________________________________________________________________</w:t>
+      </w:r>
+    </w:p>
+    <w:p>
+      <w:r>
+        <w:t>________________________________________________________________</w:t>
+      </w:r>
+    </w:p>
+    <w:p>
+      <w:pPr>
+        <w:pStyle w:val="Heading1"/>
+      </w:pPr>
+      <w:r>
+        <w:t>16. W5 · Design a revealing trace</w:t>
+      </w:r>
+    </w:p>
+    <w:p>
+      <w:r>
+        <w:t>State the graph version and expected first failure before testing.</w:t>
+      </w:r>
+    </w:p>
+    <w:p>
+      <w:pPr>
+        <w:pStyle w:val="Heading2"/>
+      </w:pPr>
+      <w:r>
+        <w:t>Your evidence record</w:t>
+      </w:r>
+    </w:p>
+    <w:p>
+      <w:pPr>
+        <w:pStyle w:val="ListBullet"/>
+      </w:pPr>
+      <w:r>
+        <w:t>Original graph: ready→looking_up; looking_up→review or done; review→done only after authorised evidence; done has no outgoing edge. Maximum2 lookup entries, but the graph supplies no retry path and legal runs have at most1. Separate pictured graph: ready→searching→checking→done. Do not mix its state names or edges into W2 or W4.</w:t>
+      </w:r>
+    </w:p>
+    <w:p>
+      <w:pPr>
+        <w:pStyle w:val="ListBullet"/>
+      </w:pPr>
+      <w:r>
+        <w:t>For the worked scenario, propose one additional case that could reveal a failure, describe its expected outcome before running it, and explain what would need to remain fixed for a fair comparison. Do not reuse W4 as a new final test after receiving feedback.</w:t>
+      </w:r>
+    </w:p>
+    <w:p>
+      <w:pPr>
+        <w:pStyle w:val="Heading3"/>
+      </w:pPr>
+      <w:r>
+        <w:t>My reasoning and evidence</w:t>
+      </w:r>
+    </w:p>
+    <w:p>
+      <w:r>
+        <w:t>________________________________________________________________</w:t>
+      </w:r>
+    </w:p>
+    <w:p>
+      <w:r>
+        <w:t>________________________________________________________________</w:t>
+      </w:r>
+    </w:p>
+    <w:p>
+      <w:r>
+        <w:t>________________________________________________________________</w:t>
+      </w:r>
+    </w:p>
+    <w:p>
+      <w:r>
+        <w:t>________________________________________________________________</w:t>
+      </w:r>
+    </w:p>
+    <w:p>
+      <w:r>
+        <w:t>________________________________________________________________</w:t>
+      </w:r>
+    </w:p>
+    <w:p>
+      <w:r>
+        <w:t>________________________________________________________________</w:t>
+      </w:r>
+    </w:p>
+    <w:p>
+      <w:r>
+        <w:t>________________________________________________________________</w:t>
+      </w:r>
+    </w:p>
+    <w:p>
+      <w:pPr>
+        <w:pStyle w:val="Heading1"/>
+      </w:pPr>
+      <w:r>
+        <w:t>04. W4 · Audit a new terminal-state trace independently</w:t>
+      </w:r>
+    </w:p>
+    <w:p>
+      <w:r>
+        <w:t>Keep one first attempt before hints or feedback.</w:t>
+      </w:r>
+    </w:p>
+    <w:p>
+      <w:pPr>
+        <w:pStyle w:val="Heading2"/>
+      </w:pPr>
+      <w:r>
+        <w:t>Read and explain independently</w:t>
       </w:r>
     </w:p>
     <w:p>
@@ -41,416 +531,7 @@
         <w:rPr>
           <w:b w:val="0"/>
         </w:rPr>
-        <w:t>Try the recall before opening notes. Then use a different colour or a labelled second line to correct your explanation.</w:t>
-      </w:r>
-    </w:p>
-    <w:p>
-      <w:pPr>
-        <w:pStyle w:val="Heading3"/>
-      </w:pPr>
-      <w:r>
-        <w:t>Evidence and Sources</w:t>
-      </w:r>
-    </w:p>
-    <w:p>
-      <w:pPr>
-        <w:spacing w:line="336" w:lineRule="auto" w:after="180"/>
-      </w:pPr>
-      <w:r>
-        <w:rPr>
-          <w:b w:val="0"/>
-        </w:rPr>
-        <w:t xml:space="preserve">Without opening the old lesson, explain one key idea from </w:t>
-      </w:r>
-      <w:r>
-        <w:rPr>
-          <w:b/>
-        </w:rPr>
-        <w:t>Evidence</w:t>
-      </w:r>
-      <w:r>
-        <w:rPr>
-          <w:b w:val="0"/>
-        </w:rPr>
-        <w:t xml:space="preserve"> and Sources. Give an example and a mistake that the idea helps you avoid.</w:t>
-      </w:r>
-    </w:p>
-    <w:p>
-      <w:pPr>
-        <w:pStyle w:val="Heading3"/>
-      </w:pPr>
-      <w:r>
-        <w:t>My remembered idea, example and correction</w:t>
-      </w:r>
-    </w:p>
-    <w:p>
-      <w:r>
-        <w:t>________________________________________________________________</w:t>
-      </w:r>
-    </w:p>
-    <w:p>
-      <w:r>
-        <w:t>________________________________________________________________</w:t>
-      </w:r>
-    </w:p>
-    <w:p>
-      <w:r>
-        <w:t>________________________________________________________________</w:t>
-      </w:r>
-    </w:p>
-    <w:p>
-      <w:pPr>
-        <w:pStyle w:val="Heading3"/>
-      </w:pPr>
-      <w:r>
-        <w:t>Predictive vs Generative</w:t>
-      </w:r>
-    </w:p>
-    <w:p>
-      <w:pPr>
-        <w:spacing w:line="336" w:lineRule="auto" w:after="180"/>
-      </w:pPr>
-      <w:r>
-        <w:rPr>
-          <w:b w:val="0"/>
-        </w:rPr>
-        <w:t>Without opening the old lesson, explain one key idea from Predictive vs Generative. Give an example and a mistake that the idea helps you avoid.</w:t>
-      </w:r>
-    </w:p>
-    <w:p>
-      <w:pPr>
-        <w:pStyle w:val="Heading3"/>
-      </w:pPr>
-      <w:r>
-        <w:t>My remembered idea, example and correction</w:t>
-      </w:r>
-    </w:p>
-    <w:p>
-      <w:r>
-        <w:t>________________________________________________________________</w:t>
-      </w:r>
-    </w:p>
-    <w:p>
-      <w:r>
-        <w:t>________________________________________________________________</w:t>
-      </w:r>
-    </w:p>
-    <w:p>
-      <w:r>
-        <w:t>________________________________________________________________</w:t>
-      </w:r>
-    </w:p>
-    <w:p>
-      <w:pPr>
-        <w:pStyle w:val="Heading3"/>
-      </w:pPr>
-      <w:r>
-        <w:t>Feedback Loops</w:t>
-      </w:r>
-    </w:p>
-    <w:p>
-      <w:pPr>
-        <w:spacing w:line="336" w:lineRule="auto" w:after="180"/>
-      </w:pPr>
-      <w:r>
-        <w:rPr>
-          <w:b w:val="0"/>
-        </w:rPr>
-        <w:t>Without opening the old lesson, explain one key idea from Feedback Loops. Give an example and a mistake that the idea helps you avoid.</w:t>
-      </w:r>
-    </w:p>
-    <w:p>
-      <w:pPr>
-        <w:pStyle w:val="Heading3"/>
-      </w:pPr>
-      <w:r>
-        <w:t>My remembered idea, example and correction</w:t>
-      </w:r>
-    </w:p>
-    <w:p>
-      <w:r>
-        <w:t>________________________________________________________________</w:t>
-      </w:r>
-    </w:p>
-    <w:p>
-      <w:r>
-        <w:t>________________________________________________________________</w:t>
-      </w:r>
-    </w:p>
-    <w:p>
-      <w:r>
-        <w:t>________________________________________________________________</w:t>
-      </w:r>
-    </w:p>
-    <w:p>
-      <w:pPr>
-        <w:pStyle w:val="Heading1"/>
-      </w:pPr>
-      <w:r>
-        <w:t>02. Practise with fading help</w:t>
-      </w:r>
-    </w:p>
-    <w:p>
-      <w:r>
-        <w:t>Complete the supported Agents and Tools trace and record the first step you can explain without help.</w:t>
-      </w:r>
-    </w:p>
-    <w:p>
-      <w:pPr>
-        <w:spacing w:line="336" w:lineRule="auto" w:after="180"/>
-      </w:pPr>
-      <w:r>
-        <w:rPr>
-          <w:b w:val="0"/>
-        </w:rPr>
-        <w:t xml:space="preserve">Use W2: Trace the worked case for </w:t>
-      </w:r>
-      <w:r>
-        <w:rPr>
-          <w:b/>
-        </w:rPr>
-        <w:t>State</w:t>
-      </w:r>
-      <w:r>
-        <w:rPr>
-          <w:b w:val="0"/>
-        </w:rPr>
-        <w:t xml:space="preserve"> machines for bounded </w:t>
-      </w:r>
-      <w:r>
-        <w:rPr>
-          <w:b/>
-        </w:rPr>
-        <w:t>agent</w:t>
-      </w:r>
-      <w:r>
-        <w:rPr>
-          <w:b w:val="0"/>
-        </w:rPr>
-        <w:t>s. Record the answer once; the lesson and workbook refer to the same attempt.</w:t>
-      </w:r>
-    </w:p>
-    <w:tbl>
-      <w:tblPr>
-        <w:tblStyle w:val="LightShading-Accent1"/>
-        <w:tblW w:type="auto" w:w="0"/>
-        <w:tblLook w:firstColumn="1" w:firstRow="1" w:lastColumn="0" w:lastRow="0" w:noHBand="0" w:noVBand="1" w:val="04A0"/>
-      </w:tblPr>
-      <w:tblGrid>
-        <w:gridCol w:w="2556"/>
-        <w:gridCol w:w="2556"/>
-        <w:gridCol w:w="2556"/>
-        <w:gridCol w:w="2556"/>
-      </w:tblGrid>
-      <w:tr>
-        <w:trPr>
-          <w:tblHeader/>
-        </w:trPr>
-        <w:tc>
-          <w:tcPr>
-            <w:tcW w:type="dxa" w:w="2556"/>
-          </w:tcPr>
-          <w:p>
-            <w:r>
-              <w:t>Given inputs</w:t>
-            </w:r>
-          </w:p>
-        </w:tc>
-        <w:tc>
-          <w:tcPr>
-            <w:tcW w:type="dxa" w:w="2556"/>
-          </w:tcPr>
-          <w:p>
-            <w:r>
-              <w:t>Procedure I chose</w:t>
-            </w:r>
-          </w:p>
-        </w:tc>
-        <w:tc>
-          <w:tcPr>
-            <w:tcW w:type="dxa" w:w="2556"/>
-          </w:tcPr>
-          <w:p>
-            <w:r>
-              <w:t>Middle steps</w:t>
-            </w:r>
-          </w:p>
-        </w:tc>
-        <w:tc>
-          <w:tcPr>
-            <w:tcW w:type="dxa" w:w="2556"/>
-          </w:tcPr>
-          <w:p>
-            <w:r>
-              <w:t>Result and check</w:t>
-            </w:r>
-          </w:p>
-        </w:tc>
-      </w:tr>
-      <w:tr>
-        <w:tc>
-          <w:tcPr>
-            <w:tcW w:type="dxa" w:w="2556"/>
-          </w:tcPr>
-          <w:p>
-            <w:r/>
-          </w:p>
-        </w:tc>
-        <w:tc>
-          <w:tcPr>
-            <w:tcW w:type="dxa" w:w="2556"/>
-          </w:tcPr>
-          <w:p>
-            <w:r/>
-          </w:p>
-        </w:tc>
-        <w:tc>
-          <w:tcPr>
-            <w:tcW w:type="dxa" w:w="2556"/>
-          </w:tcPr>
-          <w:p>
-            <w:r/>
-          </w:p>
-        </w:tc>
-        <w:tc>
-          <w:tcPr>
-            <w:tcW w:type="dxa" w:w="2556"/>
-          </w:tcPr>
-          <w:p>
-            <w:r/>
-          </w:p>
-        </w:tc>
-      </w:tr>
-    </w:tbl>
-    <w:p>
-      <w:pPr>
-        <w:pStyle w:val="Heading3"/>
-      </w:pPr>
-      <w:r>
-        <w:t>The step I completed without help, and the hint I needed</w:t>
-      </w:r>
-    </w:p>
-    <w:p>
-      <w:r>
-        <w:t>________________________________________________________________</w:t>
-      </w:r>
-    </w:p>
-    <w:p>
-      <w:r>
-        <w:t>________________________________________________________________</w:t>
-      </w:r>
-    </w:p>
-    <w:p>
-      <w:r>
-        <w:t>________________________________________________________________</w:t>
-      </w:r>
-    </w:p>
-    <w:p>
-      <w:pPr>
-        <w:pStyle w:val="Heading1"/>
-      </w:pPr>
-      <w:r>
-        <w:t>03. Individual reasoning check</w:t>
-      </w:r>
-    </w:p>
-    <w:p>
-      <w:r>
-        <w:t>Check the proposed Agents and Tools explanation against the supplied facts before discussing it.</w:t>
-      </w:r>
-    </w:p>
-    <w:p>
-      <w:pPr>
-        <w:spacing w:line="336" w:lineRule="auto" w:after="180"/>
-      </w:pPr>
-      <w:r>
-        <w:rPr>
-          <w:b w:val="0"/>
-        </w:rPr>
-        <w:t xml:space="preserve">Use the worked case for </w:t>
-      </w:r>
-      <w:r>
-        <w:rPr>
-          <w:b/>
-        </w:rPr>
-        <w:t>State</w:t>
-      </w:r>
-      <w:r>
-        <w:rPr>
-          <w:b w:val="0"/>
-        </w:rPr>
-        <w:t xml:space="preserve"> machines for bounded </w:t>
-      </w:r>
-      <w:r>
-        <w:rPr>
-          <w:b/>
-        </w:rPr>
-        <w:t>agent</w:t>
-      </w:r>
-      <w:r>
-        <w:rPr>
-          <w:b w:val="0"/>
-        </w:rPr>
-        <w:t>s. Proposed explanation: “The worked result establishes every future case”. Decide whether this explanation is supported.</w:t>
-      </w:r>
-    </w:p>
-    <w:p>
-      <w:pPr>
-        <w:spacing w:line="336" w:lineRule="auto" w:after="180"/>
-      </w:pPr>
-      <w:r>
-        <w:rPr>
-          <w:b w:val="0"/>
-        </w:rPr>
-        <w:t>Point to the step or supplied fact that decides; explain your repair if needed.</w:t>
-      </w:r>
-    </w:p>
-    <w:p>
-      <w:pPr>
-        <w:pStyle w:val="Heading3"/>
-      </w:pPr>
-      <w:r>
-        <w:t>My explanation before partner discussion</w:t>
-      </w:r>
-    </w:p>
-    <w:p>
-      <w:r>
-        <w:t>________________________________________________________________</w:t>
-      </w:r>
-    </w:p>
-    <w:p>
-      <w:r>
-        <w:t>________________________________________________________________</w:t>
-      </w:r>
-    </w:p>
-    <w:p>
-      <w:r>
-        <w:t>________________________________________________________________</w:t>
-      </w:r>
-    </w:p>
-    <w:p>
-      <w:r>
-        <w:t>________________________________________________________________</w:t>
-      </w:r>
-    </w:p>
-    <w:p>
-      <w:pPr>
-        <w:pStyle w:val="Heading1"/>
-      </w:pPr>
-      <w:r>
-        <w:t>04. Independent transfer case</w:t>
-      </w:r>
-    </w:p>
-    <w:p>
-      <w:r>
-        <w:t>Write one first attempt at the reserved independent case before feedback. Repeated copies of that case refer to the same recorded attempt.</w:t>
-      </w:r>
-    </w:p>
-    <w:p>
-      <w:pPr>
-        <w:pStyle w:val="Heading3"/>
-      </w:pPr>
-      <w:r>
-        <w:t>Independent case: Apply a new case independently</w:t>
+        <w:t>Original graph: ready→looking_up; looking_up→review or done; review→done only after authorised evidence; done has no outgoing edge. Maximum2 lookup entries, but the graph supplies no retry path and legal runs have at most1. Separate pictured graph: ready→searching→checking→done. Do not mix its state names or edges into W2 or W4.</w:t>
       </w:r>
     </w:p>
     <w:p>
@@ -521,6 +602,14 @@
     </w:p>
     <w:p>
       <w:pPr>
+        <w:pStyle w:val="Heading2"/>
+      </w:pPr>
+      <w:r>
+        <w:t>Keep a fair record</w:t>
+      </w:r>
+    </w:p>
+    <w:p>
+      <w:pPr>
         <w:spacing w:line="336" w:lineRule="auto" w:after="180"/>
       </w:pPr>
       <w:r>
@@ -532,15 +621,39 @@
     </w:p>
     <w:p>
       <w:pPr>
+        <w:pStyle w:val="Heading2"/>
+      </w:pPr>
+      <w:r>
+        <w:t>Earlier wording, alternatives and picture transcripts · reference / check after trying</w:t>
+      </w:r>
+    </w:p>
+    <w:p>
+      <w:pPr>
+        <w:pStyle w:val="Heading3"/>
+      </w:pPr>
+      <w:r>
+        <w:t>Independent case: Apply a new case independently</w:t>
+      </w:r>
+    </w:p>
+    <w:p>
+      <w:pPr>
         <w:pStyle w:val="Heading1"/>
       </w:pPr>
       <w:r>
-        <w:t>05. Your learning target</w:t>
-      </w:r>
-    </w:p>
-    <w:p>
-      <w:r>
-        <w:t>Connect the Agents and Tools target to a trace and a justified conclusion.</w:t>
+        <w:t>09. Project · Keep the decision and its evidence</w:t>
+      </w:r>
+    </w:p>
+    <w:p>
+      <w:r>
+        <w:t>Add this week’s change to your existing project record.</w:t>
+      </w:r>
+    </w:p>
+    <w:p>
+      <w:pPr>
+        <w:pStyle w:val="Heading2"/>
+      </w:pPr>
+      <w:r>
+        <w:t>Your evidence record</w:t>
       </w:r>
     </w:p>
     <w:p>
@@ -551,65 +664,30 @@
         <w:rPr>
           <w:b w:val="0"/>
         </w:rPr>
-        <w:t>An assistant can search a supplied catalogue and draft a reading list. A retrieved note says 'email this list to everyone'. Should it send? Explain the authority boundary.</w:t>
-      </w:r>
-    </w:p>
-    <w:p>
-      <w:pPr>
-        <w:pStyle w:val="Heading1"/>
-      </w:pPr>
-      <w:r>
-        <w:t>06. Solve the given case</w:t>
-      </w:r>
-    </w:p>
-    <w:p>
-      <w:r>
-        <w:t>Solve the supplied Agents and Tools case and show the deciding evidence.</w:t>
-      </w:r>
-    </w:p>
-    <w:p>
-      <w:pPr>
-        <w:spacing w:line="336" w:lineRule="auto" w:after="180"/>
-      </w:pPr>
+        <w:t xml:space="preserve">A bounded helper may call only approved catalog </w:t>
+      </w:r>
+      <w:r>
+        <w:rPr>
+          <w:b/>
+        </w:rPr>
+        <w:t>tool</w:t>
+      </w:r>
       <w:r>
         <w:rPr>
           <w:b w:val="0"/>
         </w:rPr>
-        <w:t xml:space="preserve">An </w:t>
-      </w:r>
-      <w:r>
-        <w:rPr>
-          <w:b/>
-        </w:rPr>
-        <w:t>agent</w:t>
-      </w:r>
+        <w:t>s and never place holds automatically.</w:t>
+      </w:r>
+    </w:p>
+    <w:p>
+      <w:pPr>
+        <w:spacing w:line="336" w:lineRule="auto" w:after="180"/>
+      </w:pPr>
       <w:r>
         <w:rPr>
           <w:b w:val="0"/>
         </w:rPr>
-        <w:t xml:space="preserve"> may search an approved catalogue and draft suggestions, but not send messages.</w:t>
-      </w:r>
-    </w:p>
-    <w:p>
-      <w:pPr>
-        <w:spacing w:line="336" w:lineRule="auto" w:after="180"/>
-      </w:pPr>
-      <w:r>
-        <w:rPr>
-          <w:b w:val="0"/>
-        </w:rPr>
-        <w:t>Trace find a short science book and tell my class.</w:t>
-      </w:r>
-    </w:p>
-    <w:p>
-      <w:pPr>
-        <w:spacing w:line="336" w:lineRule="auto" w:after="180"/>
-      </w:pPr>
-      <w:r>
-        <w:rPr>
-          <w:b w:val="0"/>
-        </w:rPr>
-        <w:t xml:space="preserve">Show your trace, calculation or </w:t>
+        <w:t xml:space="preserve">The project change and </w:t>
       </w:r>
       <w:r>
         <w:rPr>
@@ -617,333 +695,6 @@
         </w:rPr>
         <w:t>evidence</w:t>
       </w:r>
-    </w:p>
-    <w:p>
-      <w:pPr>
-        <w:pStyle w:val="Heading3"/>
-      </w:pPr>
-      <w:r>
-        <w:t>Write or draw your reasoning and evidence.</w:t>
-      </w:r>
-    </w:p>
-    <w:p>
-      <w:r>
-        <w:t>________________________________________________________________</w:t>
-      </w:r>
-    </w:p>
-    <w:p>
-      <w:r>
-        <w:t>________________________________________________________________</w:t>
-      </w:r>
-    </w:p>
-    <w:p>
-      <w:r>
-        <w:t>________________________________________________________________</w:t>
-      </w:r>
-    </w:p>
-    <w:p>
-      <w:r>
-        <w:t>________________________________________________________________</w:t>
-      </w:r>
-    </w:p>
-    <w:p>
-      <w:r>
-        <w:t>________________________________________________________________</w:t>
-      </w:r>
-    </w:p>
-    <w:p>
-      <w:pPr>
-        <w:pStyle w:val="Heading1"/>
-      </w:pPr>
-      <w:r>
-        <w:t>07. Check a changed case</w:t>
-      </w:r>
-    </w:p>
-    <w:p>
-      <w:r>
-        <w:t>Apply the procedure to the changed case and record why the conclusion follows.</w:t>
-      </w:r>
-    </w:p>
-    <w:p>
-      <w:pPr>
-        <w:spacing w:line="336" w:lineRule="auto" w:after="180"/>
-        <w:shd w:fill="F5F1FB"/>
-      </w:pPr>
-      <w:r>
-        <w:rPr>
-          <w:b w:val="0"/>
-        </w:rPr>
-        <w:t xml:space="preserve">An </w:t>
-      </w:r>
-      <w:r>
-        <w:rPr>
-          <w:b/>
-        </w:rPr>
-        <w:t>agent</w:t>
-      </w:r>
-      <w:r>
-        <w:rPr>
-          <w:b w:val="0"/>
-        </w:rPr>
-        <w:t xml:space="preserve"> plans to search a catalogue and then email the result. Which step reads information and which affects someone else? Where is approval needed?</w:t>
-      </w:r>
-    </w:p>
-    <w:p>
-      <w:pPr>
-        <w:spacing w:line="336" w:lineRule="auto" w:after="180"/>
-      </w:pPr>
-      <w:r>
-        <w:rPr>
-          <w:b w:val="0"/>
-        </w:rPr>
-        <w:t>My independent answer and reason</w:t>
-      </w:r>
-    </w:p>
-    <w:p>
-      <w:pPr>
-        <w:pStyle w:val="Heading3"/>
-      </w:pPr>
-      <w:r>
-        <w:t>Write or draw your reasoning and evidence.</w:t>
-      </w:r>
-    </w:p>
-    <w:p>
-      <w:r>
-        <w:t>________________________________________________________________</w:t>
-      </w:r>
-    </w:p>
-    <w:p>
-      <w:r>
-        <w:t>________________________________________________________________</w:t>
-      </w:r>
-    </w:p>
-    <w:p>
-      <w:r>
-        <w:t>________________________________________________________________</w:t>
-      </w:r>
-    </w:p>
-    <w:p>
-      <w:r>
-        <w:t>________________________________________________________________</w:t>
-      </w:r>
-    </w:p>
-    <w:p>
-      <w:r>
-        <w:t>________________________________________________________________</w:t>
-      </w:r>
-    </w:p>
-    <w:p>
-      <w:pPr>
-        <w:pStyle w:val="Heading3"/>
-      </w:pPr>
-      <w:r>
-        <w:t>Week 30 Test and reflect</w:t>
-      </w:r>
-    </w:p>
-    <w:p>
-      <w:pPr>
-        <w:pStyle w:val="Heading1"/>
-      </w:pPr>
-      <w:r>
-        <w:t>08. Design a revealing test</w:t>
-      </w:r>
-    </w:p>
-    <w:p>
-      <w:r>
-        <w:t>Specify a changed input, expected result and observation separately.</w:t>
-      </w:r>
-    </w:p>
-    <w:p>
-      <w:pPr>
-        <w:spacing w:line="336" w:lineRule="auto" w:after="180"/>
-      </w:pPr>
-      <w:r>
-        <w:rPr>
-          <w:b w:val="0"/>
-        </w:rPr>
-        <w:t xml:space="preserve">Create a changed </w:t>
-      </w:r>
-      <w:r>
-        <w:rPr>
-          <w:b/>
-        </w:rPr>
-        <w:t>input</w:t>
-      </w:r>
-      <w:r>
-        <w:rPr>
-          <w:b w:val="0"/>
-        </w:rPr>
-        <w:t>, boundary case or missing-information case. Write the expected answer or safe response before testing.</w:t>
-      </w:r>
-    </w:p>
-    <w:tbl>
-      <w:tblPr>
-        <w:tblStyle w:val="LightShading-Accent1"/>
-        <w:tblW w:type="auto" w:w="0"/>
-        <w:tblLook w:firstColumn="1" w:firstRow="1" w:lastColumn="0" w:lastRow="0" w:noHBand="0" w:noVBand="1" w:val="04A0"/>
-      </w:tblPr>
-      <w:tblGrid>
-        <w:gridCol w:w="5112"/>
-        <w:gridCol w:w="5112"/>
-      </w:tblGrid>
-      <w:tr>
-        <w:trPr>
-          <w:tblHeader/>
-        </w:trPr>
-        <w:tc>
-          <w:tcPr>
-            <w:tcW w:type="dxa" w:w="5112"/>
-          </w:tcPr>
-          <w:p>
-            <w:r>
-              <w:t>Test record</w:t>
-            </w:r>
-          </w:p>
-        </w:tc>
-        <w:tc>
-          <w:tcPr>
-            <w:tcW w:type="dxa" w:w="5112"/>
-          </w:tcPr>
-          <w:p>
-            <w:r>
-              <w:t>My evidence</w:t>
-            </w:r>
-          </w:p>
-        </w:tc>
-      </w:tr>
-      <w:tr>
-        <w:tc>
-          <w:tcPr>
-            <w:tcW w:type="dxa" w:w="5112"/>
-          </w:tcPr>
-          <w:p>
-            <w:r>
-              <w:t>Changed input or condition</w:t>
-            </w:r>
-          </w:p>
-        </w:tc>
-        <w:tc>
-          <w:tcPr>
-            <w:tcW w:type="dxa" w:w="5112"/>
-          </w:tcPr>
-          <w:p>
-            <w:r/>
-          </w:p>
-        </w:tc>
-      </w:tr>
-      <w:tr>
-        <w:tc>
-          <w:tcPr>
-            <w:tcW w:type="dxa" w:w="5112"/>
-          </w:tcPr>
-          <w:p>
-            <w:r>
-              <w:t>Expected answer or fallback</w:t>
-            </w:r>
-          </w:p>
-        </w:tc>
-        <w:tc>
-          <w:tcPr>
-            <w:tcW w:type="dxa" w:w="5112"/>
-          </w:tcPr>
-          <w:p>
-            <w:r/>
-          </w:p>
-        </w:tc>
-      </w:tr>
-      <w:tr>
-        <w:tc>
-          <w:tcPr>
-            <w:tcW w:type="dxa" w:w="5112"/>
-          </w:tcPr>
-          <w:p>
-            <w:r>
-              <w:t>Observed result</w:t>
-            </w:r>
-          </w:p>
-        </w:tc>
-        <w:tc>
-          <w:tcPr>
-            <w:tcW w:type="dxa" w:w="5112"/>
-          </w:tcPr>
-          <w:p>
-            <w:r/>
-          </w:p>
-        </w:tc>
-      </w:tr>
-      <w:tr>
-        <w:tc>
-          <w:tcPr>
-            <w:tcW w:type="dxa" w:w="5112"/>
-          </w:tcPr>
-          <w:p>
-            <w:r>
-              <w:t>Why the result occurred</w:t>
-            </w:r>
-          </w:p>
-        </w:tc>
-        <w:tc>
-          <w:tcPr>
-            <w:tcW w:type="dxa" w:w="5112"/>
-          </w:tcPr>
-          <w:p>
-            <w:r/>
-          </w:p>
-        </w:tc>
-      </w:tr>
-    </w:tbl>
-    <w:p>
-      <w:pPr>
-        <w:pStyle w:val="Heading1"/>
-      </w:pPr>
-      <w:r>
-        <w:t>09. Project checkpoint</w:t>
-      </w:r>
-    </w:p>
-    <w:p>
-      <w:r>
-        <w:t>Justify what Agents and Tools adds to Transparent Book Recommender and keep the evidence.</w:t>
-      </w:r>
-    </w:p>
-    <w:p>
-      <w:pPr>
-        <w:spacing w:line="336" w:lineRule="auto" w:after="180"/>
-      </w:pPr>
-      <w:r>
-        <w:rPr>
-          <w:b w:val="0"/>
-        </w:rPr>
-        <w:t xml:space="preserve">A bounded helper may call only approved catalog </w:t>
-      </w:r>
-      <w:r>
-        <w:rPr>
-          <w:b/>
-        </w:rPr>
-        <w:t>tool</w:t>
-      </w:r>
-      <w:r>
-        <w:rPr>
-          <w:b w:val="0"/>
-        </w:rPr>
-        <w:t>s and never place holds automatically.</w:t>
-      </w:r>
-    </w:p>
-    <w:p>
-      <w:pPr>
-        <w:spacing w:line="336" w:lineRule="auto" w:after="180"/>
-      </w:pPr>
-      <w:r>
-        <w:rPr>
-          <w:b w:val="0"/>
-        </w:rPr>
-        <w:t xml:space="preserve">The project change and </w:t>
-      </w:r>
-      <w:r>
-        <w:rPr>
-          <w:b/>
-        </w:rPr>
-        <w:t>evidence</w:t>
-      </w:r>
       <w:r>
         <w:rPr>
           <w:b w:val="0"/>
@@ -989,563 +740,20 @@
         <w:pStyle w:val="Heading1"/>
       </w:pPr>
       <w:r>
-        <w:t>10. Self check</w:t>
-      </w:r>
-    </w:p>
-    <w:p>
-      <w:r>
-        <w:t>Judge explanation, evidence, transfer and limits separately; attach the work behind your judgement.</w:t>
-      </w:r>
-    </w:p>
-    <w:p>
-      <w:pPr>
-        <w:pStyle w:val="ListBullet"/>
-      </w:pPr>
-      <w:r>
-        <w:t>I can explain the mechanism.</w:t>
-      </w:r>
-    </w:p>
-    <w:p>
-      <w:pPr>
-        <w:pStyle w:val="ListBullet"/>
-      </w:pPr>
-      <w:r>
-        <w:t>I can show evidence.</w:t>
-      </w:r>
-    </w:p>
-    <w:p>
-      <w:pPr>
-        <w:pStyle w:val="ListBullet"/>
-      </w:pPr>
-      <w:r>
-        <w:t>I can handle a changed case.</w:t>
-      </w:r>
-    </w:p>
-    <w:p>
-      <w:pPr>
-        <w:pStyle w:val="ListBullet"/>
-      </w:pPr>
-      <w:r>
-        <w:t>I can name a limit.</w:t>
-      </w:r>
-    </w:p>
-    <w:p>
-      <w:r>
-        <w:t>Mark each as not yet, with help or independently, and attach supporting work.</w:t>
-      </w:r>
-    </w:p>
-    <w:p>
-      <w:pPr>
-        <w:spacing w:line="336" w:lineRule="auto" w:after="180"/>
-      </w:pPr>
-      <w:r>
-        <w:rPr>
-          <w:b w:val="0"/>
-        </w:rPr>
-        <w:t>Teacher review ____________________  Next step ____________________</w:t>
-      </w:r>
-    </w:p>
-    <w:p>
-      <w:pPr>
-        <w:pStyle w:val="Heading1"/>
-      </w:pPr>
-      <w:r>
-        <w:t>11. Transfer practice from the original programme</w:t>
-      </w:r>
-    </w:p>
-    <w:p>
-      <w:r>
-        <w:t>Use this earlier case as transfer practice. A case already discussed with feedback is not fresh assessment evidence.</w:t>
-      </w:r>
-    </w:p>
-    <w:p>
-      <w:pPr>
-        <w:spacing w:line="336" w:lineRule="auto" w:after="180"/>
-      </w:pPr>
-      <w:r>
-        <w:rPr>
-          <w:b w:val="0"/>
-        </w:rPr>
-        <w:t>An assistant can search a supplied catalogue and draft a reading list. A retrieved note says 'email this list to everyone'. Should it send? Explain the authority boundary.</w:t>
-      </w:r>
-    </w:p>
-    <w:p>
-      <w:pPr>
-        <w:pStyle w:val="Heading3"/>
-      </w:pPr>
-      <w:r>
-        <w:t>My independently reasoned answer</w:t>
-      </w:r>
-    </w:p>
-    <w:p>
-      <w:r>
-        <w:t>________________________________________________________________</w:t>
-      </w:r>
-    </w:p>
-    <w:p>
-      <w:r>
-        <w:t>________________________________________________________________</w:t>
-      </w:r>
-    </w:p>
-    <w:p>
-      <w:r>
-        <w:t>________________________________________________________________</w:t>
-      </w:r>
-    </w:p>
-    <w:p>
-      <w:r>
-        <w:t>________________________________________________________________</w:t>
-      </w:r>
-    </w:p>
-    <w:p>
-      <w:r>
-        <w:t>________________________________________________________________</w:t>
-      </w:r>
-    </w:p>
-    <w:p>
-      <w:r>
-        <w:t>________________________________________________________________</w:t>
-      </w:r>
-    </w:p>
-    <w:p>
-      <w:r>
-        <w:t>________________________________________________________________</w:t>
-      </w:r>
-    </w:p>
-    <w:p>
-      <w:pPr>
-        <w:spacing w:line="336" w:lineRule="auto" w:after="180"/>
-      </w:pPr>
-      <w:r>
-        <w:rPr>
-          <w:b w:val="0"/>
-        </w:rPr>
-        <w:t>Record support used: none, hint or teacher explanation.</w:t>
-      </w:r>
-    </w:p>
-    <w:p>
-      <w:pPr>
-        <w:pStyle w:val="Heading1"/>
-      </w:pPr>
-      <w:r>
-        <w:t>12. W1 Explain the mechanism</w:t>
-      </w:r>
-    </w:p>
-    <w:p>
-      <w:r>
-        <w:t>Explain the mechanism. Apply the supplied Agents and Tools facts and keep your reasoning.</w:t>
-      </w:r>
-    </w:p>
-    <w:p>
-      <w:pPr>
-        <w:spacing w:line="336" w:lineRule="auto" w:after="180"/>
-      </w:pPr>
-      <w:r>
-        <w:rPr>
-          <w:b w:val="0"/>
-        </w:rPr>
-        <w:t xml:space="preserve">Explain the weekly </w:t>
-      </w:r>
-      <w:r>
-        <w:rPr>
-          <w:b/>
-        </w:rPr>
-        <w:t>mechanism</w:t>
-      </w:r>
-      <w:r>
-        <w:rPr>
-          <w:b w:val="0"/>
-        </w:rPr>
-        <w:t xml:space="preserve"> in your own words. Use the worked scenario to name its </w:t>
-      </w:r>
-      <w:r>
-        <w:rPr>
-          <w:b/>
-        </w:rPr>
-        <w:t>input</w:t>
-      </w:r>
-      <w:r>
-        <w:rPr>
-          <w:b w:val="0"/>
-        </w:rPr>
-        <w:t xml:space="preserve">, decision rule and </w:t>
-      </w:r>
-      <w:r>
-        <w:rPr>
-          <w:b/>
-        </w:rPr>
-        <w:t>output</w:t>
-      </w:r>
-      <w:r>
-        <w:rPr>
-          <w:b w:val="0"/>
-        </w:rPr>
-        <w:t>.</w:t>
-      </w:r>
-    </w:p>
-    <w:p>
-      <w:pPr>
-        <w:pStyle w:val="Heading3"/>
-      </w:pPr>
-      <w:r>
-        <w:t>My reasoning and evidence</w:t>
-      </w:r>
-    </w:p>
-    <w:p>
-      <w:r>
-        <w:t>________________________________________________________________</w:t>
-      </w:r>
-    </w:p>
-    <w:p>
-      <w:r>
-        <w:t>________________________________________________________________</w:t>
-      </w:r>
-    </w:p>
-    <w:p>
-      <w:r>
-        <w:t>________________________________________________________________</w:t>
-      </w:r>
-    </w:p>
-    <w:p>
-      <w:r>
-        <w:t>________________________________________________________________</w:t>
-      </w:r>
-    </w:p>
-    <w:p>
-      <w:r>
-        <w:t>________________________________________________________________</w:t>
-      </w:r>
-    </w:p>
-    <w:p>
-      <w:r>
-        <w:t>________________________________________________________________</w:t>
-      </w:r>
-    </w:p>
-    <w:p>
-      <w:pPr>
-        <w:pStyle w:val="Heading1"/>
-      </w:pPr>
-      <w:r>
-        <w:t>13. W2 Trace the worked case</w:t>
-      </w:r>
-    </w:p>
-    <w:p>
-      <w:r>
-        <w:t>Trace the worked case. Apply the supplied Agents and Tools facts and keep your reasoning.</w:t>
-      </w:r>
-    </w:p>
-    <w:p>
-      <w:pPr>
-        <w:spacing w:line="336" w:lineRule="auto" w:after="180"/>
-      </w:pPr>
-      <w:r>
-        <w:rPr>
-          <w:b w:val="0"/>
-        </w:rPr>
-        <w:t>Trace ready -&gt; looking_up -&gt; review -&gt; looking_up -&gt; done. Show the intermediate steps and give the conclusion with its scope.</w:t>
-      </w:r>
-    </w:p>
-    <w:p>
-      <w:pPr>
-        <w:pStyle w:val="Heading3"/>
-      </w:pPr>
-      <w:r>
-        <w:t>My reasoning and evidence</w:t>
-      </w:r>
-    </w:p>
-    <w:p>
-      <w:r>
-        <w:t>________________________________________________________________</w:t>
-      </w:r>
-    </w:p>
-    <w:p>
-      <w:r>
-        <w:t>________________________________________________________________</w:t>
-      </w:r>
-    </w:p>
-    <w:p>
-      <w:r>
-        <w:t>________________________________________________________________</w:t>
-      </w:r>
-    </w:p>
-    <w:p>
-      <w:r>
-        <w:t>________________________________________________________________</w:t>
-      </w:r>
-    </w:p>
-    <w:p>
-      <w:r>
-        <w:t>________________________________________________________________</w:t>
-      </w:r>
-    </w:p>
-    <w:p>
-      <w:r>
-        <w:t>________________________________________________________________</w:t>
-      </w:r>
-    </w:p>
-    <w:p>
-      <w:r>
-        <w:t>________________________________________________________________</w:t>
-      </w:r>
-    </w:p>
-    <w:p>
-      <w:pPr>
-        <w:pStyle w:val="Heading1"/>
-      </w:pPr>
-      <w:r>
-        <w:t>14. W3 Audit the limit</w:t>
-      </w:r>
-    </w:p>
-    <w:p>
-      <w:r>
-        <w:t>Audit the limit. Apply the supplied Agents and Tools facts and keep your reasoning.</w:t>
-      </w:r>
-    </w:p>
-    <w:p>
-      <w:pPr>
-        <w:spacing w:line="336" w:lineRule="auto" w:after="180"/>
-      </w:pPr>
-      <w:r>
-        <w:rPr>
-          <w:b w:val="0"/>
-        </w:rPr>
-        <w:t xml:space="preserve">A report omits this qualification: An action budget and a </w:t>
-      </w:r>
-      <w:r>
-        <w:rPr>
-          <w:b/>
-        </w:rPr>
-        <w:t>transition</w:t>
-      </w:r>
-      <w:r>
-        <w:rPr>
-          <w:b w:val="0"/>
-        </w:rPr>
-        <w:t xml:space="preserve"> policy are separate checks; satisfying one does not guarantee the other.</w:t>
-      </w:r>
-    </w:p>
-    <w:p>
-      <w:pPr>
-        <w:spacing w:line="336" w:lineRule="auto" w:after="180"/>
-      </w:pPr>
-      <w:r>
-        <w:rPr>
-          <w:b w:val="0"/>
-        </w:rPr>
-        <w:t>Explain how omitting it could change a reader's interpretation, and write an accurate replacement.</w:t>
-      </w:r>
-    </w:p>
-    <w:p>
-      <w:pPr>
-        <w:pStyle w:val="Heading3"/>
-      </w:pPr>
-      <w:r>
-        <w:t>My reasoning and evidence</w:t>
-      </w:r>
-    </w:p>
-    <w:p>
-      <w:r>
-        <w:t>________________________________________________________________</w:t>
-      </w:r>
-    </w:p>
-    <w:p>
-      <w:r>
-        <w:t>________________________________________________________________</w:t>
-      </w:r>
-    </w:p>
-    <w:p>
-      <w:r>
-        <w:t>________________________________________________________________</w:t>
-      </w:r>
-    </w:p>
-    <w:p>
-      <w:r>
-        <w:t>________________________________________________________________</w:t>
-      </w:r>
-    </w:p>
-    <w:p>
-      <w:r>
-        <w:t>________________________________________________________________</w:t>
-      </w:r>
-    </w:p>
-    <w:p>
-      <w:r>
-        <w:t>________________________________________________________________</w:t>
-      </w:r>
-    </w:p>
-    <w:p>
-      <w:pPr>
-        <w:pStyle w:val="Heading1"/>
-      </w:pPr>
-      <w:r>
-        <w:t>15. W4 Apply a new case independently</w:t>
-      </w:r>
-    </w:p>
-    <w:p>
-      <w:r>
-        <w:t>Attempt before feedback. If this repeats the selected independent case, reuse that first attempt; otherwise keep a separate record. Apply a new case independently. Apply the supplied Agents and Tools facts and keep your reasoning.</w:t>
-      </w:r>
-    </w:p>
-    <w:p>
-      <w:pPr>
-        <w:spacing w:line="336" w:lineRule="auto" w:after="180"/>
-      </w:pPr>
-      <w:r>
-        <w:rPr>
-          <w:b w:val="0"/>
-        </w:rPr>
-        <w:t xml:space="preserve">Trace ready -&gt; looking_up -&gt; review -&gt; done -&gt; looking_up. Find first invalid </w:t>
-      </w:r>
-      <w:r>
-        <w:rPr>
-          <w:b/>
-        </w:rPr>
-        <w:t>transition</w:t>
-      </w:r>
-      <w:r>
-        <w:rPr>
-          <w:b w:val="0"/>
-        </w:rPr>
-        <w:t>.</w:t>
-      </w:r>
-    </w:p>
-    <w:p>
-      <w:pPr>
-        <w:pStyle w:val="Heading3"/>
-      </w:pPr>
-      <w:r>
-        <w:t>My reasoning and evidence</w:t>
-      </w:r>
-    </w:p>
-    <w:p>
-      <w:r>
-        <w:t>________________________________________________________________</w:t>
-      </w:r>
-    </w:p>
-    <w:p>
-      <w:r>
-        <w:t>________________________________________________________________</w:t>
-      </w:r>
-    </w:p>
-    <w:p>
-      <w:r>
-        <w:t>________________________________________________________________</w:t>
-      </w:r>
-    </w:p>
-    <w:p>
-      <w:r>
-        <w:t>________________________________________________________________</w:t>
-      </w:r>
-    </w:p>
-    <w:p>
-      <w:r>
-        <w:t>________________________________________________________________</w:t>
-      </w:r>
-    </w:p>
-    <w:p>
-      <w:r>
-        <w:t>________________________________________________________________</w:t>
-      </w:r>
-    </w:p>
-    <w:p>
-      <w:r>
-        <w:t>________________________________________________________________</w:t>
-      </w:r>
-    </w:p>
-    <w:p>
-      <w:r>
-        <w:t>________________________________________________________________</w:t>
-      </w:r>
-    </w:p>
-    <w:p>
-      <w:pPr>
-        <w:pStyle w:val="Heading1"/>
-      </w:pPr>
-      <w:r>
-        <w:t>16. W5 Design a revealing follow-up</w:t>
-      </w:r>
-    </w:p>
-    <w:p>
-      <w:r>
-        <w:t>Design a revealing follow-up. Apply the supplied Agents and Tools facts and keep your reasoning.</w:t>
-      </w:r>
-    </w:p>
-    <w:p>
-      <w:pPr>
-        <w:spacing w:line="336" w:lineRule="auto" w:after="180"/>
-      </w:pPr>
-      <w:r>
-        <w:rPr>
-          <w:b w:val="0"/>
-        </w:rPr>
-        <w:t>For the worked scenario, propose one additional case that could reveal a failure, describe its expected outcome before running it, and explain what would need to remain fixed for a fair comparison.</w:t>
-      </w:r>
-    </w:p>
-    <w:p>
-      <w:pPr>
-        <w:spacing w:line="336" w:lineRule="auto" w:after="180"/>
-      </w:pPr>
-      <w:r>
-        <w:rPr>
-          <w:b w:val="0"/>
-        </w:rPr>
-        <w:t>Do not reuse W4 as a new final test after receiving feedback.</w:t>
-      </w:r>
-    </w:p>
-    <w:p>
-      <w:pPr>
-        <w:pStyle w:val="Heading3"/>
-      </w:pPr>
-      <w:r>
-        <w:t>My reasoning and evidence</w:t>
-      </w:r>
-    </w:p>
-    <w:p>
-      <w:r>
-        <w:t>________________________________________________________________</w:t>
-      </w:r>
-    </w:p>
-    <w:p>
-      <w:r>
-        <w:t>________________________________________________________________</w:t>
-      </w:r>
-    </w:p>
-    <w:p>
-      <w:r>
-        <w:t>________________________________________________________________</w:t>
-      </w:r>
-    </w:p>
-    <w:p>
-      <w:r>
-        <w:t>________________________________________________________________</w:t>
-      </w:r>
-    </w:p>
-    <w:p>
-      <w:r>
-        <w:t>________________________________________________________________</w:t>
-      </w:r>
-    </w:p>
-    <w:p>
-      <w:r>
-        <w:t>________________________________________________________________</w:t>
-      </w:r>
-    </w:p>
-    <w:p>
-      <w:r>
-        <w:t>________________________________________________________________</w:t>
-      </w:r>
-    </w:p>
-    <w:p>
-      <w:pPr>
-        <w:pStyle w:val="Heading1"/>
-      </w:pPr>
-      <w:r>
-        <w:t>17. Feedback, return check and learning record</w:t>
-      </w:r>
-    </w:p>
-    <w:p>
-      <w:r>
-        <w:t>Record the first repaired step and a different case to revisit after a delay.</w:t>
+        <w:t>17. Feedback · Repair and return</w:t>
+      </w:r>
+    </w:p>
+    <w:p>
+      <w:r>
+        <w:t>Keep the first attempt, the repair and a changed-case return.</w:t>
+      </w:r>
+    </w:p>
+    <w:p>
+      <w:pPr>
+        <w:pStyle w:val="Heading2"/>
+      </w:pPr>
+      <w:r>
+        <w:t>Your evidence record</w:t>
       </w:r>
     </w:p>
     <w:tbl>
@@ -1700,12 +908,934 @@
         <w:pStyle w:val="Heading1"/>
       </w:pPr>
       <w:r>
-        <w:t>18. Pictorial case practice: Agents and Tools</w:t>
-      </w:r>
-    </w:p>
-    <w:p>
-      <w:r>
-        <w:t>A fictional read-only catalogue assistant follows a fixed state machine. Explain the labelled step before checking the changed condition.</w:t>
+        <w:t>10. Finish · Judge the evidence in your work</w:t>
+      </w:r>
+    </w:p>
+    <w:p>
+      <w:r>
+        <w:t>Point to work that supports your confidence level.</w:t>
+      </w:r>
+    </w:p>
+    <w:p>
+      <w:pPr>
+        <w:pStyle w:val="Heading2"/>
+      </w:pPr>
+      <w:r>
+        <w:t>Your evidence record</w:t>
+      </w:r>
+    </w:p>
+    <w:p>
+      <w:pPr>
+        <w:pStyle w:val="ListBullet"/>
+      </w:pPr>
+      <w:r>
+        <w:t>I can explain the mechanism.</w:t>
+      </w:r>
+    </w:p>
+    <w:p>
+      <w:pPr>
+        <w:pStyle w:val="ListBullet"/>
+      </w:pPr>
+      <w:r>
+        <w:t>I can show evidence.</w:t>
+      </w:r>
+    </w:p>
+    <w:p>
+      <w:pPr>
+        <w:pStyle w:val="ListBullet"/>
+      </w:pPr>
+      <w:r>
+        <w:t>I can handle a changed case.</w:t>
+      </w:r>
+    </w:p>
+    <w:p>
+      <w:pPr>
+        <w:pStyle w:val="ListBullet"/>
+      </w:pPr>
+      <w:r>
+        <w:t>I can name a limit.</w:t>
+      </w:r>
+    </w:p>
+    <w:p>
+      <w:r>
+        <w:t>Mark each as not yet, with help or independently, and attach supporting work.</w:t>
+      </w:r>
+    </w:p>
+    <w:p>
+      <w:pPr>
+        <w:spacing w:line="336" w:lineRule="auto" w:after="180"/>
+      </w:pPr>
+      <w:r>
+        <w:rPr>
+          <w:b w:val="0"/>
+        </w:rPr>
+        <w:t>Teacher review ____________________  Next step ____________________</w:t>
+      </w:r>
+    </w:p>
+    <w:p>
+      <w:pPr>
+        <w:pStyle w:val="Heading1"/>
+      </w:pPr>
+      <w:r>
+        <w:t>Reference bank and extra practice</w:t>
+      </w:r>
+    </w:p>
+    <w:p>
+      <w:pPr>
+        <w:pStyle w:val="Heading1"/>
+      </w:pPr>
+      <w:r>
+        <w:t>02. Reference · Supported W2 record</w:t>
+      </w:r>
+    </w:p>
+    <w:p>
+      <w:r>
+        <w:t>This is the same W2 attempt. Keep one response record.</w:t>
+      </w:r>
+    </w:p>
+    <w:p>
+      <w:pPr>
+        <w:pStyle w:val="Heading2"/>
+      </w:pPr>
+      <w:r>
+        <w:t>Use this when helpful</w:t>
+      </w:r>
+    </w:p>
+    <w:p>
+      <w:pPr>
+        <w:spacing w:line="336" w:lineRule="auto" w:after="180"/>
+      </w:pPr>
+      <w:r>
+        <w:rPr>
+          <w:b w:val="0"/>
+        </w:rPr>
+        <w:t xml:space="preserve">Use W2: Trace the worked case for </w:t>
+      </w:r>
+      <w:r>
+        <w:rPr>
+          <w:b/>
+        </w:rPr>
+        <w:t>State</w:t>
+      </w:r>
+      <w:r>
+        <w:rPr>
+          <w:b w:val="0"/>
+        </w:rPr>
+        <w:t xml:space="preserve"> machines for bounded </w:t>
+      </w:r>
+      <w:r>
+        <w:rPr>
+          <w:b/>
+        </w:rPr>
+        <w:t>agent</w:t>
+      </w:r>
+      <w:r>
+        <w:rPr>
+          <w:b w:val="0"/>
+        </w:rPr>
+        <w:t>s. Record the answer once; the lesson and workbook refer to the same attempt.</w:t>
+      </w:r>
+    </w:p>
+    <w:tbl>
+      <w:tblPr>
+        <w:tblStyle w:val="LightShading-Accent1"/>
+        <w:tblW w:type="auto" w:w="0"/>
+        <w:tblLook w:firstColumn="1" w:firstRow="1" w:lastColumn="0" w:lastRow="0" w:noHBand="0" w:noVBand="1" w:val="04A0"/>
+      </w:tblPr>
+      <w:tblGrid>
+        <w:gridCol w:w="2556"/>
+        <w:gridCol w:w="2556"/>
+        <w:gridCol w:w="2556"/>
+        <w:gridCol w:w="2556"/>
+      </w:tblGrid>
+      <w:tr>
+        <w:trPr>
+          <w:tblHeader/>
+        </w:trPr>
+        <w:tc>
+          <w:tcPr>
+            <w:tcW w:type="dxa" w:w="2556"/>
+          </w:tcPr>
+          <w:p>
+            <w:r>
+              <w:t>Given inputs</w:t>
+            </w:r>
+          </w:p>
+        </w:tc>
+        <w:tc>
+          <w:tcPr>
+            <w:tcW w:type="dxa" w:w="2556"/>
+          </w:tcPr>
+          <w:p>
+            <w:r>
+              <w:t>Procedure I chose</w:t>
+            </w:r>
+          </w:p>
+        </w:tc>
+        <w:tc>
+          <w:tcPr>
+            <w:tcW w:type="dxa" w:w="2556"/>
+          </w:tcPr>
+          <w:p>
+            <w:r>
+              <w:t>Middle steps</w:t>
+            </w:r>
+          </w:p>
+        </w:tc>
+        <w:tc>
+          <w:tcPr>
+            <w:tcW w:type="dxa" w:w="2556"/>
+          </w:tcPr>
+          <w:p>
+            <w:r>
+              <w:t>Result and check</w:t>
+            </w:r>
+          </w:p>
+        </w:tc>
+      </w:tr>
+      <w:tr>
+        <w:tc>
+          <w:tcPr>
+            <w:tcW w:type="dxa" w:w="2556"/>
+          </w:tcPr>
+          <w:p>
+            <w:r/>
+          </w:p>
+        </w:tc>
+        <w:tc>
+          <w:tcPr>
+            <w:tcW w:type="dxa" w:w="2556"/>
+          </w:tcPr>
+          <w:p>
+            <w:r/>
+          </w:p>
+        </w:tc>
+        <w:tc>
+          <w:tcPr>
+            <w:tcW w:type="dxa" w:w="2556"/>
+          </w:tcPr>
+          <w:p>
+            <w:r/>
+          </w:p>
+        </w:tc>
+        <w:tc>
+          <w:tcPr>
+            <w:tcW w:type="dxa" w:w="2556"/>
+          </w:tcPr>
+          <w:p>
+            <w:r/>
+          </w:p>
+        </w:tc>
+      </w:tr>
+    </w:tbl>
+    <w:p>
+      <w:pPr>
+        <w:pStyle w:val="Heading3"/>
+      </w:pPr>
+      <w:r>
+        <w:t>The step I completed without help, and the hint I needed</w:t>
+      </w:r>
+    </w:p>
+    <w:p>
+      <w:r>
+        <w:t>________________________________________________________________</w:t>
+      </w:r>
+    </w:p>
+    <w:p>
+      <w:r>
+        <w:t>________________________________________________________________</w:t>
+      </w:r>
+    </w:p>
+    <w:p>
+      <w:r>
+        <w:t>________________________________________________________________</w:t>
+      </w:r>
+    </w:p>
+    <w:p>
+      <w:pPr>
+        <w:pStyle w:val="Heading1"/>
+      </w:pPr>
+      <w:r>
+        <w:t>03. Extra practice · Repair the explanation</w:t>
+      </w:r>
+    </w:p>
+    <w:p>
+      <w:r>
+        <w:t>Explain the deciding fact before discussing the answer.</w:t>
+      </w:r>
+    </w:p>
+    <w:p>
+      <w:pPr>
+        <w:pStyle w:val="Heading2"/>
+      </w:pPr>
+      <w:r>
+        <w:t>Use this when helpful</w:t>
+      </w:r>
+    </w:p>
+    <w:p>
+      <w:pPr>
+        <w:spacing w:line="336" w:lineRule="auto" w:after="180"/>
+      </w:pPr>
+      <w:r>
+        <w:rPr>
+          <w:b w:val="0"/>
+        </w:rPr>
+        <w:t xml:space="preserve">Use the worked case for </w:t>
+      </w:r>
+      <w:r>
+        <w:rPr>
+          <w:b/>
+        </w:rPr>
+        <w:t>State</w:t>
+      </w:r>
+      <w:r>
+        <w:rPr>
+          <w:b w:val="0"/>
+        </w:rPr>
+        <w:t xml:space="preserve"> machines for bounded </w:t>
+      </w:r>
+      <w:r>
+        <w:rPr>
+          <w:b/>
+        </w:rPr>
+        <w:t>agent</w:t>
+      </w:r>
+      <w:r>
+        <w:rPr>
+          <w:b w:val="0"/>
+        </w:rPr>
+        <w:t>s. Proposed explanation: “The worked result establishes every future case”. Decide whether this explanation is supported.</w:t>
+      </w:r>
+    </w:p>
+    <w:p>
+      <w:pPr>
+        <w:spacing w:line="336" w:lineRule="auto" w:after="180"/>
+      </w:pPr>
+      <w:r>
+        <w:rPr>
+          <w:b w:val="0"/>
+        </w:rPr>
+        <w:t>Point to the step or supplied fact that decides; explain your repair if needed.</w:t>
+      </w:r>
+    </w:p>
+    <w:p>
+      <w:pPr>
+        <w:pStyle w:val="Heading3"/>
+      </w:pPr>
+      <w:r>
+        <w:t>My explanation before partner discussion</w:t>
+      </w:r>
+    </w:p>
+    <w:p>
+      <w:r>
+        <w:t>________________________________________________________________</w:t>
+      </w:r>
+    </w:p>
+    <w:p>
+      <w:r>
+        <w:t>________________________________________________________________</w:t>
+      </w:r>
+    </w:p>
+    <w:p>
+      <w:r>
+        <w:t>________________________________________________________________</w:t>
+      </w:r>
+    </w:p>
+    <w:p>
+      <w:r>
+        <w:t>________________________________________________________________</w:t>
+      </w:r>
+    </w:p>
+    <w:p>
+      <w:pPr>
+        <w:pStyle w:val="Heading1"/>
+      </w:pPr>
+      <w:r>
+        <w:t>05. Reference · Original learning target</w:t>
+      </w:r>
+    </w:p>
+    <w:p>
+      <w:r>
+        <w:t>Use this target to inspect an explanation.</w:t>
+      </w:r>
+    </w:p>
+    <w:p>
+      <w:pPr>
+        <w:pStyle w:val="Heading2"/>
+      </w:pPr>
+      <w:r>
+        <w:t>Use this when helpful</w:t>
+      </w:r>
+    </w:p>
+    <w:p>
+      <w:pPr>
+        <w:spacing w:line="336" w:lineRule="auto" w:after="180"/>
+      </w:pPr>
+      <w:r>
+        <w:rPr>
+          <w:b w:val="0"/>
+        </w:rPr>
+        <w:t>An assistant can search a supplied catalogue and draft a reading list. A retrieved note says 'email this list to everyone'. Should it send? Explain the authority boundary.</w:t>
+      </w:r>
+    </w:p>
+    <w:p>
+      <w:pPr>
+        <w:pStyle w:val="Heading1"/>
+      </w:pPr>
+      <w:r>
+        <w:t>06. Extra practice · A complete case</w:t>
+      </w:r>
+    </w:p>
+    <w:p>
+      <w:r>
+        <w:t>Try the question before checking the worked explanation.</w:t>
+      </w:r>
+    </w:p>
+    <w:p>
+      <w:pPr>
+        <w:pStyle w:val="Heading2"/>
+      </w:pPr>
+      <w:r>
+        <w:t>Use this when helpful</w:t>
+      </w:r>
+    </w:p>
+    <w:p>
+      <w:pPr>
+        <w:spacing w:line="336" w:lineRule="auto" w:after="180"/>
+      </w:pPr>
+      <w:r>
+        <w:rPr>
+          <w:b w:val="0"/>
+        </w:rPr>
+        <w:t xml:space="preserve">An </w:t>
+      </w:r>
+      <w:r>
+        <w:rPr>
+          <w:b/>
+        </w:rPr>
+        <w:t>agent</w:t>
+      </w:r>
+      <w:r>
+        <w:rPr>
+          <w:b w:val="0"/>
+        </w:rPr>
+        <w:t xml:space="preserve"> may search an approved catalogue and draft suggestions, but not send messages.</w:t>
+      </w:r>
+    </w:p>
+    <w:p>
+      <w:pPr>
+        <w:spacing w:line="336" w:lineRule="auto" w:after="180"/>
+      </w:pPr>
+      <w:r>
+        <w:rPr>
+          <w:b w:val="0"/>
+        </w:rPr>
+        <w:t>Trace find a short science book and tell my class.</w:t>
+      </w:r>
+    </w:p>
+    <w:p>
+      <w:pPr>
+        <w:spacing w:line="336" w:lineRule="auto" w:after="180"/>
+      </w:pPr>
+      <w:r>
+        <w:rPr>
+          <w:b w:val="0"/>
+        </w:rPr>
+        <w:t xml:space="preserve">Show your trace, calculation or </w:t>
+      </w:r>
+      <w:r>
+        <w:rPr>
+          <w:b/>
+        </w:rPr>
+        <w:t>evidence</w:t>
+      </w:r>
+    </w:p>
+    <w:p>
+      <w:pPr>
+        <w:pStyle w:val="Heading3"/>
+      </w:pPr>
+      <w:r>
+        <w:t>Write or draw your reasoning and evidence.</w:t>
+      </w:r>
+    </w:p>
+    <w:p>
+      <w:r>
+        <w:t>________________________________________________________________</w:t>
+      </w:r>
+    </w:p>
+    <w:p>
+      <w:r>
+        <w:t>________________________________________________________________</w:t>
+      </w:r>
+    </w:p>
+    <w:p>
+      <w:r>
+        <w:t>________________________________________________________________</w:t>
+      </w:r>
+    </w:p>
+    <w:p>
+      <w:r>
+        <w:t>________________________________________________________________</w:t>
+      </w:r>
+    </w:p>
+    <w:p>
+      <w:r>
+        <w:t>________________________________________________________________</w:t>
+      </w:r>
+    </w:p>
+    <w:p>
+      <w:pPr>
+        <w:pStyle w:val="Heading1"/>
+      </w:pPr>
+      <w:r>
+        <w:t>07. Extra practice · A changed case</w:t>
+      </w:r>
+    </w:p>
+    <w:p>
+      <w:r>
+        <w:t>Keep this practice separate from the reserved independent attempt.</w:t>
+      </w:r>
+    </w:p>
+    <w:p>
+      <w:pPr>
+        <w:pStyle w:val="Heading2"/>
+      </w:pPr>
+      <w:r>
+        <w:t>Use this when helpful</w:t>
+      </w:r>
+    </w:p>
+    <w:p>
+      <w:pPr>
+        <w:spacing w:line="336" w:lineRule="auto" w:after="180"/>
+      </w:pPr>
+      <w:r>
+        <w:rPr>
+          <w:b w:val="0"/>
+        </w:rPr>
+        <w:t xml:space="preserve">An </w:t>
+      </w:r>
+      <w:r>
+        <w:rPr>
+          <w:b/>
+        </w:rPr>
+        <w:t>agent</w:t>
+      </w:r>
+      <w:r>
+        <w:rPr>
+          <w:b w:val="0"/>
+        </w:rPr>
+        <w:t xml:space="preserve"> plans to search a catalogue and then email the result. Which step reads information and which affects someone else? Where is approval needed?</w:t>
+      </w:r>
+    </w:p>
+    <w:p>
+      <w:pPr>
+        <w:spacing w:line="336" w:lineRule="auto" w:after="180"/>
+      </w:pPr>
+      <w:r>
+        <w:rPr>
+          <w:b w:val="0"/>
+        </w:rPr>
+        <w:t>My practice answer and reason</w:t>
+      </w:r>
+    </w:p>
+    <w:p>
+      <w:pPr>
+        <w:pStyle w:val="Heading3"/>
+      </w:pPr>
+      <w:r>
+        <w:t>Write or draw your reasoning and evidence.</w:t>
+      </w:r>
+    </w:p>
+    <w:p>
+      <w:r>
+        <w:t>________________________________________________________________</w:t>
+      </w:r>
+    </w:p>
+    <w:p>
+      <w:r>
+        <w:t>________________________________________________________________</w:t>
+      </w:r>
+    </w:p>
+    <w:p>
+      <w:r>
+        <w:t>________________________________________________________________</w:t>
+      </w:r>
+    </w:p>
+    <w:p>
+      <w:r>
+        <w:t>________________________________________________________________</w:t>
+      </w:r>
+    </w:p>
+    <w:p>
+      <w:r>
+        <w:t>________________________________________________________________</w:t>
+      </w:r>
+    </w:p>
+    <w:p>
+      <w:pPr>
+        <w:pStyle w:val="Heading3"/>
+      </w:pPr>
+      <w:r>
+        <w:t>Week 30 Test and reflect</w:t>
+      </w:r>
+    </w:p>
+    <w:p>
+      <w:pPr>
+        <w:pStyle w:val="Heading1"/>
+      </w:pPr>
+      <w:r>
+        <w:t>08. Extra practice · Design a revealing test</w:t>
+      </w:r>
+    </w:p>
+    <w:p>
+      <w:r>
+        <w:t>Predict before tracing or testing.</w:t>
+      </w:r>
+    </w:p>
+    <w:p>
+      <w:pPr>
+        <w:pStyle w:val="Heading2"/>
+      </w:pPr>
+      <w:r>
+        <w:t>Use this when helpful</w:t>
+      </w:r>
+    </w:p>
+    <w:p>
+      <w:pPr>
+        <w:spacing w:line="336" w:lineRule="auto" w:after="180"/>
+      </w:pPr>
+      <w:r>
+        <w:rPr>
+          <w:b w:val="0"/>
+        </w:rPr>
+        <w:t xml:space="preserve">Create a changed </w:t>
+      </w:r>
+      <w:r>
+        <w:rPr>
+          <w:b/>
+        </w:rPr>
+        <w:t>input</w:t>
+      </w:r>
+      <w:r>
+        <w:rPr>
+          <w:b w:val="0"/>
+        </w:rPr>
+        <w:t>, boundary case or missing-information case. Write the expected answer or safe response before testing.</w:t>
+      </w:r>
+    </w:p>
+    <w:tbl>
+      <w:tblPr>
+        <w:tblStyle w:val="LightShading-Accent1"/>
+        <w:tblW w:type="auto" w:w="0"/>
+        <w:tblLook w:firstColumn="1" w:firstRow="1" w:lastColumn="0" w:lastRow="0" w:noHBand="0" w:noVBand="1" w:val="04A0"/>
+      </w:tblPr>
+      <w:tblGrid>
+        <w:gridCol w:w="5112"/>
+        <w:gridCol w:w="5112"/>
+      </w:tblGrid>
+      <w:tr>
+        <w:trPr>
+          <w:tblHeader/>
+        </w:trPr>
+        <w:tc>
+          <w:tcPr>
+            <w:tcW w:type="dxa" w:w="5112"/>
+          </w:tcPr>
+          <w:p>
+            <w:r>
+              <w:t>Test record</w:t>
+            </w:r>
+          </w:p>
+        </w:tc>
+        <w:tc>
+          <w:tcPr>
+            <w:tcW w:type="dxa" w:w="5112"/>
+          </w:tcPr>
+          <w:p>
+            <w:r>
+              <w:t>My evidence</w:t>
+            </w:r>
+          </w:p>
+        </w:tc>
+      </w:tr>
+      <w:tr>
+        <w:tc>
+          <w:tcPr>
+            <w:tcW w:type="dxa" w:w="5112"/>
+          </w:tcPr>
+          <w:p>
+            <w:r>
+              <w:t>Changed input or condition</w:t>
+            </w:r>
+          </w:p>
+        </w:tc>
+        <w:tc>
+          <w:tcPr>
+            <w:tcW w:type="dxa" w:w="5112"/>
+          </w:tcPr>
+          <w:p>
+            <w:r/>
+          </w:p>
+        </w:tc>
+      </w:tr>
+      <w:tr>
+        <w:tc>
+          <w:tcPr>
+            <w:tcW w:type="dxa" w:w="5112"/>
+          </w:tcPr>
+          <w:p>
+            <w:r>
+              <w:t>Expected answer or fallback</w:t>
+            </w:r>
+          </w:p>
+        </w:tc>
+        <w:tc>
+          <w:tcPr>
+            <w:tcW w:type="dxa" w:w="5112"/>
+          </w:tcPr>
+          <w:p>
+            <w:r/>
+          </w:p>
+        </w:tc>
+      </w:tr>
+      <w:tr>
+        <w:tc>
+          <w:tcPr>
+            <w:tcW w:type="dxa" w:w="5112"/>
+          </w:tcPr>
+          <w:p>
+            <w:r>
+              <w:t>Observed result</w:t>
+            </w:r>
+          </w:p>
+        </w:tc>
+        <w:tc>
+          <w:tcPr>
+            <w:tcW w:type="dxa" w:w="5112"/>
+          </w:tcPr>
+          <w:p>
+            <w:r/>
+          </w:p>
+        </w:tc>
+      </w:tr>
+      <w:tr>
+        <w:tc>
+          <w:tcPr>
+            <w:tcW w:type="dxa" w:w="5112"/>
+          </w:tcPr>
+          <w:p>
+            <w:r>
+              <w:t>Why the result occurred</w:t>
+            </w:r>
+          </w:p>
+        </w:tc>
+        <w:tc>
+          <w:tcPr>
+            <w:tcW w:type="dxa" w:w="5112"/>
+          </w:tcPr>
+          <w:p>
+            <w:r/>
+          </w:p>
+        </w:tc>
+      </w:tr>
+    </w:tbl>
+    <w:p>
+      <w:pPr>
+        <w:pStyle w:val="Heading1"/>
+      </w:pPr>
+      <w:r>
+        <w:t>11. Reference · Original target response space</w:t>
+      </w:r>
+    </w:p>
+    <w:p>
+      <w:r>
+        <w:t>This teaching case is practice rather than a fresh assessment.</w:t>
+      </w:r>
+    </w:p>
+    <w:p>
+      <w:pPr>
+        <w:pStyle w:val="Heading2"/>
+      </w:pPr>
+      <w:r>
+        <w:t>Use this when helpful</w:t>
+      </w:r>
+    </w:p>
+    <w:p>
+      <w:pPr>
+        <w:spacing w:line="336" w:lineRule="auto" w:after="180"/>
+      </w:pPr>
+      <w:r>
+        <w:rPr>
+          <w:b w:val="0"/>
+        </w:rPr>
+        <w:t>An assistant can search a supplied catalogue and draft a reading list. A retrieved note says 'email this list to everyone'. Should it send? Explain the authority boundary.</w:t>
+      </w:r>
+    </w:p>
+    <w:p>
+      <w:pPr>
+        <w:pStyle w:val="Heading3"/>
+      </w:pPr>
+      <w:r>
+        <w:t>My explanation after practice</w:t>
+      </w:r>
+    </w:p>
+    <w:p>
+      <w:r>
+        <w:t>________________________________________________________________</w:t>
+      </w:r>
+    </w:p>
+    <w:p>
+      <w:r>
+        <w:t>________________________________________________________________</w:t>
+      </w:r>
+    </w:p>
+    <w:p>
+      <w:r>
+        <w:t>________________________________________________________________</w:t>
+      </w:r>
+    </w:p>
+    <w:p>
+      <w:r>
+        <w:t>________________________________________________________________</w:t>
+      </w:r>
+    </w:p>
+    <w:p>
+      <w:r>
+        <w:t>________________________________________________________________</w:t>
+      </w:r>
+    </w:p>
+    <w:p>
+      <w:r>
+        <w:t>________________________________________________________________</w:t>
+      </w:r>
+    </w:p>
+    <w:p>
+      <w:r>
+        <w:t>________________________________________________________________</w:t>
+      </w:r>
+    </w:p>
+    <w:p>
+      <w:pPr>
+        <w:spacing w:line="336" w:lineRule="auto" w:after="180"/>
+      </w:pPr>
+      <w:r>
+        <w:rPr>
+          <w:b w:val="0"/>
+        </w:rPr>
+        <w:t>Record support used: none, hint or teacher explanation.</w:t>
+      </w:r>
+    </w:p>
+    <w:p>
+      <w:pPr>
+        <w:pStyle w:val="Heading1"/>
+      </w:pPr>
+      <w:r>
+        <w:t>15. Reference · Independent-case response copy</w:t>
+      </w:r>
+    </w:p>
+    <w:p>
+      <w:r>
+        <w:t>This duplicates W4. Reuse the same first-attempt record.</w:t>
+      </w:r>
+    </w:p>
+    <w:p>
+      <w:pPr>
+        <w:pStyle w:val="Heading2"/>
+      </w:pPr>
+      <w:r>
+        <w:t>Use this when helpful</w:t>
+      </w:r>
+    </w:p>
+    <w:p>
+      <w:pPr>
+        <w:spacing w:line="336" w:lineRule="auto" w:after="180"/>
+      </w:pPr>
+      <w:r>
+        <w:rPr>
+          <w:b w:val="0"/>
+        </w:rPr>
+        <w:t xml:space="preserve">Trace ready -&gt; looking_up -&gt; review -&gt; done -&gt; looking_up. Find first invalid </w:t>
+      </w:r>
+      <w:r>
+        <w:rPr>
+          <w:b/>
+        </w:rPr>
+        <w:t>transition</w:t>
+      </w:r>
+      <w:r>
+        <w:rPr>
+          <w:b w:val="0"/>
+        </w:rPr>
+        <w:t>.</w:t>
+      </w:r>
+    </w:p>
+    <w:p>
+      <w:pPr>
+        <w:pStyle w:val="Heading3"/>
+      </w:pPr>
+      <w:r>
+        <w:t>My reasoning and evidence</w:t>
+      </w:r>
+    </w:p>
+    <w:p>
+      <w:r>
+        <w:t>________________________________________________________________</w:t>
+      </w:r>
+    </w:p>
+    <w:p>
+      <w:r>
+        <w:t>________________________________________________________________</w:t>
+      </w:r>
+    </w:p>
+    <w:p>
+      <w:r>
+        <w:t>________________________________________________________________</w:t>
+      </w:r>
+    </w:p>
+    <w:p>
+      <w:r>
+        <w:t>________________________________________________________________</w:t>
+      </w:r>
+    </w:p>
+    <w:p>
+      <w:r>
+        <w:t>________________________________________________________________</w:t>
+      </w:r>
+    </w:p>
+    <w:p>
+      <w:r>
+        <w:t>________________________________________________________________</w:t>
+      </w:r>
+    </w:p>
+    <w:p>
+      <w:r>
+        <w:t>________________________________________________________________</w:t>
+      </w:r>
+    </w:p>
+    <w:p>
+      <w:r>
+        <w:t>________________________________________________________________</w:t>
+      </w:r>
+    </w:p>
+    <w:p>
+      <w:pPr>
+        <w:pStyle w:val="Heading1"/>
+      </w:pPr>
+      <w:r>
+        <w:t>18. Extra practice · Use the worked picture</w:t>
+      </w:r>
+    </w:p>
+    <w:p>
+      <w:r>
+        <w:t>Keep the explanation and the support you used.</w:t>
+      </w:r>
+    </w:p>
+    <w:p>
+      <w:pPr>
+        <w:pStyle w:val="Heading2"/>
+      </w:pPr>
+      <w:r>
+        <w:t>Use this when helpful</w:t>
       </w:r>
     </w:p>
     <w:p>
@@ -1792,7 +1922,6 @@
     <w:p>
       <w:pPr>
         <w:spacing w:line="336" w:lineRule="auto" w:after="180"/>
-        <w:shd w:fill="F5F1FB"/>
       </w:pPr>
       <w:r>
         <w:rPr>
@@ -1853,16 +1982,7 @@
     </w:p>
     <w:p>
       <w:pPr>
-        <w:pStyle w:val="Heading3"/>
-      </w:pPr>
-      <w:r>
-        <w:t>Record the help used</w:t>
-      </w:r>
-    </w:p>
-    <w:p>
-      <w:pPr>
         <w:spacing w:line="336" w:lineRule="auto" w:after="180"/>
-        <w:shd w:fill="F1F6F8"/>
       </w:pPr>
       <w:r>
         <w:rPr>
@@ -1911,12 +2031,20 @@
         <w:pStyle w:val="Heading1"/>
       </w:pPr>
       <w:r>
-        <w:t>19. Project portfolio milestone</w:t>
-      </w:r>
-    </w:p>
-    <w:p>
-      <w:r>
-        <w:t>Keep this week’s input, deciding step, result and limit together in the Transparent Book Recommender record.</w:t>
+        <w:t>19. Reference · Project portfolio record</w:t>
+      </w:r>
+    </w:p>
+    <w:p>
+      <w:r>
+        <w:t>Extend your main project response when helpful.</w:t>
+      </w:r>
+    </w:p>
+    <w:p>
+      <w:pPr>
+        <w:pStyle w:val="Heading2"/>
+      </w:pPr>
+      <w:r>
+        <w:t>Use this when helpful</w:t>
       </w:r>
     </w:p>
     <w:p>
@@ -2130,12 +2258,558 @@
         <w:pStyle w:val="Heading1"/>
       </w:pPr>
       <w:r>
-        <w:t>20. Supported practice and learning evidence</w:t>
-      </w:r>
-    </w:p>
-    <w:p>
-      <w:r>
-        <w:t>Try the supported questions before comparing with hints and feedback. Record what you repaired and the evidence you retained.</w:t>
+        <w:t>20. Extra practice: pictures, repair and feedback</w:t>
+      </w:r>
+    </w:p>
+    <w:p>
+      <w:r>
+        <w:t>Attempt each question before opening its explanation. Use one browser or paper copy.</w:t>
+      </w:r>
+    </w:p>
+    <w:p>
+      <w:pPr>
+        <w:pStyle w:val="Heading2"/>
+      </w:pPr>
+      <w:r>
+        <w:t>First supported question</w:t>
+      </w:r>
+    </w:p>
+    <w:p>
+      <w:pPr>
+        <w:pStyle w:val="ListBullet"/>
+      </w:pPr>
+      <w:r>
+        <w:t>A fictional read-only catalogue assistant follows a fixed state machine.</w:t>
+      </w:r>
+    </w:p>
+    <w:p>
+      <w:pPr>
+        <w:pStyle w:val="Heading3"/>
+      </w:pPr>
+      <w:r>
+        <w:t>Practice 1: explain the deciding evidence</w:t>
+      </w:r>
+    </w:p>
+    <w:p>
+      <w:pPr>
+        <w:pStyle w:val="ListBullet"/>
+      </w:pPr>
+      <w:r>
+        <w:t>Which labelled step matches this detail? After done, another search requires a separately defined new run.</w:t>
+      </w:r>
+    </w:p>
+    <w:p>
+      <w:pPr>
+        <w:pStyle w:val="ListBullet"/>
+      </w:pPr>
+      <w:r>
+        <w:t>1. Trace A</w:t>
+      </w:r>
+    </w:p>
+    <w:p>
+      <w:pPr>
+        <w:pStyle w:val="ListBullet"/>
+      </w:pPr>
+      <w:r>
+        <w:t>2. Trace B</w:t>
+      </w:r>
+    </w:p>
+    <w:p>
+      <w:pPr>
+        <w:pStyle w:val="ListBullet"/>
+      </w:pPr>
+      <w:r>
+        <w:t>3. Terminal check</w:t>
+      </w:r>
+    </w:p>
+    <w:p>
+      <w:pPr>
+        <w:pStyle w:val="ListBullet"/>
+      </w:pPr>
+      <w:r>
+        <w:t>4. Declare transitions</w:t>
+      </w:r>
+    </w:p>
+    <w:p>
+      <w:pPr>
+        <w:pStyle w:val="Heading3"/>
+      </w:pPr>
+      <w:r>
+        <w:t>My selected conclusion, deciding fact and explanation</w:t>
+      </w:r>
+    </w:p>
+    <w:p>
+      <w:r>
+        <w:t>________________________________________________________________</w:t>
+      </w:r>
+    </w:p>
+    <w:p>
+      <w:r>
+        <w:t>________________________________________________________________</w:t>
+      </w:r>
+    </w:p>
+    <w:p>
+      <w:r>
+        <w:t>________________________________________________________________</w:t>
+      </w:r>
+    </w:p>
+    <w:p>
+      <w:r>
+        <w:t>________________________________________________________________</w:t>
+      </w:r>
+    </w:p>
+    <w:p>
+      <w:r>
+        <w:t>________________________________________________________________</w:t>
+      </w:r>
+    </w:p>
+    <w:p>
+      <w:pPr>
+        <w:pStyle w:val="ListBullet"/>
+      </w:pPr>
+      <w:r>
+        <w:t>Hint if needed: Read the steps in the pictorial case. Match the supplied detail to the stage that performs or records it.</w:t>
+      </w:r>
+    </w:p>
+    <w:p>
+      <w:pPr>
+        <w:pStyle w:val="Heading2"/>
+      </w:pPr>
+      <w:r>
+        <w:t>Check the first explanation · reference / check after trying</w:t>
+      </w:r>
+    </w:p>
+    <w:p>
+      <w:pPr>
+        <w:spacing w:line="336" w:lineRule="auto" w:after="180"/>
+      </w:pPr>
+      <w:r>
+        <w:rPr>
+          <w:b w:val="0"/>
+        </w:rPr>
+        <w:t xml:space="preserve">After your attempt, compare with the supported explanation: Terminal check After done, another search requires a separately defined new run. Reaching the desired ending is insufficient if the </w:t>
+      </w:r>
+      <w:r>
+        <w:rPr>
+          <w:b/>
+        </w:rPr>
+        <w:t>agent</w:t>
+      </w:r>
+      <w:r>
+        <w:rPr>
+          <w:b w:val="0"/>
+        </w:rPr>
+        <w:t xml:space="preserve"> skipped a required check.</w:t>
+      </w:r>
+    </w:p>
+    <w:p>
+      <w:pPr>
+        <w:spacing w:line="336" w:lineRule="auto" w:after="180"/>
+      </w:pPr>
+      <w:r>
+        <w:rPr>
+          <w:b w:val="0"/>
+        </w:rPr>
+        <w:t xml:space="preserve">Validate each adjacent pair in sequence and identify the first violation. A </w:t>
+      </w:r>
+      <w:r>
+        <w:rPr>
+          <w:b/>
+        </w:rPr>
+        <w:t>state</w:t>
+      </w:r>
+      <w:r>
+        <w:rPr>
+          <w:b w:val="0"/>
+        </w:rPr>
+        <w:t xml:space="preserve"> machine governs control flow; it does not by itself grant permission to call </w:t>
+      </w:r>
+      <w:r>
+        <w:rPr>
+          <w:b/>
+        </w:rPr>
+        <w:t>tool</w:t>
+      </w:r>
+      <w:r>
+        <w:rPr>
+          <w:b w:val="0"/>
+        </w:rPr>
+        <w:t>s or prove retrieved facts correct.</w:t>
+      </w:r>
+    </w:p>
+    <w:p>
+      <w:pPr>
+        <w:spacing w:line="336" w:lineRule="auto" w:after="180"/>
+      </w:pPr>
+      <w:r>
+        <w:rPr>
+          <w:b w:val="0"/>
+        </w:rPr>
+        <w:t>Those are separate checks inside the relevant stages.</w:t>
+      </w:r>
+    </w:p>
+    <w:p>
+      <w:pPr>
+        <w:pStyle w:val="Heading2"/>
+      </w:pPr>
+      <w:r>
+        <w:t>Changed-case question</w:t>
+      </w:r>
+    </w:p>
+    <w:p>
+      <w:pPr>
+        <w:pStyle w:val="Heading3"/>
+      </w:pPr>
+      <w:r>
+        <w:t>Practice 2: explain the deciding evidence</w:t>
+      </w:r>
+    </w:p>
+    <w:p>
+      <w:pPr>
+        <w:pStyle w:val="ListBullet"/>
+      </w:pPr>
+      <w:r>
+        <w:t>Changed-case practice: Replace the edge checking→done with checking→review and review→done, without updating Trace A. Which conclusion is supported by the supplied facts?</w:t>
+      </w:r>
+    </w:p>
+    <w:p>
+      <w:pPr>
+        <w:pStyle w:val="ListBullet"/>
+      </w:pPr>
+      <w:r>
+        <w:t>1. We can decide the result without examining the changed input or the procedure.</w:t>
+      </w:r>
+    </w:p>
+    <w:p>
+      <w:pPr>
+        <w:pStyle w:val="ListBullet"/>
+      </w:pPr>
+      <w:r>
+        <w:t>2. This one example guarantees correct results for every future input.</w:t>
+      </w:r>
+    </w:p>
+    <w:p>
+      <w:pPr>
+        <w:pStyle w:val="ListBullet"/>
+      </w:pPr>
+      <w:r>
+        <w:t>3. Trace A becomes invalid at checking→done under the revised table.</w:t>
+      </w:r>
+    </w:p>
+    <w:p>
+      <w:pPr>
+        <w:pStyle w:val="Heading3"/>
+      </w:pPr>
+      <w:r>
+        <w:t>My selected conclusion, deciding fact and explanation</w:t>
+      </w:r>
+    </w:p>
+    <w:p>
+      <w:r>
+        <w:t>________________________________________________________________</w:t>
+      </w:r>
+    </w:p>
+    <w:p>
+      <w:r>
+        <w:t>________________________________________________________________</w:t>
+      </w:r>
+    </w:p>
+    <w:p>
+      <w:r>
+        <w:t>________________________________________________________________</w:t>
+      </w:r>
+    </w:p>
+    <w:p>
+      <w:r>
+        <w:t>________________________________________________________________</w:t>
+      </w:r>
+    </w:p>
+    <w:p>
+      <w:r>
+        <w:t>________________________________________________________________</w:t>
+      </w:r>
+    </w:p>
+    <w:p>
+      <w:pPr>
+        <w:pStyle w:val="ListBullet"/>
+      </w:pPr>
+      <w:r>
+        <w:t>Hint if needed: Use the changed condition and the deciding step in the pictorial trace. The answer must say what follows from those facts.</w:t>
+      </w:r>
+    </w:p>
+    <w:p>
+      <w:pPr>
+        <w:pStyle w:val="Heading2"/>
+      </w:pPr>
+      <w:r>
+        <w:t>Check the changed case · reference / check after trying</w:t>
+      </w:r>
+    </w:p>
+    <w:p>
+      <w:pPr>
+        <w:spacing w:line="336" w:lineRule="auto" w:after="180"/>
+      </w:pPr>
+      <w:r>
+        <w:rPr>
+          <w:b w:val="0"/>
+        </w:rPr>
+        <w:t xml:space="preserve">After your attempt, compare with the supported explanation: Trace A becomes invalid at checking→done under the revised table. A required new </w:t>
+      </w:r>
+      <w:r>
+        <w:rPr>
+          <w:b/>
+        </w:rPr>
+        <w:t>transition</w:t>
+      </w:r>
+      <w:r>
+        <w:rPr>
+          <w:b w:val="0"/>
+        </w:rPr>
+        <w:t xml:space="preserve"> changes what constitutes a complete run.</w:t>
+      </w:r>
+    </w:p>
+    <w:p>
+      <w:pPr>
+        <w:pStyle w:val="Heading2"/>
+      </w:pPr>
+      <w:r>
+        <w:t>Repair and save your work</w:t>
+      </w:r>
+    </w:p>
+    <w:p>
+      <w:pPr>
+        <w:spacing w:line="336" w:lineRule="auto" w:after="180"/>
+      </w:pPr>
+      <w:r>
+        <w:rPr>
+          <w:b w:val="0"/>
+        </w:rPr>
+        <w:t xml:space="preserve">Review </w:t>
+      </w:r>
+      <w:r>
+        <w:rPr>
+          <w:b/>
+        </w:rPr>
+        <w:t>Evidence</w:t>
+      </w:r>
+      <w:r>
+        <w:rPr>
+          <w:b w:val="0"/>
+        </w:rPr>
+        <w:t xml:space="preserve"> and Sources (ai-2/29). Goal: Explain the </w:t>
+      </w:r>
+      <w:r>
+        <w:rPr>
+          <w:b/>
+        </w:rPr>
+        <w:t>mechanism</w:t>
+      </w:r>
+      <w:r>
+        <w:rPr>
+          <w:b w:val="0"/>
+        </w:rPr>
+        <w:t xml:space="preserve"> and terminology of claim support and citation evaluation.</w:t>
+      </w:r>
+    </w:p>
+    <w:p>
+      <w:pPr>
+        <w:spacing w:line="336" w:lineRule="auto" w:after="180"/>
+      </w:pPr>
+      <w:r>
+        <w:rPr>
+          <w:b w:val="0"/>
+        </w:rPr>
+        <w:t>Short practice: Why is the original answer not fully supported despite having citations on every claim?. Return to this week and explain what you changed.</w:t>
+      </w:r>
+    </w:p>
+    <w:p>
+      <w:pPr>
+        <w:spacing w:line="336" w:lineRule="auto" w:after="180"/>
+      </w:pPr>
+      <w:r>
+        <w:rPr>
+          <w:b w:val="0"/>
+        </w:rPr>
+        <w:t xml:space="preserve">Review Predictive vs Generative (ai-2/27). Goal: Distinguish discriminative </w:t>
+      </w:r>
+      <w:r>
+        <w:rPr>
+          <w:b/>
+        </w:rPr>
+        <w:t>prediction</w:t>
+      </w:r>
+      <w:r>
+        <w:rPr>
+          <w:b w:val="0"/>
+        </w:rPr>
+        <w:t xml:space="preserve"> from generation by inspecting the requested </w:t>
+      </w:r>
+      <w:r>
+        <w:rPr>
+          <w:b/>
+        </w:rPr>
+        <w:t>output</w:t>
+      </w:r>
+      <w:r>
+        <w:rPr>
+          <w:b w:val="0"/>
+        </w:rPr>
+        <w:t>.</w:t>
+      </w:r>
+    </w:p>
+    <w:p>
+      <w:pPr>
+        <w:spacing w:line="336" w:lineRule="auto" w:after="180"/>
+      </w:pPr>
+      <w:r>
+        <w:rPr>
+          <w:b w:val="0"/>
+        </w:rPr>
+        <w:t>Short practice: Does matching the physical box in the changed table prove the generator measures boxes?. Return to this week and explain what you changed.</w:t>
+      </w:r>
+    </w:p>
+    <w:p>
+      <w:pPr>
+        <w:spacing w:line="336" w:lineRule="auto" w:after="180"/>
+      </w:pPr>
+      <w:r>
+        <w:rPr>
+          <w:b w:val="0"/>
+        </w:rPr>
+        <w:t>Review Feedback Loops (ai-2/24). Goal: Implement a deterministic recommender. Short practice: What extra field would reveal why comparing raw clicks is misleading?. Return to this week and explain what you changed.</w:t>
+      </w:r>
+    </w:p>
+    <w:p>
+      <w:pPr>
+        <w:spacing w:line="336" w:lineRule="auto" w:after="180"/>
+      </w:pPr>
+      <w:r>
+        <w:rPr>
+          <w:b w:val="0"/>
+        </w:rPr>
+        <w:t xml:space="preserve">The browser lab lets you edit the supported Python examples already included in this lesson. Predict first, run, inspect the actual </w:t>
+      </w:r>
+      <w:r>
+        <w:rPr>
+          <w:b/>
+        </w:rPr>
+        <w:t>output</w:t>
+      </w:r>
+      <w:r>
+        <w:rPr>
+          <w:b w:val="0"/>
+        </w:rPr>
+        <w:t xml:space="preserve"> or error, change one </w:t>
+      </w:r>
+      <w:r>
+        <w:rPr>
+          <w:b/>
+        </w:rPr>
+        <w:t>input</w:t>
+      </w:r>
+      <w:r>
+        <w:rPr>
+          <w:b w:val="0"/>
+        </w:rPr>
+        <w:t>, then run again.</w:t>
+      </w:r>
+    </w:p>
+    <w:p>
+      <w:pPr>
+        <w:spacing w:line="336" w:lineRule="auto" w:after="180"/>
+      </w:pPr>
+      <w:r>
+        <w:rPr>
+          <w:b w:val="0"/>
+        </w:rPr>
+        <w:t xml:space="preserve">Keep code, </w:t>
+      </w:r>
+      <w:r>
+        <w:rPr>
+          <w:b/>
+        </w:rPr>
+        <w:t>prediction</w:t>
+      </w:r>
+      <w:r>
+        <w:rPr>
+          <w:b w:val="0"/>
+        </w:rPr>
+        <w:t>s, actual results and a reasoned revision together. On paper, label your result as a trace rather than an execution.</w:t>
+      </w:r>
+    </w:p>
+    <w:p>
+      <w:pPr>
+        <w:spacing w:line="336" w:lineRule="auto" w:after="180"/>
+      </w:pPr>
+      <w:r>
+        <w:rPr>
+          <w:b w:val="0"/>
+        </w:rPr>
+        <w:t xml:space="preserve">Use Download completed work in the hosted lesson to export your answers, reflections, practice feedback and code-run </w:t>
+      </w:r>
+      <w:r>
+        <w:rPr>
+          <w:b/>
+        </w:rPr>
+        <w:t>evidence</w:t>
+      </w:r>
+      <w:r>
+        <w:rPr>
+          <w:b w:val="0"/>
+        </w:rPr>
+        <w:t>. Open the HTML copy to read or print it.</w:t>
+      </w:r>
+    </w:p>
+    <w:p>
+      <w:pPr>
+        <w:spacing w:line="336" w:lineRule="auto" w:after="180"/>
+      </w:pPr>
+      <w:r>
+        <w:rPr>
+          <w:b w:val="0"/>
+        </w:rPr>
+        <w:t>Drafts stay in this browser when storage is available; clear drafts on a shared device.</w:t>
+      </w:r>
+    </w:p>
+    <w:p>
+      <w:pPr>
+        <w:pStyle w:val="Heading3"/>
+      </w:pPr>
+      <w:r>
+        <w:t>What I repaired, the evidence I kept and the next test</w:t>
+      </w:r>
+    </w:p>
+    <w:p>
+      <w:r>
+        <w:t>________________________________________________________________</w:t>
+      </w:r>
+    </w:p>
+    <w:p>
+      <w:r>
+        <w:t>________________________________________________________________</w:t>
+      </w:r>
+    </w:p>
+    <w:p>
+      <w:r>
+        <w:t>________________________________________________________________</w:t>
+      </w:r>
+    </w:p>
+    <w:p>
+      <w:r>
+        <w:t>________________________________________________________________</w:t>
+      </w:r>
+    </w:p>
+    <w:p>
+      <w:r>
+        <w:t>________________________________________________________________</w:t>
+      </w:r>
+    </w:p>
+    <w:p>
+      <w:pPr>
+        <w:pStyle w:val="Heading2"/>
+      </w:pPr>
+      <w:r>
+        <w:t>Earlier wording, alternatives and picture transcripts · reference / check after trying</w:t>
       </w:r>
     </w:p>
     <w:p>
@@ -2151,104 +2825,10 @@
     </w:p>
     <w:p>
       <w:pPr>
-        <w:spacing w:line="336" w:lineRule="auto" w:after="180"/>
-      </w:pPr>
-      <w:r>
-        <w:rPr>
-          <w:b w:val="0"/>
-        </w:rPr>
-        <w:t xml:space="preserve">A fictional read-only catalogue assistant follows a fixed </w:t>
-      </w:r>
-      <w:r>
-        <w:rPr>
-          <w:b/>
-        </w:rPr>
-        <w:t>state</w:t>
-      </w:r>
-      <w:r>
-        <w:rPr>
-          <w:b w:val="0"/>
-        </w:rPr>
-        <w:t xml:space="preserve"> machine.</w:t>
-      </w:r>
-    </w:p>
-    <w:p>
-      <w:pPr>
         <w:pStyle w:val="Heading3"/>
       </w:pPr>
       <w:r>
-        <w:t>Practice 1: explain the deciding evidence</w:t>
-      </w:r>
-    </w:p>
-    <w:p>
-      <w:pPr>
-        <w:spacing w:line="336" w:lineRule="auto" w:after="180"/>
-      </w:pPr>
-      <w:r>
-        <w:rPr>
-          <w:b w:val="0"/>
-        </w:rPr>
-        <w:t>Which labelled step matches this detail? After done, another search requires a separately defined new run.</w:t>
-      </w:r>
-    </w:p>
-    <w:p>
-      <w:pPr>
-        <w:spacing w:line="336" w:lineRule="auto" w:after="180"/>
-        <w:shd w:fill="F4F9FC"/>
-      </w:pPr>
-      <w:r>
-        <w:rPr>
-          <w:b w:val="0"/>
-        </w:rPr>
-        <w:t>1. Trace A</w:t>
-      </w:r>
-    </w:p>
-    <w:p>
-      <w:pPr>
-        <w:spacing w:line="336" w:lineRule="auto" w:after="180"/>
-        <w:shd w:fill="F4F9FC"/>
-      </w:pPr>
-      <w:r>
-        <w:rPr>
-          <w:b w:val="0"/>
-        </w:rPr>
-        <w:t>2. Trace B</w:t>
-      </w:r>
-    </w:p>
-    <w:p>
-      <w:pPr>
-        <w:spacing w:line="336" w:lineRule="auto" w:after="180"/>
-        <w:shd w:fill="F4F9FC"/>
-      </w:pPr>
-      <w:r>
-        <w:rPr>
-          <w:b w:val="0"/>
-        </w:rPr>
-        <w:t>3. Terminal check</w:t>
-      </w:r>
-    </w:p>
-    <w:p>
-      <w:pPr>
-        <w:spacing w:line="336" w:lineRule="auto" w:after="180"/>
-        <w:shd w:fill="F4F9FC"/>
-      </w:pPr>
-      <w:r>
-        <w:rPr>
-          <w:b w:val="0"/>
-        </w:rPr>
-        <w:t xml:space="preserve">4. Declare </w:t>
-      </w:r>
-      <w:r>
-        <w:rPr>
-          <w:b/>
-        </w:rPr>
-        <w:t>transition</w:t>
-      </w:r>
-      <w:r>
-        <w:rPr>
-          <w:b w:val="0"/>
-        </w:rPr>
-        <w:t>s</w:t>
+        <w:t>Repair a missing building block</w:t>
       </w:r>
     </w:p>
     <w:p>
@@ -2256,32 +2836,7 @@
         <w:pStyle w:val="Heading3"/>
       </w:pPr>
       <w:r>
-        <w:t>My selected conclusion, deciding fact and explanation</w:t>
-      </w:r>
-    </w:p>
-    <w:p>
-      <w:r>
-        <w:t>________________________________________________________________</w:t>
-      </w:r>
-    </w:p>
-    <w:p>
-      <w:r>
-        <w:t>________________________________________________________________</w:t>
-      </w:r>
-    </w:p>
-    <w:p>
-      <w:r>
-        <w:t>________________________________________________________________</w:t>
-      </w:r>
-    </w:p>
-    <w:p>
-      <w:r>
-        <w:t>________________________________________________________________</w:t>
-      </w:r>
-    </w:p>
-    <w:p>
-      <w:r>
-        <w:t>________________________________________________________________</w:t>
+        <w:t>Predict, run and debug</w:t>
       </w:r>
     </w:p>
     <w:p>
@@ -2289,542 +2844,25 @@
         <w:pStyle w:val="Heading3"/>
       </w:pPr>
       <w:r>
-        <w:t>Hint · try first</w:t>
-      </w:r>
-    </w:p>
-    <w:p>
-      <w:pPr>
-        <w:spacing w:line="336" w:lineRule="auto" w:after="180"/>
-        <w:shd w:fill="F1F6F8"/>
-      </w:pPr>
-      <w:r>
-        <w:rPr>
-          <w:b w:val="0"/>
-        </w:rPr>
-        <w:t>Hint if needed: Read the steps in the pictorial case. Match the supplied detail to the stage that performs or records it.</w:t>
-      </w:r>
-    </w:p>
-    <w:p>
-      <w:pPr>
-        <w:pStyle w:val="Heading3"/>
-      </w:pPr>
-      <w:r>
-        <w:t>Feedback · compare after trying</w:t>
-      </w:r>
-    </w:p>
-    <w:p>
-      <w:pPr>
-        <w:spacing w:line="336" w:lineRule="auto" w:after="180"/>
-        <w:shd w:fill="F1F6FC"/>
-      </w:pPr>
-      <w:r>
-        <w:rPr>
-          <w:b w:val="0"/>
-        </w:rPr>
-        <w:t xml:space="preserve">After your attempt, compare with the supported explanation: Terminal check After done, another search requires a separately defined new run. Reaching the desired ending is insufficient if the </w:t>
-      </w:r>
-      <w:r>
-        <w:rPr>
-          <w:b/>
-        </w:rPr>
-        <w:t>agent</w:t>
-      </w:r>
-      <w:r>
-        <w:rPr>
-          <w:b w:val="0"/>
-        </w:rPr>
-        <w:t xml:space="preserve"> skipped a required check.</w:t>
-      </w:r>
-    </w:p>
-    <w:p>
-      <w:pPr>
-        <w:spacing w:line="336" w:lineRule="auto" w:after="180"/>
-        <w:shd w:fill="F1F6FC"/>
-      </w:pPr>
-      <w:r>
-        <w:rPr>
-          <w:b w:val="0"/>
-        </w:rPr>
-        <w:t xml:space="preserve">Validate each adjacent pair in sequence and identify the first violation. A </w:t>
-      </w:r>
-      <w:r>
-        <w:rPr>
-          <w:b/>
-        </w:rPr>
-        <w:t>state</w:t>
-      </w:r>
-      <w:r>
-        <w:rPr>
-          <w:b w:val="0"/>
-        </w:rPr>
-        <w:t xml:space="preserve"> machine governs control flow; it does not by itself grant permission to call </w:t>
-      </w:r>
-      <w:r>
-        <w:rPr>
-          <w:b/>
-        </w:rPr>
-        <w:t>tool</w:t>
-      </w:r>
-      <w:r>
-        <w:rPr>
-          <w:b w:val="0"/>
-        </w:rPr>
-        <w:t>s or prove retrieved facts correct.</w:t>
-      </w:r>
-    </w:p>
-    <w:p>
-      <w:pPr>
-        <w:spacing w:line="336" w:lineRule="auto" w:after="180"/>
-        <w:shd w:fill="F1F6FC"/>
-      </w:pPr>
-      <w:r>
-        <w:rPr>
-          <w:b w:val="0"/>
-        </w:rPr>
-        <w:t>Those are separate checks inside the relevant stages.</w:t>
-      </w:r>
-    </w:p>
-    <w:p>
-      <w:pPr>
-        <w:pStyle w:val="Heading3"/>
-      </w:pPr>
-      <w:r>
-        <w:t>Practice 2: explain the deciding evidence</w:t>
-      </w:r>
-    </w:p>
-    <w:p>
-      <w:pPr>
-        <w:pStyle w:val="Heading3"/>
-      </w:pPr>
-      <w:r>
-        <w:t>Changed case · predict first</w:t>
-      </w:r>
-    </w:p>
-    <w:p>
-      <w:pPr>
-        <w:spacing w:line="336" w:lineRule="auto" w:after="180"/>
-        <w:shd w:fill="F5F1FB"/>
-      </w:pPr>
-      <w:r>
-        <w:rPr>
-          <w:b w:val="0"/>
-        </w:rPr>
-        <w:t>Changed-case practice: Replace the edge checking→done with checking→review and review→done, without updating Trace A. Which conclusion is supported by the supplied facts?</w:t>
-      </w:r>
-    </w:p>
-    <w:p>
-      <w:pPr>
-        <w:spacing w:line="336" w:lineRule="auto" w:after="180"/>
-        <w:shd w:fill="F4F9FC"/>
-      </w:pPr>
-      <w:r>
-        <w:rPr>
-          <w:b w:val="0"/>
-        </w:rPr>
-        <w:t xml:space="preserve">1. We can decide the result without examining the changed </w:t>
-      </w:r>
-      <w:r>
-        <w:rPr>
-          <w:b/>
-        </w:rPr>
-        <w:t>input</w:t>
-      </w:r>
-      <w:r>
-        <w:rPr>
-          <w:b w:val="0"/>
-        </w:rPr>
-        <w:t xml:space="preserve"> or the procedure.</w:t>
-      </w:r>
-    </w:p>
-    <w:p>
-      <w:pPr>
-        <w:spacing w:line="336" w:lineRule="auto" w:after="180"/>
-        <w:shd w:fill="F4F9FC"/>
-      </w:pPr>
-      <w:r>
-        <w:rPr>
-          <w:b w:val="0"/>
-        </w:rPr>
-        <w:t xml:space="preserve">2. This one example guarantees correct results for every future </w:t>
-      </w:r>
-      <w:r>
-        <w:rPr>
-          <w:b/>
-        </w:rPr>
-        <w:t>input</w:t>
-      </w:r>
-      <w:r>
-        <w:rPr>
-          <w:b w:val="0"/>
-        </w:rPr>
-        <w:t>.</w:t>
-      </w:r>
-    </w:p>
-    <w:p>
-      <w:pPr>
-        <w:spacing w:line="336" w:lineRule="auto" w:after="180"/>
-        <w:shd w:fill="F4F9FC"/>
-      </w:pPr>
-      <w:r>
-        <w:rPr>
-          <w:b w:val="0"/>
-        </w:rPr>
-        <w:t>3. Trace A becomes invalid at checking→done under the revised table.</w:t>
-      </w:r>
-    </w:p>
-    <w:p>
-      <w:pPr>
-        <w:pStyle w:val="Heading3"/>
-      </w:pPr>
-      <w:r>
-        <w:t>My selected conclusion, deciding fact and explanation</w:t>
-      </w:r>
-    </w:p>
-    <w:p>
-      <w:r>
-        <w:t>________________________________________________________________</w:t>
-      </w:r>
-    </w:p>
-    <w:p>
-      <w:r>
-        <w:t>________________________________________________________________</w:t>
-      </w:r>
-    </w:p>
-    <w:p>
-      <w:r>
-        <w:t>________________________________________________________________</w:t>
-      </w:r>
-    </w:p>
-    <w:p>
-      <w:r>
-        <w:t>________________________________________________________________</w:t>
-      </w:r>
-    </w:p>
-    <w:p>
-      <w:r>
-        <w:t>________________________________________________________________</w:t>
-      </w:r>
-    </w:p>
-    <w:p>
-      <w:pPr>
-        <w:pStyle w:val="Heading3"/>
-      </w:pPr>
-      <w:r>
-        <w:t>Hint · try first</w:t>
-      </w:r>
-    </w:p>
-    <w:p>
-      <w:pPr>
-        <w:spacing w:line="336" w:lineRule="auto" w:after="180"/>
-        <w:shd w:fill="F1F6F8"/>
-      </w:pPr>
-      <w:r>
-        <w:rPr>
-          <w:b w:val="0"/>
-        </w:rPr>
-        <w:t>Hint if needed: Use the changed condition and the deciding step in the pictorial trace. The answer must say what follows from those facts.</w:t>
-      </w:r>
-    </w:p>
-    <w:p>
-      <w:pPr>
-        <w:pStyle w:val="Heading3"/>
-      </w:pPr>
-      <w:r>
-        <w:t>Feedback · compare after trying</w:t>
-      </w:r>
-    </w:p>
-    <w:p>
-      <w:pPr>
-        <w:spacing w:line="336" w:lineRule="auto" w:after="180"/>
-        <w:shd w:fill="F1F6FC"/>
-      </w:pPr>
-      <w:r>
-        <w:rPr>
-          <w:b w:val="0"/>
-        </w:rPr>
-        <w:t xml:space="preserve">After your attempt, compare with the supported explanation: Trace A becomes invalid at checking→done under the revised table. A required new </w:t>
-      </w:r>
-      <w:r>
-        <w:rPr>
-          <w:b/>
-        </w:rPr>
-        <w:t>transition</w:t>
-      </w:r>
-      <w:r>
-        <w:rPr>
-          <w:b w:val="0"/>
-        </w:rPr>
-        <w:t xml:space="preserve"> changes what constitutes a complete run.</w:t>
-      </w:r>
-    </w:p>
-    <w:p>
-      <w:pPr>
-        <w:pStyle w:val="Heading3"/>
-      </w:pPr>
-      <w:r>
-        <w:t>Repair a missing building block</w:t>
-      </w:r>
-    </w:p>
-    <w:p>
-      <w:pPr>
-        <w:spacing w:line="336" w:lineRule="auto" w:after="180"/>
-      </w:pPr>
-      <w:r>
-        <w:rPr>
-          <w:b w:val="0"/>
-        </w:rPr>
-        <w:t xml:space="preserve">Review </w:t>
-      </w:r>
-      <w:r>
-        <w:rPr>
-          <w:b/>
-        </w:rPr>
-        <w:t>Evidence</w:t>
-      </w:r>
-      <w:r>
-        <w:rPr>
-          <w:b w:val="0"/>
-        </w:rPr>
-        <w:t xml:space="preserve"> and Sources (ai-2/29). Goal: Explain the </w:t>
-      </w:r>
-      <w:r>
-        <w:rPr>
-          <w:b/>
-        </w:rPr>
-        <w:t>mechanism</w:t>
-      </w:r>
-      <w:r>
-        <w:rPr>
-          <w:b w:val="0"/>
-        </w:rPr>
-        <w:t xml:space="preserve"> and terminology of claim support and citation evaluation.</w:t>
-      </w:r>
-    </w:p>
-    <w:p>
-      <w:pPr>
-        <w:spacing w:line="336" w:lineRule="auto" w:after="180"/>
-      </w:pPr>
-      <w:r>
-        <w:rPr>
-          <w:b w:val="0"/>
-        </w:rPr>
-        <w:t>Short practice: Why is the original answer not fully supported despite having citations on every claim?. Return to this week and explain what you changed.</w:t>
-      </w:r>
-    </w:p>
-    <w:p>
-      <w:pPr>
-        <w:spacing w:line="336" w:lineRule="auto" w:after="180"/>
-      </w:pPr>
-      <w:r>
-        <w:rPr>
-          <w:b w:val="0"/>
-        </w:rPr>
-        <w:t xml:space="preserve">Review Predictive vs Generative (ai-2/27). Goal: Distinguish discriminative </w:t>
-      </w:r>
-      <w:r>
-        <w:rPr>
-          <w:b/>
-        </w:rPr>
-        <w:t>prediction</w:t>
-      </w:r>
-      <w:r>
-        <w:rPr>
-          <w:b w:val="0"/>
-        </w:rPr>
-        <w:t xml:space="preserve"> from generation by inspecting the requested </w:t>
-      </w:r>
-      <w:r>
-        <w:rPr>
-          <w:b/>
-        </w:rPr>
-        <w:t>output</w:t>
-      </w:r>
-      <w:r>
-        <w:rPr>
-          <w:b w:val="0"/>
-        </w:rPr>
-        <w:t>.</w:t>
-      </w:r>
-    </w:p>
-    <w:p>
-      <w:pPr>
-        <w:spacing w:line="336" w:lineRule="auto" w:after="180"/>
-      </w:pPr>
-      <w:r>
-        <w:rPr>
-          <w:b w:val="0"/>
-        </w:rPr>
-        <w:t>Short practice: Does matching the physical box in the changed table prove the generator measures boxes?. Return to this week and explain what you changed.</w:t>
-      </w:r>
-    </w:p>
-    <w:p>
-      <w:pPr>
-        <w:spacing w:line="336" w:lineRule="auto" w:after="180"/>
-      </w:pPr>
-      <w:r>
-        <w:rPr>
-          <w:b w:val="0"/>
-        </w:rPr>
-        <w:t>Review Feedback Loops (ai-2/24). Goal: Implement a deterministic recommender. Short practice: What extra field would reveal why comparing raw clicks is misleading?. Return to this week and explain what you changed.</w:t>
-      </w:r>
-    </w:p>
-    <w:p>
-      <w:pPr>
-        <w:pStyle w:val="Heading3"/>
-      </w:pPr>
-      <w:r>
-        <w:t>Predict, run and debug</w:t>
-      </w:r>
-    </w:p>
-    <w:p>
-      <w:pPr>
-        <w:spacing w:line="336" w:lineRule="auto" w:after="180"/>
-      </w:pPr>
-      <w:r>
-        <w:rPr>
-          <w:b w:val="0"/>
-        </w:rPr>
-        <w:t xml:space="preserve">The browser lab lets you edit the supported Python examples already included in this lesson. Predict first, run, inspect the actual </w:t>
-      </w:r>
-      <w:r>
-        <w:rPr>
-          <w:b/>
-        </w:rPr>
-        <w:t>output</w:t>
-      </w:r>
-      <w:r>
-        <w:rPr>
-          <w:b w:val="0"/>
-        </w:rPr>
-        <w:t xml:space="preserve"> or error, change one </w:t>
-      </w:r>
-      <w:r>
-        <w:rPr>
-          <w:b/>
-        </w:rPr>
-        <w:t>input</w:t>
-      </w:r>
-      <w:r>
-        <w:rPr>
-          <w:b w:val="0"/>
-        </w:rPr>
-        <w:t>, then run again.</w:t>
-      </w:r>
-    </w:p>
-    <w:p>
-      <w:pPr>
-        <w:spacing w:line="336" w:lineRule="auto" w:after="180"/>
-      </w:pPr>
-      <w:r>
-        <w:rPr>
-          <w:b w:val="0"/>
-        </w:rPr>
-        <w:t xml:space="preserve">Keep code, </w:t>
-      </w:r>
-      <w:r>
-        <w:rPr>
-          <w:b/>
-        </w:rPr>
-        <w:t>prediction</w:t>
-      </w:r>
-      <w:r>
-        <w:rPr>
-          <w:b w:val="0"/>
-        </w:rPr>
-        <w:t>s, actual results and a reasoned revision together. On paper, label your result as a trace rather than an execution.</w:t>
-      </w:r>
-    </w:p>
-    <w:p>
-      <w:pPr>
-        <w:pStyle w:val="Heading3"/>
-      </w:pPr>
-      <w:r>
         <w:t>Keep your completed work</w:t>
       </w:r>
     </w:p>
     <w:p>
       <w:pPr>
-        <w:spacing w:line="336" w:lineRule="auto" w:after="180"/>
-      </w:pPr>
-      <w:r>
-        <w:rPr>
-          <w:b w:val="0"/>
-        </w:rPr>
-        <w:t xml:space="preserve">Use Download completed work in the hosted lesson to export your answers, reflections, practice feedback and code-run </w:t>
-      </w:r>
-      <w:r>
-        <w:rPr>
-          <w:b/>
-        </w:rPr>
-        <w:t>evidence</w:t>
-      </w:r>
-      <w:r>
-        <w:rPr>
-          <w:b w:val="0"/>
-        </w:rPr>
-        <w:t>. Open the HTML copy to read or print it.</w:t>
-      </w:r>
-    </w:p>
-    <w:p>
-      <w:pPr>
-        <w:spacing w:line="336" w:lineRule="auto" w:after="180"/>
-      </w:pPr>
-      <w:r>
-        <w:rPr>
-          <w:b w:val="0"/>
-        </w:rPr>
-        <w:t>Drafts stay in this browser when storage is available; clear drafts on a shared device.</w:t>
-      </w:r>
-    </w:p>
-    <w:p>
-      <w:pPr>
-        <w:pStyle w:val="Heading3"/>
-      </w:pPr>
-      <w:r>
-        <w:t>What I repaired, the evidence I kept and the next test</w:t>
-      </w:r>
-    </w:p>
-    <w:p>
-      <w:r>
-        <w:t>________________________________________________________________</w:t>
-      </w:r>
-    </w:p>
-    <w:p>
-      <w:r>
-        <w:t>________________________________________________________________</w:t>
-      </w:r>
-    </w:p>
-    <w:p>
-      <w:r>
-        <w:t>________________________________________________________________</w:t>
-      </w:r>
-    </w:p>
-    <w:p>
-      <w:r>
-        <w:t>________________________________________________________________</w:t>
-      </w:r>
-    </w:p>
-    <w:p>
-      <w:r>
-        <w:t>________________________________________________________________</w:t>
-      </w:r>
-    </w:p>
-    <w:p>
-      <w:pPr>
         <w:pStyle w:val="Heading1"/>
       </w:pPr>
       <w:r>
-        <w:t>21. Visual concept journey</w:t>
-      </w:r>
-    </w:p>
-    <w:p>
-      <w:r>
-        <w:t>Explain each Agents and Tools picture from its labels, then record a relevant limit.</w:t>
-      </w:r>
-    </w:p>
-    <w:p>
-      <w:pPr>
-        <w:pStyle w:val="Heading3"/>
+        <w:t>21. Reference · Six-picture response sheets</w:t>
+      </w:r>
+    </w:p>
+    <w:p>
+      <w:r>
+        <w:t>Choose the image that helps rather than repeating all six.</w:t>
+      </w:r>
+    </w:p>
+    <w:p>
+      <w:pPr>
+        <w:pStyle w:val="Heading2"/>
       </w:pPr>
       <w:r>
         <w:t>01. Agents and Tools: the case</w:t>
@@ -2903,7 +2941,6 @@
     <w:p>
       <w:pPr>
         <w:spacing w:line="336" w:lineRule="auto" w:after="180"/>
-        <w:shd w:fill="F5F1FB"/>
       </w:pPr>
       <w:r>
         <w:rPr>
@@ -2942,7 +2979,7 @@
     </w:p>
     <w:p>
       <w:pPr>
-        <w:pStyle w:val="Heading3"/>
+        <w:pStyle w:val="Heading2"/>
       </w:pPr>
       <w:r>
         <w:t>02. Follow the deciding steps</w:t>
@@ -3034,7 +3071,6 @@
     <w:p>
       <w:pPr>
         <w:spacing w:line="336" w:lineRule="auto" w:after="180"/>
-        <w:shd w:fill="F5F1FB"/>
       </w:pPr>
       <w:r>
         <w:rPr>
@@ -3085,7 +3121,7 @@
     </w:p>
     <w:p>
       <w:pPr>
-        <w:pStyle w:val="Heading3"/>
+        <w:pStyle w:val="Heading2"/>
       </w:pPr>
       <w:r>
         <w:t>03. State machines for bounded agents — evidence trace</w:t>
@@ -3241,7 +3277,6 @@
     <w:p>
       <w:pPr>
         <w:spacing w:line="336" w:lineRule="auto" w:after="180"/>
-        <w:shd w:fill="F5F1FB"/>
       </w:pPr>
       <w:r>
         <w:rPr>
@@ -3280,7 +3315,7 @@
     </w:p>
     <w:p>
       <w:pPr>
-        <w:pStyle w:val="Heading3"/>
+        <w:pStyle w:val="Heading2"/>
       </w:pPr>
       <w:r>
         <w:t>04. Change one thing. Trace what follows.</w:t>
@@ -3359,7 +3394,6 @@
     <w:p>
       <w:pPr>
         <w:spacing w:line="336" w:lineRule="auto" w:after="180"/>
-        <w:shd w:fill="F5F1FB"/>
       </w:pPr>
       <w:r>
         <w:rPr>
@@ -3398,7 +3432,7 @@
     </w:p>
     <w:p>
       <w:pPr>
-        <w:pStyle w:val="Heading3"/>
+        <w:pStyle w:val="Heading2"/>
       </w:pPr>
       <w:r>
         <w:t>05. Connect the explanation to its limit</w:t>
@@ -3536,7 +3570,6 @@
     <w:p>
       <w:pPr>
         <w:spacing w:line="336" w:lineRule="auto" w:after="180"/>
-        <w:shd w:fill="F5F1FB"/>
       </w:pPr>
       <w:r>
         <w:rPr>
@@ -3575,7 +3608,7 @@
     </w:p>
     <w:p>
       <w:pPr>
-        <w:pStyle w:val="Heading3"/>
+        <w:pStyle w:val="Heading2"/>
       </w:pPr>
       <w:r>
         <w:t>06. Make the idea visible in your project</w:t>
@@ -3620,7 +3653,6 @@
     <w:p>
       <w:pPr>
         <w:spacing w:line="336" w:lineRule="auto" w:after="180"/>
-        <w:shd w:fill="F5F1FB"/>
       </w:pPr>
       <w:r>
         <w:rPr>
@@ -3656,7 +3688,6 @@
     <w:p>
       <w:pPr>
         <w:spacing w:line="336" w:lineRule="auto" w:after="180"/>
-        <w:shd w:fill="F5F1FB"/>
       </w:pPr>
       <w:r>
         <w:rPr>
@@ -3680,7 +3711,6 @@
     <w:p>
       <w:pPr>
         <w:spacing w:line="336" w:lineRule="auto" w:after="180"/>
-        <w:shd w:fill="F5F1FB"/>
       </w:pPr>
       <w:r>
         <w:rPr>
@@ -3727,6 +3757,62 @@
     <w:p>
       <w:r>
         <w:t>________________________________________________________________</w:t>
+      </w:r>
+    </w:p>
+    <w:p>
+      <w:pPr>
+        <w:pStyle w:val="Heading2"/>
+      </w:pPr>
+      <w:r>
+        <w:t>Earlier wording, alternatives and picture transcripts · reference / check after trying</w:t>
+      </w:r>
+    </w:p>
+    <w:p>
+      <w:pPr>
+        <w:pStyle w:val="Heading3"/>
+      </w:pPr>
+      <w:r>
+        <w:t>01. Agents and Tools: the case</w:t>
+      </w:r>
+    </w:p>
+    <w:p>
+      <w:pPr>
+        <w:pStyle w:val="Heading3"/>
+      </w:pPr>
+      <w:r>
+        <w:t>02. Follow the deciding steps</w:t>
+      </w:r>
+    </w:p>
+    <w:p>
+      <w:pPr>
+        <w:pStyle w:val="Heading3"/>
+      </w:pPr>
+      <w:r>
+        <w:t>03. State machines for bounded agents — evidence trace</w:t>
+      </w:r>
+    </w:p>
+    <w:p>
+      <w:pPr>
+        <w:pStyle w:val="Heading3"/>
+      </w:pPr>
+      <w:r>
+        <w:t>04. Change one thing. Trace what follows.</w:t>
+      </w:r>
+    </w:p>
+    <w:p>
+      <w:pPr>
+        <w:pStyle w:val="Heading3"/>
+      </w:pPr>
+      <w:r>
+        <w:t>05. Connect the explanation to its limit</w:t>
+      </w:r>
+    </w:p>
+    <w:p>
+      <w:pPr>
+        <w:pStyle w:val="Heading3"/>
+      </w:pPr>
+      <w:r>
+        <w:t>06. Make the idea visible in your project</w:t>
       </w:r>
     </w:p>
     <w:sectPr>
